--- a/z reports/CHY report w10 - massive.docx
+++ b/z reports/CHY report w10 - massive.docx
@@ -252,6 +252,9 @@
             <w:r>
               <w:t>-based structured pruning</w:t>
             </w:r>
+            <w:r>
+              <w:t xml:space="preserve"> (pending)</w:t>
+            </w:r>
           </w:p>
         </w:tc>
         <w:tc>
@@ -311,6 +314,9 @@
             <w:r>
               <w:t>31</w:t>
             </w:r>
+            <w:r>
+              <w:t xml:space="preserve"> – 32</w:t>
+            </w:r>
           </w:p>
           <w:p/>
         </w:tc>
@@ -341,7 +347,16 @@
           </w:tcPr>
           <w:p>
             <w:r>
-              <w:t>32</w:t>
+              <w:t>3</w:t>
+            </w:r>
+            <w:r>
+              <w:t>3</w:t>
+            </w:r>
+            <w:r>
+              <w:t xml:space="preserve"> – 3</w:t>
+            </w:r>
+            <w:r>
+              <w:t>4</w:t>
             </w:r>
           </w:p>
           <w:p/>
@@ -364,7 +379,10 @@
           </w:tcPr>
           <w:p>
             <w:r>
-              <w:t>33</w:t>
+              <w:t>3</w:t>
+            </w:r>
+            <w:r>
+              <w:t>5</w:t>
             </w:r>
           </w:p>
           <w:p/>
@@ -723,7 +741,7 @@
         <w:pStyle w:val="ListParagraph"/>
         <w:numPr>
           <w:ilvl w:val="0"/>
-          <w:numId w:val="8"/>
+          <w:numId w:val="7"/>
         </w:numPr>
       </w:pPr>
       <m:oMath>
@@ -768,7 +786,7 @@
         <w:pStyle w:val="ListParagraph"/>
         <w:numPr>
           <w:ilvl w:val="0"/>
-          <w:numId w:val="8"/>
+          <w:numId w:val="7"/>
         </w:numPr>
       </w:pPr>
       <m:oMath>
@@ -3209,7 +3227,7 @@
         <w:pStyle w:val="ListParagraph"/>
         <w:numPr>
           <w:ilvl w:val="0"/>
-          <w:numId w:val="6"/>
+          <w:numId w:val="5"/>
         </w:numPr>
       </w:pPr>
       <w:r>
@@ -3221,7 +3239,7 @@
         <w:pStyle w:val="ListParagraph"/>
         <w:numPr>
           <w:ilvl w:val="0"/>
-          <w:numId w:val="6"/>
+          <w:numId w:val="5"/>
         </w:numPr>
       </w:pPr>
       <w:r>
@@ -3233,7 +3251,7 @@
         <w:pStyle w:val="ListParagraph"/>
         <w:numPr>
           <w:ilvl w:val="0"/>
-          <w:numId w:val="6"/>
+          <w:numId w:val="5"/>
         </w:numPr>
       </w:pPr>
       <w:r>
@@ -5403,7 +5421,7 @@
         <w:pStyle w:val="ListParagraph"/>
         <w:numPr>
           <w:ilvl w:val="0"/>
-          <w:numId w:val="7"/>
+          <w:numId w:val="6"/>
         </w:numPr>
       </w:pPr>
       <w:r>
@@ -5415,7 +5433,7 @@
         <w:pStyle w:val="ListParagraph"/>
         <w:numPr>
           <w:ilvl w:val="0"/>
-          <w:numId w:val="7"/>
+          <w:numId w:val="6"/>
         </w:numPr>
       </w:pPr>
       <w:r>
@@ -5427,7 +5445,7 @@
         <w:pStyle w:val="ListParagraph"/>
         <w:numPr>
           <w:ilvl w:val="0"/>
-          <w:numId w:val="7"/>
+          <w:numId w:val="6"/>
         </w:numPr>
       </w:pPr>
       <w:r>
@@ -5442,7 +5460,7 @@
         <w:pStyle w:val="ListParagraph"/>
         <w:numPr>
           <w:ilvl w:val="0"/>
-          <w:numId w:val="7"/>
+          <w:numId w:val="6"/>
         </w:numPr>
       </w:pPr>
       <w:r>
@@ -5454,7 +5472,7 @@
         <w:pStyle w:val="ListParagraph"/>
         <w:numPr>
           <w:ilvl w:val="0"/>
-          <w:numId w:val="7"/>
+          <w:numId w:val="6"/>
         </w:numPr>
       </w:pPr>
       <w:r>
@@ -6718,7 +6736,7 @@
       <w:pPr>
         <w:numPr>
           <w:ilvl w:val="0"/>
-          <w:numId w:val="9"/>
+          <w:numId w:val="8"/>
         </w:numPr>
         <w:tabs>
           <w:tab w:val="clear" w:pos="360"/>
@@ -6733,7 +6751,7 @@
       <w:pPr>
         <w:numPr>
           <w:ilvl w:val="0"/>
-          <w:numId w:val="9"/>
+          <w:numId w:val="8"/>
         </w:numPr>
         <w:tabs>
           <w:tab w:val="clear" w:pos="360"/>
@@ -6751,7 +6769,7 @@
       <w:pPr>
         <w:numPr>
           <w:ilvl w:val="0"/>
-          <w:numId w:val="9"/>
+          <w:numId w:val="8"/>
         </w:numPr>
         <w:tabs>
           <w:tab w:val="clear" w:pos="360"/>
@@ -6766,7 +6784,7 @@
       <w:pPr>
         <w:numPr>
           <w:ilvl w:val="0"/>
-          <w:numId w:val="9"/>
+          <w:numId w:val="8"/>
         </w:numPr>
         <w:tabs>
           <w:tab w:val="clear" w:pos="360"/>
@@ -7185,7 +7203,7 @@
         <w:pStyle w:val="ListParagraph"/>
         <w:numPr>
           <w:ilvl w:val="0"/>
-          <w:numId w:val="23"/>
+          <w:numId w:val="12"/>
         </w:numPr>
       </w:pPr>
       <w:r>
@@ -7197,7 +7215,7 @@
         <w:pStyle w:val="ListParagraph"/>
         <w:numPr>
           <w:ilvl w:val="0"/>
-          <w:numId w:val="23"/>
+          <w:numId w:val="12"/>
         </w:numPr>
       </w:pPr>
       <w:r>
@@ -7209,7 +7227,7 @@
         <w:pStyle w:val="ListParagraph"/>
         <w:numPr>
           <w:ilvl w:val="0"/>
-          <w:numId w:val="23"/>
+          <w:numId w:val="12"/>
         </w:numPr>
       </w:pPr>
       <w:r>
@@ -7285,7 +7303,7 @@
         <w:pStyle w:val="ListParagraph"/>
         <w:numPr>
           <w:ilvl w:val="0"/>
-          <w:numId w:val="24"/>
+          <w:numId w:val="13"/>
         </w:numPr>
       </w:pPr>
       <w:r>
@@ -7297,7 +7315,7 @@
         <w:pStyle w:val="ListParagraph"/>
         <w:numPr>
           <w:ilvl w:val="0"/>
-          <w:numId w:val="24"/>
+          <w:numId w:val="13"/>
         </w:numPr>
       </w:pPr>
       <w:r>
@@ -7309,7 +7327,7 @@
         <w:pStyle w:val="ListParagraph"/>
         <w:numPr>
           <w:ilvl w:val="0"/>
-          <w:numId w:val="24"/>
+          <w:numId w:val="13"/>
         </w:numPr>
       </w:pPr>
       <w:r>
@@ -7321,7 +7339,7 @@
         <w:pStyle w:val="ListParagraph"/>
         <w:numPr>
           <w:ilvl w:val="0"/>
-          <w:numId w:val="24"/>
+          <w:numId w:val="13"/>
         </w:numPr>
       </w:pPr>
       <w:r>
@@ -7490,7 +7508,7 @@
         <w:pStyle w:val="ListParagraph"/>
         <w:numPr>
           <w:ilvl w:val="0"/>
-          <w:numId w:val="26"/>
+          <w:numId w:val="14"/>
         </w:numPr>
       </w:pPr>
       <w:r>
@@ -7505,7 +7523,7 @@
         <w:pStyle w:val="ListParagraph"/>
         <w:numPr>
           <w:ilvl w:val="0"/>
-          <w:numId w:val="26"/>
+          <w:numId w:val="14"/>
         </w:numPr>
       </w:pPr>
       <w:r>
@@ -7647,7 +7665,7 @@
         <w:pStyle w:val="ListParagraph"/>
         <w:numPr>
           <w:ilvl w:val="0"/>
-          <w:numId w:val="27"/>
+          <w:numId w:val="15"/>
         </w:numPr>
       </w:pPr>
       <w:r>
@@ -7659,7 +7677,7 @@
         <w:pStyle w:val="ListParagraph"/>
         <w:numPr>
           <w:ilvl w:val="0"/>
-          <w:numId w:val="27"/>
+          <w:numId w:val="15"/>
         </w:numPr>
       </w:pPr>
       <w:r>
@@ -7671,7 +7689,7 @@
         <w:pStyle w:val="ListParagraph"/>
         <w:numPr>
           <w:ilvl w:val="0"/>
-          <w:numId w:val="27"/>
+          <w:numId w:val="15"/>
         </w:numPr>
       </w:pPr>
       <w:r>
@@ -7683,7 +7701,7 @@
         <w:pStyle w:val="ListParagraph"/>
         <w:numPr>
           <w:ilvl w:val="0"/>
-          <w:numId w:val="27"/>
+          <w:numId w:val="15"/>
         </w:numPr>
       </w:pPr>
       <w:r>
@@ -7695,7 +7713,7 @@
         <w:pStyle w:val="ListParagraph"/>
         <w:numPr>
           <w:ilvl w:val="0"/>
-          <w:numId w:val="27"/>
+          <w:numId w:val="15"/>
         </w:numPr>
       </w:pPr>
       <w:r>
@@ -7707,7 +7725,7 @@
         <w:pStyle w:val="ListParagraph"/>
         <w:numPr>
           <w:ilvl w:val="0"/>
-          <w:numId w:val="27"/>
+          <w:numId w:val="15"/>
         </w:numPr>
       </w:pPr>
       <w:r>
@@ -7719,7 +7737,7 @@
         <w:pStyle w:val="ListParagraph"/>
         <w:numPr>
           <w:ilvl w:val="0"/>
-          <w:numId w:val="27"/>
+          <w:numId w:val="15"/>
         </w:numPr>
       </w:pPr>
       <w:r>
@@ -7731,7 +7749,7 @@
         <w:pStyle w:val="ListParagraph"/>
         <w:numPr>
           <w:ilvl w:val="0"/>
-          <w:numId w:val="27"/>
+          <w:numId w:val="15"/>
         </w:numPr>
       </w:pPr>
       <w:r>
@@ -7743,7 +7761,7 @@
         <w:pStyle w:val="ListParagraph"/>
         <w:numPr>
           <w:ilvl w:val="0"/>
-          <w:numId w:val="27"/>
+          <w:numId w:val="15"/>
         </w:numPr>
       </w:pPr>
       <w:r>
@@ -7755,7 +7773,7 @@
         <w:pStyle w:val="ListParagraph"/>
         <w:numPr>
           <w:ilvl w:val="0"/>
-          <w:numId w:val="27"/>
+          <w:numId w:val="15"/>
         </w:numPr>
       </w:pPr>
       <w:r>
@@ -9617,7 +9635,7 @@
       <w:pPr>
         <w:numPr>
           <w:ilvl w:val="0"/>
-          <w:numId w:val="15"/>
+          <w:numId w:val="9"/>
         </w:numPr>
       </w:pPr>
       <w:r>
@@ -9642,7 +9660,7 @@
       <w:pPr>
         <w:numPr>
           <w:ilvl w:val="0"/>
-          <w:numId w:val="15"/>
+          <w:numId w:val="9"/>
         </w:numPr>
       </w:pPr>
       <w:r>
@@ -9660,7 +9678,7 @@
       <w:pPr>
         <w:numPr>
           <w:ilvl w:val="0"/>
-          <w:numId w:val="15"/>
+          <w:numId w:val="9"/>
         </w:numPr>
       </w:pPr>
       <w:r>
@@ -10084,7 +10102,7 @@
       <w:pPr>
         <w:numPr>
           <w:ilvl w:val="0"/>
-          <w:numId w:val="16"/>
+          <w:numId w:val="10"/>
         </w:numPr>
       </w:pPr>
       <w:r>
@@ -10112,7 +10130,7 @@
       <w:pPr>
         <w:numPr>
           <w:ilvl w:val="0"/>
-          <w:numId w:val="16"/>
+          <w:numId w:val="10"/>
         </w:numPr>
       </w:pPr>
       <w:r>
@@ -10130,7 +10148,7 @@
       <w:pPr>
         <w:numPr>
           <w:ilvl w:val="0"/>
-          <w:numId w:val="16"/>
+          <w:numId w:val="10"/>
         </w:numPr>
       </w:pPr>
       <w:r>
@@ -11144,7 +11162,7 @@
         <w:pStyle w:val="ListParagraph"/>
         <w:numPr>
           <w:ilvl w:val="0"/>
-          <w:numId w:val="28"/>
+          <w:numId w:val="16"/>
         </w:numPr>
       </w:pPr>
       <w:r>
@@ -11156,7 +11174,7 @@
         <w:pStyle w:val="ListParagraph"/>
         <w:numPr>
           <w:ilvl w:val="0"/>
-          <w:numId w:val="28"/>
+          <w:numId w:val="16"/>
         </w:numPr>
       </w:pPr>
       <w:r>
@@ -11275,7 +11293,7 @@
         <w:pStyle w:val="ListParagraph"/>
         <w:numPr>
           <w:ilvl w:val="0"/>
-          <w:numId w:val="29"/>
+          <w:numId w:val="17"/>
         </w:numPr>
       </w:pPr>
       <w:r>
@@ -11287,7 +11305,7 @@
         <w:pStyle w:val="ListParagraph"/>
         <w:numPr>
           <w:ilvl w:val="0"/>
-          <w:numId w:val="29"/>
+          <w:numId w:val="17"/>
         </w:numPr>
       </w:pPr>
       <w:r>
@@ -11304,7 +11322,7 @@
         <w:pStyle w:val="ListParagraph"/>
         <w:numPr>
           <w:ilvl w:val="0"/>
-          <w:numId w:val="29"/>
+          <w:numId w:val="17"/>
         </w:numPr>
       </w:pPr>
       <w:r>
@@ -11316,7 +11334,7 @@
         <w:pStyle w:val="ListParagraph"/>
         <w:numPr>
           <w:ilvl w:val="0"/>
-          <w:numId w:val="29"/>
+          <w:numId w:val="17"/>
         </w:numPr>
       </w:pPr>
       <w:r>
@@ -11955,7 +11973,7 @@
       <w:pPr>
         <w:numPr>
           <w:ilvl w:val="0"/>
-          <w:numId w:val="20"/>
+          <w:numId w:val="11"/>
         </w:numPr>
         <w:tabs>
           <w:tab w:val="clear" w:pos="360"/>
@@ -11980,7 +11998,7 @@
       <w:pPr>
         <w:numPr>
           <w:ilvl w:val="0"/>
-          <w:numId w:val="20"/>
+          <w:numId w:val="11"/>
         </w:numPr>
         <w:tabs>
           <w:tab w:val="clear" w:pos="360"/>
@@ -12011,7 +12029,7 @@
       <w:pPr>
         <w:numPr>
           <w:ilvl w:val="0"/>
-          <w:numId w:val="20"/>
+          <w:numId w:val="11"/>
         </w:numPr>
         <w:tabs>
           <w:tab w:val="clear" w:pos="360"/>
@@ -12033,7 +12051,7 @@
       <w:pPr>
         <w:numPr>
           <w:ilvl w:val="0"/>
-          <w:numId w:val="20"/>
+          <w:numId w:val="11"/>
         </w:numPr>
         <w:tabs>
           <w:tab w:val="clear" w:pos="360"/>
@@ -12064,7 +12082,7 @@
         <w:pStyle w:val="ListParagraph"/>
         <w:numPr>
           <w:ilvl w:val="0"/>
-          <w:numId w:val="30"/>
+          <w:numId w:val="18"/>
         </w:numPr>
       </w:pPr>
       <w:r>
@@ -12106,7 +12124,7 @@
         <w:pStyle w:val="ListParagraph"/>
         <w:numPr>
           <w:ilvl w:val="0"/>
-          <w:numId w:val="30"/>
+          <w:numId w:val="18"/>
         </w:numPr>
       </w:pPr>
       <w:r>
@@ -13301,7 +13319,7 @@
         <w:pStyle w:val="ListParagraph"/>
         <w:numPr>
           <w:ilvl w:val="0"/>
-          <w:numId w:val="31"/>
+          <w:numId w:val="19"/>
         </w:numPr>
       </w:pPr>
       <w:r>
@@ -13313,7 +13331,7 @@
         <w:pStyle w:val="ListParagraph"/>
         <w:numPr>
           <w:ilvl w:val="0"/>
-          <w:numId w:val="31"/>
+          <w:numId w:val="19"/>
         </w:numPr>
       </w:pPr>
       <w:r>
@@ -13325,7 +13343,7 @@
         <w:pStyle w:val="ListParagraph"/>
         <w:numPr>
           <w:ilvl w:val="0"/>
-          <w:numId w:val="31"/>
+          <w:numId w:val="19"/>
         </w:numPr>
       </w:pPr>
       <w:r>
@@ -13337,7 +13355,7 @@
         <w:pStyle w:val="ListParagraph"/>
         <w:numPr>
           <w:ilvl w:val="0"/>
-          <w:numId w:val="31"/>
+          <w:numId w:val="19"/>
         </w:numPr>
       </w:pPr>
       <w:r>
@@ -13349,7 +13367,7 @@
         <w:pStyle w:val="ListParagraph"/>
         <w:numPr>
           <w:ilvl w:val="0"/>
-          <w:numId w:val="31"/>
+          <w:numId w:val="19"/>
         </w:numPr>
       </w:pPr>
       <w:r>
@@ -19266,7 +19284,7 @@
         <w:pStyle w:val="ListParagraph"/>
         <w:numPr>
           <w:ilvl w:val="0"/>
-          <w:numId w:val="5"/>
+          <w:numId w:val="4"/>
         </w:numPr>
       </w:pPr>
       <w:r>
@@ -19292,7 +19310,7 @@
         <w:pStyle w:val="ListParagraph"/>
         <w:numPr>
           <w:ilvl w:val="0"/>
-          <w:numId w:val="5"/>
+          <w:numId w:val="4"/>
         </w:numPr>
       </w:pPr>
       <w:r>
@@ -19323,7 +19341,7 @@
         <w:pStyle w:val="ListParagraph"/>
         <w:numPr>
           <w:ilvl w:val="0"/>
-          <w:numId w:val="5"/>
+          <w:numId w:val="4"/>
         </w:numPr>
       </w:pPr>
       <w:r>
@@ -19348,7 +19366,7 @@
         <w:pStyle w:val="ListParagraph"/>
         <w:numPr>
           <w:ilvl w:val="0"/>
-          <w:numId w:val="5"/>
+          <w:numId w:val="4"/>
         </w:numPr>
       </w:pPr>
       <w:r>
@@ -19374,7 +19392,7 @@
         <w:pStyle w:val="ListParagraph"/>
         <w:numPr>
           <w:ilvl w:val="0"/>
-          <w:numId w:val="5"/>
+          <w:numId w:val="4"/>
         </w:numPr>
       </w:pPr>
       <w:r>
@@ -23441,7 +23459,7 @@
         <w:pStyle w:val="ListParagraph"/>
         <w:numPr>
           <w:ilvl w:val="0"/>
-          <w:numId w:val="48"/>
+          <w:numId w:val="20"/>
         </w:numPr>
       </w:pPr>
       <w:r>
@@ -23530,10 +23548,281 @@
         <w:t>. Summary</w:t>
       </w:r>
     </w:p>
+    <w:p>
+      <w:pPr>
+        <w:rPr>
+          <w:b/>
+          <w:bCs/>
+          <w:sz w:val="32"/>
+          <w:szCs w:val="28"/>
+        </w:rPr>
+      </w:pPr>
+      <w:r>
+        <w:rPr>
+          <w:b/>
+          <w:bCs/>
+          <w:sz w:val="32"/>
+          <w:szCs w:val="28"/>
+        </w:rPr>
+        <w:t xml:space="preserve">8.1 </w:t>
+      </w:r>
+      <w:r>
+        <w:rPr>
+          <w:b/>
+          <w:bCs/>
+          <w:sz w:val="32"/>
+          <w:szCs w:val="28"/>
+        </w:rPr>
+        <w:t>Competitor: Snow Aware</w:t>
+      </w:r>
+      <w:r>
+        <w:rPr>
+          <w:b/>
+          <w:bCs/>
+          <w:sz w:val="32"/>
+          <w:szCs w:val="28"/>
+        </w:rPr>
+        <w:t xml:space="preserve"> </w:t>
+      </w:r>
+      <w:r>
+        <w:rPr>
+          <w:b/>
+          <w:bCs/>
+          <w:sz w:val="32"/>
+          <w:szCs w:val="28"/>
+        </w:rPr>
+        <w:t>(CF YOLO)</w:t>
+      </w:r>
+    </w:p>
+    <w:p>
+      <w:pPr>
+        <w:pStyle w:val="ListParagraph"/>
+        <w:numPr>
+          <w:ilvl w:val="0"/>
+          <w:numId w:val="22"/>
+        </w:numPr>
+      </w:pPr>
+      <w:r>
+        <w:t>CF-YOLO improves snowy-</w:t>
+      </w:r>
+      <w:proofErr w:type="gramStart"/>
+      <w:r>
+        <w:t>condition</w:t>
+      </w:r>
+      <w:proofErr w:type="gramEnd"/>
+      <w:r>
+        <w:t xml:space="preserve"> detection by replacing the YOLOv5s neck with Cross Fusion blocks that combine features from multiple backbone levels.</w:t>
+      </w:r>
+    </w:p>
     <w:p/>
+    <w:p>
+      <w:pPr>
+        <w:pStyle w:val="ListParagraph"/>
+        <w:numPr>
+          <w:ilvl w:val="0"/>
+          <w:numId w:val="22"/>
+        </w:numPr>
+      </w:pPr>
+      <w:r>
+        <w:t>The RSOD dataset contains 2,100 real snow images and divides them into four difficulty levels, showing that detection accuracy generally decreases as snow severity increases.</w:t>
+      </w:r>
+    </w:p>
     <w:p/>
+    <w:p>
+      <w:pPr>
+        <w:pStyle w:val="ListParagraph"/>
+        <w:numPr>
+          <w:ilvl w:val="0"/>
+          <w:numId w:val="22"/>
+        </w:numPr>
+      </w:pPr>
+      <w:r>
+        <w:t>Snow-specific training produces large accuracy improvements, which supports evaluating and training the model separately on the GEN and SNOW datasets.</w:t>
+      </w:r>
+    </w:p>
     <w:p/>
     <w:p>
+      <w:pPr>
+        <w:pStyle w:val="ListParagraph"/>
+        <w:numPr>
+          <w:ilvl w:val="0"/>
+          <w:numId w:val="22"/>
+        </w:numPr>
+      </w:pPr>
+      <w:r>
+        <w:t>Although CF-YOLO improves snow detection, it is not a compressed model because it has more parameters and lower FPS than the original YOLOv5s.</w:t>
+      </w:r>
+    </w:p>
+    <w:p/>
+    <w:p>
+      <w:pPr>
+        <w:rPr>
+          <w:b/>
+          <w:bCs/>
+        </w:rPr>
+      </w:pPr>
+      <w:r>
+        <w:rPr>
+          <w:b/>
+          <w:bCs/>
+          <w:sz w:val="32"/>
+          <w:szCs w:val="28"/>
+        </w:rPr>
+        <w:t>8.</w:t>
+      </w:r>
+      <w:r>
+        <w:rPr>
+          <w:b/>
+          <w:bCs/>
+          <w:sz w:val="32"/>
+          <w:szCs w:val="28"/>
+        </w:rPr>
+        <w:t>2 Competitor: Traffic YOLO Pruning (BDD100K)</w:t>
+      </w:r>
+    </w:p>
+    <w:p>
+      <w:pPr>
+        <w:pStyle w:val="ListParagraph"/>
+        <w:numPr>
+          <w:ilvl w:val="0"/>
+          <w:numId w:val="22"/>
+        </w:numPr>
+      </w:pPr>
+      <w:r>
+        <w:t>The WCE method performs structured channel pruning while protecting features that are important to rare traffic-object classes.</w:t>
+      </w:r>
+    </w:p>
+    <w:p/>
+    <w:p>
+      <w:pPr>
+        <w:pStyle w:val="ListParagraph"/>
+        <w:numPr>
+          <w:ilvl w:val="0"/>
+          <w:numId w:val="22"/>
+        </w:numPr>
+      </w:pPr>
+      <w:r>
+        <w:t>At approximately 50% pruning, WCE removes nearly half of the parameters and FLOPs of YOLOv5l and YOLOv8l while causing only a small overall mAP@0.5 reduction.</w:t>
+      </w:r>
+    </w:p>
+    <w:p/>
+    <w:p>
+      <w:pPr>
+        <w:pStyle w:val="ListParagraph"/>
+        <w:numPr>
+          <w:ilvl w:val="0"/>
+          <w:numId w:val="22"/>
+        </w:numPr>
+      </w:pPr>
+      <w:r>
+        <w:t xml:space="preserve">WCE also improves several minority classes, demonstrating that a good overall </w:t>
+      </w:r>
+      <w:proofErr w:type="spellStart"/>
+      <w:r>
+        <w:t>mAP</w:t>
+      </w:r>
+      <w:proofErr w:type="spellEnd"/>
+      <w:r>
+        <w:t xml:space="preserve"> does not guarantee good performance for smaller but important data groups.</w:t>
+      </w:r>
+    </w:p>
+    <w:p/>
+    <w:p>
+      <w:pPr>
+        <w:pStyle w:val="ListParagraph"/>
+        <w:numPr>
+          <w:ilvl w:val="0"/>
+          <w:numId w:val="22"/>
+        </w:numPr>
+      </w:pPr>
+      <w:r>
+        <w:t>The WCE principle supports our GEN–SNOW framework because general traffic data should not dominate the pruning decision and hide damage to snow-related features.</w:t>
+      </w:r>
+    </w:p>
+    <w:p/>
+    <w:p>
+      <w:pPr>
+        <w:rPr>
+          <w:b/>
+          <w:bCs/>
+        </w:rPr>
+      </w:pPr>
+      <w:r>
+        <w:rPr>
+          <w:b/>
+          <w:bCs/>
+          <w:sz w:val="32"/>
+          <w:szCs w:val="28"/>
+        </w:rPr>
+        <w:t xml:space="preserve">8.3 </w:t>
+      </w:r>
+      <w:r>
+        <w:rPr>
+          <w:b/>
+          <w:bCs/>
+          <w:sz w:val="32"/>
+          <w:szCs w:val="28"/>
+        </w:rPr>
+        <w:t>Negative AD Reasoning</w:t>
+      </w:r>
+      <w:r>
+        <w:rPr>
+          <w:b/>
+          <w:bCs/>
+          <w:sz w:val="32"/>
+          <w:szCs w:val="28"/>
+        </w:rPr>
+        <w:t xml:space="preserve"> &amp; </w:t>
+      </w:r>
+      <w:r>
+        <w:rPr>
+          <w:b/>
+          <w:bCs/>
+          <w:sz w:val="32"/>
+          <w:szCs w:val="28"/>
+        </w:rPr>
+        <w:t>Handling</w:t>
+      </w:r>
+    </w:p>
+    <w:p>
+      <w:pPr>
+        <w:pStyle w:val="ListParagraph"/>
+        <w:numPr>
+          <w:ilvl w:val="0"/>
+          <w:numId w:val="22"/>
+        </w:numPr>
+      </w:pPr>
+      <w:r>
+        <w:t>Negative AD may occur when pruning removes redundant, overfitted, domain-sensitive, or harmful features from the model.</w:t>
+      </w:r>
+    </w:p>
+    <w:p/>
+    <w:p>
+      <w:pPr>
+        <w:pStyle w:val="ListParagraph"/>
+        <w:numPr>
+          <w:ilvl w:val="0"/>
+          <w:numId w:val="22"/>
+        </w:numPr>
+      </w:pPr>
+      <w:r>
+        <w:t>Pruning can also act as regularization by temporarily disturbing the model and encouraging it to learn a simpler and more generalizable solution during fine-tuning.</w:t>
+      </w:r>
+    </w:p>
+    <w:p/>
+    <w:p>
+      <w:pPr>
+        <w:pStyle w:val="ListParagraph"/>
+        <w:numPr>
+          <w:ilvl w:val="0"/>
+          <w:numId w:val="22"/>
+        </w:numPr>
+      </w:pPr>
+      <w:r>
+        <w:t>Multiple structured-pruning studies, including YOLOX-S and YOLOv7 experiments, retain negative AD values and interpret them as genuine accuracy improvements.</w:t>
+      </w:r>
+    </w:p>
+    <w:p>
       <w:r>
         <w:br w:type="page"/>
       </w:r>
@@ -23543,6 +23832,203 @@
         <w:rPr>
           <w:b/>
           <w:bCs/>
+        </w:rPr>
+      </w:pPr>
+      <w:r>
+        <w:rPr>
+          <w:b/>
+          <w:bCs/>
+          <w:sz w:val="32"/>
+          <w:szCs w:val="28"/>
+        </w:rPr>
+        <w:lastRenderedPageBreak/>
+        <w:t xml:space="preserve">8.4 </w:t>
+      </w:r>
+      <w:r>
+        <w:rPr>
+          <w:b/>
+          <w:bCs/>
+          <w:sz w:val="32"/>
+          <w:szCs w:val="28"/>
+        </w:rPr>
+        <w:t>PYNQ-Z2 PS-Side Baseline Evaluation</w:t>
+      </w:r>
+    </w:p>
+    <w:p>
+      <w:pPr>
+        <w:pStyle w:val="ListParagraph"/>
+        <w:numPr>
+          <w:ilvl w:val="0"/>
+          <w:numId w:val="22"/>
+        </w:numPr>
+      </w:pPr>
+      <w:r>
+        <w:t>The PYNQ-Z2 PS-side baseline requires approximately 10–11 seconds per image and achieves only about 0.09 FPS, which is not sufficient for real-time traffic detection.</w:t>
+      </w:r>
+    </w:p>
+    <w:p/>
+    <w:p>
+      <w:pPr>
+        <w:pStyle w:val="ListParagraph"/>
+        <w:numPr>
+          <w:ilvl w:val="0"/>
+          <w:numId w:val="22"/>
+        </w:numPr>
+      </w:pPr>
+      <w:r>
+        <w:t>The full-data and reduced-data models have almost identical latency because changing the amount of training data does not change the model architecture or computational cost.</w:t>
+      </w:r>
+    </w:p>
+    <w:p/>
+    <w:p>
+      <w:pPr>
+        <w:pStyle w:val="ListParagraph"/>
+        <w:numPr>
+          <w:ilvl w:val="0"/>
+          <w:numId w:val="22"/>
+        </w:numPr>
+      </w:pPr>
+      <w:r>
+        <w:t>NCNN inference contributes more than 99% of the total processing time, so the main optimization must reduce neural-network computation rather than only improving preprocessing or post-processing.</w:t>
+      </w:r>
+    </w:p>
+    <w:p/>
+    <w:p>
+      <w:pPr>
+        <w:rPr>
+          <w:b/>
+          <w:bCs/>
+          <w:sz w:val="32"/>
+          <w:szCs w:val="28"/>
+        </w:rPr>
+      </w:pPr>
+      <w:r>
+        <w:rPr>
+          <w:b/>
+          <w:bCs/>
+          <w:sz w:val="32"/>
+          <w:szCs w:val="28"/>
+        </w:rPr>
+        <w:t>8.5 Pruning</w:t>
+      </w:r>
+    </w:p>
+    <w:p>
+      <w:pPr>
+        <w:pStyle w:val="ListParagraph"/>
+        <w:numPr>
+          <w:ilvl w:val="0"/>
+          <w:numId w:val="22"/>
+        </w:numPr>
+      </w:pPr>
+      <w:proofErr w:type="spellStart"/>
+      <w:r>
+        <w:t>DepGraph</w:t>
+      </w:r>
+      <w:proofErr w:type="spellEnd"/>
+      <w:r>
+        <w:t xml:space="preserve">-based structured pruning </w:t>
+      </w:r>
+      <w:r>
+        <w:t xml:space="preserve">is </w:t>
+      </w:r>
+      <w:proofErr w:type="gramStart"/>
+      <w:r>
+        <w:t>pending,</w:t>
+      </w:r>
+      <w:proofErr w:type="gramEnd"/>
+      <w:r>
+        <w:t xml:space="preserve"> I will work on it asap</w:t>
+      </w:r>
+      <w:r>
+        <w:t>.</w:t>
+      </w:r>
+    </w:p>
+    <w:p/>
+    <w:p>
+      <w:pPr>
+        <w:rPr>
+          <w:b/>
+          <w:bCs/>
+          <w:sz w:val="32"/>
+          <w:szCs w:val="28"/>
+        </w:rPr>
+      </w:pPr>
+      <w:r>
+        <w:rPr>
+          <w:b/>
+          <w:bCs/>
+          <w:sz w:val="32"/>
+          <w:szCs w:val="28"/>
+        </w:rPr>
+        <w:t xml:space="preserve">8.6 </w:t>
+      </w:r>
+      <w:r>
+        <w:rPr>
+          <w:b/>
+          <w:bCs/>
+          <w:sz w:val="32"/>
+          <w:szCs w:val="28"/>
+        </w:rPr>
+        <w:t>Our Formular</w:t>
+      </w:r>
+    </w:p>
+    <w:p>
+      <w:pPr>
+        <w:pStyle w:val="ListParagraph"/>
+        <w:numPr>
+          <w:ilvl w:val="0"/>
+          <w:numId w:val="22"/>
+        </w:numPr>
+      </w:pPr>
+      <w:r>
+        <w:t xml:space="preserve">The final </w:t>
+      </w:r>
+      <w:proofErr w:type="spellStart"/>
+      <w:r>
+        <w:t>prunability</w:t>
+      </w:r>
+      <w:proofErr w:type="spellEnd"/>
+      <w:r>
+        <w:t xml:space="preserve"> formula should balance GEN accuracy, SNOW accuracy, </w:t>
+      </w:r>
+      <w:r>
+        <w:t xml:space="preserve">and </w:t>
+      </w:r>
+      <w:r>
+        <w:t>parameter reduction</w:t>
+      </w:r>
+      <w:r>
+        <w:t>.</w:t>
+      </w:r>
+      <w:r>
+        <w:t xml:space="preserve"> </w:t>
+      </w:r>
+      <w:r>
+        <w:t>C</w:t>
+      </w:r>
+      <w:r>
+        <w:t xml:space="preserve">ompeting formulas </w:t>
+      </w:r>
+      <w:r>
+        <w:t>could</w:t>
+      </w:r>
+      <w:r>
+        <w:t xml:space="preserve"> be compared experimentally.</w:t>
+      </w:r>
+    </w:p>
+    <w:p/>
+    <w:p>
+      <w:r>
+        <w:br w:type="page"/>
+      </w:r>
+    </w:p>
+    <w:p>
+      <w:pPr>
+        <w:rPr>
+          <w:b/>
+          <w:bCs/>
+          <w:sz w:val="36"/>
+          <w:szCs w:val="32"/>
         </w:rPr>
       </w:pPr>
       <w:r>
@@ -23586,10 +24072,450 @@
         </w:rPr>
         <w:t xml:space="preserve"> comments</w:t>
       </w:r>
+      <w:r>
+        <w:rPr>
+          <w:b/>
+          <w:bCs/>
+          <w:sz w:val="36"/>
+          <w:szCs w:val="32"/>
+        </w:rPr>
+        <w:t xml:space="preserve"> (</w:t>
+      </w:r>
+      <w:r>
+        <w:rPr>
+          <w:b/>
+          <w:bCs/>
+          <w:sz w:val="36"/>
+          <w:szCs w:val="32"/>
+        </w:rPr>
+        <w:t>or notes</w:t>
+      </w:r>
+      <w:r>
+        <w:rPr>
+          <w:b/>
+          <w:bCs/>
+          <w:sz w:val="36"/>
+          <w:szCs w:val="32"/>
+        </w:rPr>
+        <w:t>)</w:t>
+      </w:r>
+    </w:p>
+    <w:p>
+      <w:pPr>
+        <w:rPr>
+          <w:b/>
+          <w:bCs/>
+          <w:sz w:val="32"/>
+          <w:szCs w:val="28"/>
+        </w:rPr>
+      </w:pPr>
+      <w:r>
+        <w:rPr>
+          <w:b/>
+          <w:bCs/>
+          <w:sz w:val="32"/>
+          <w:szCs w:val="28"/>
+        </w:rPr>
+        <w:t xml:space="preserve">9.1 </w:t>
+      </w:r>
+      <w:r>
+        <w:rPr>
+          <w:b/>
+          <w:bCs/>
+          <w:sz w:val="32"/>
+          <w:szCs w:val="28"/>
+        </w:rPr>
+        <w:t>Competitor</w:t>
+      </w:r>
+    </w:p>
+    <w:p>
+      <w:pPr>
+        <w:pStyle w:val="ListParagraph"/>
+        <w:numPr>
+          <w:ilvl w:val="0"/>
+          <w:numId w:val="21"/>
+        </w:numPr>
+      </w:pPr>
+      <w:r>
+        <w:t>E</w:t>
+      </w:r>
+      <w:r>
+        <w:t>valuating every pruning candidate separately on GEN and SNOW</w:t>
+      </w:r>
+      <w:r>
+        <w:t>:</w:t>
+      </w:r>
+      <w:r>
+        <w:t xml:space="preserve"> one overall accuracy value may hide poor snow performance.</w:t>
+      </w:r>
     </w:p>
     <w:p/>
+    <w:p>
+      <w:pPr>
+        <w:pStyle w:val="ListParagraph"/>
+        <w:numPr>
+          <w:ilvl w:val="0"/>
+          <w:numId w:val="21"/>
+        </w:numPr>
+      </w:pPr>
+      <w:r>
+        <w:t>Snow-specific fine-tuning</w:t>
+      </w:r>
+      <w:r>
+        <w:t xml:space="preserve">: </w:t>
+      </w:r>
+      <w:r>
+        <w:t>the CF-YOLO results show that snow data can provide information that is not learned from general traffic data.</w:t>
+      </w:r>
+    </w:p>
     <w:p/>
+    <w:p>
+      <w:pPr>
+        <w:pStyle w:val="ListParagraph"/>
+        <w:numPr>
+          <w:ilvl w:val="0"/>
+          <w:numId w:val="21"/>
+        </w:numPr>
+      </w:pPr>
+      <w:r>
+        <w:t xml:space="preserve">Snow images could be divided into different severity levels </w:t>
+      </w:r>
+      <w:r>
+        <w:rPr>
+          <w:b/>
+          <w:bCs/>
+        </w:rPr>
+        <w:t>in future</w:t>
+      </w:r>
+      <w:r>
+        <w:t xml:space="preserve"> experiments if enough labelled data are available.</w:t>
+      </w:r>
+    </w:p>
     <w:p/>
+    <w:p>
+      <w:pPr>
+        <w:pStyle w:val="ListParagraph"/>
+        <w:numPr>
+          <w:ilvl w:val="0"/>
+          <w:numId w:val="21"/>
+        </w:numPr>
+      </w:pPr>
+      <w:r>
+        <w:t xml:space="preserve">Per-class accuracy </w:t>
+      </w:r>
+      <w:r>
+        <w:t>could</w:t>
+      </w:r>
+      <w:r>
+        <w:t xml:space="preserve"> be reported because overall </w:t>
+      </w:r>
+      <w:proofErr w:type="spellStart"/>
+      <w:r>
+        <w:t>mAP</w:t>
+      </w:r>
+      <w:proofErr w:type="spellEnd"/>
+      <w:r>
+        <w:t xml:space="preserve"> may hide damage or improvements for smaller traffic-object classes.</w:t>
+      </w:r>
+    </w:p>
+    <w:p/>
+    <w:p>
+      <w:pPr>
+        <w:rPr>
+          <w:b/>
+          <w:bCs/>
+          <w:sz w:val="32"/>
+          <w:szCs w:val="28"/>
+        </w:rPr>
+      </w:pPr>
+      <w:r>
+        <w:rPr>
+          <w:b/>
+          <w:bCs/>
+          <w:sz w:val="32"/>
+          <w:szCs w:val="28"/>
+        </w:rPr>
+        <w:t xml:space="preserve">9.2 </w:t>
+      </w:r>
+      <w:r>
+        <w:rPr>
+          <w:b/>
+          <w:bCs/>
+          <w:sz w:val="32"/>
+          <w:szCs w:val="28"/>
+        </w:rPr>
+        <w:t>Accuracy Drop</w:t>
+      </w:r>
+    </w:p>
+    <w:p>
+      <w:pPr>
+        <w:pStyle w:val="ListParagraph"/>
+        <w:numPr>
+          <w:ilvl w:val="0"/>
+          <w:numId w:val="21"/>
+        </w:numPr>
+      </w:pPr>
+      <w:r>
+        <w:t>Raw negative AD values should retain their original signs because they represent measured improvements rather than accuracy losses.</w:t>
+      </w:r>
+    </w:p>
+    <w:p/>
+    <w:p>
+      <w:pPr>
+        <w:pStyle w:val="ListParagraph"/>
+        <w:numPr>
+          <w:ilvl w:val="0"/>
+          <w:numId w:val="21"/>
+        </w:numPr>
+      </w:pPr>
+      <w:r>
+        <w:t xml:space="preserve">The competing </w:t>
+      </w:r>
+      <w:proofErr w:type="spellStart"/>
+      <w:r>
+        <w:t>prunability</w:t>
+      </w:r>
+      <w:proofErr w:type="spellEnd"/>
+      <w:r>
+        <w:t xml:space="preserve"> formulas </w:t>
+      </w:r>
+      <w:r>
+        <w:t>could</w:t>
+      </w:r>
+      <w:r>
+        <w:t xml:space="preserve"> be tested </w:t>
+      </w:r>
+      <w:r>
+        <w:t>with the pruning results</w:t>
+      </w:r>
+      <w:r>
+        <w:t>.</w:t>
+      </w:r>
+      <w:r>
+        <w:t xml:space="preserve"> (may suggest more)</w:t>
+      </w:r>
+    </w:p>
+    <w:p/>
+    <w:p>
+      <w:pPr>
+        <w:rPr>
+          <w:b/>
+          <w:bCs/>
+          <w:sz w:val="32"/>
+          <w:szCs w:val="28"/>
+        </w:rPr>
+      </w:pPr>
+      <w:r>
+        <w:rPr>
+          <w:b/>
+          <w:bCs/>
+          <w:sz w:val="32"/>
+          <w:szCs w:val="28"/>
+        </w:rPr>
+        <w:t>9.3 Model</w:t>
+      </w:r>
+    </w:p>
+    <w:p>
+      <w:pPr>
+        <w:pStyle w:val="ListParagraph"/>
+        <w:numPr>
+          <w:ilvl w:val="0"/>
+          <w:numId w:val="21"/>
+        </w:numPr>
+      </w:pPr>
+      <w:r>
+        <w:t>We could</w:t>
+      </w:r>
+      <w:r>
+        <w:t xml:space="preserve"> define clear targets for acceptable GEN loss, acceptable SNOW loss, model size, latency, and FPS before </w:t>
+      </w:r>
+      <w:r>
+        <w:t>going for</w:t>
+      </w:r>
+      <w:r>
+        <w:t xml:space="preserve"> the final model.</w:t>
+      </w:r>
+    </w:p>
+    <w:p/>
+    <w:p>
+      <w:pPr>
+        <w:pStyle w:val="ListParagraph"/>
+        <w:numPr>
+          <w:ilvl w:val="0"/>
+          <w:numId w:val="21"/>
+        </w:numPr>
+      </w:pPr>
+      <w:r>
+        <w:t xml:space="preserve">NCNN optimization </w:t>
+      </w:r>
+      <w:proofErr w:type="gramStart"/>
+      <w:r>
+        <w:t>could be</w:t>
+      </w:r>
+      <w:proofErr w:type="gramEnd"/>
+      <w:r>
+        <w:t xml:space="preserve"> focus on lower input resolutions, INT8 quantization, </w:t>
+      </w:r>
+      <w:proofErr w:type="spellStart"/>
+      <w:r>
+        <w:t>ncnn</w:t>
+      </w:r>
+      <w:proofErr w:type="spellEnd"/>
+      <w:r>
+        <w:t>-optimize, ARM NEON support, and appropriate thread settings</w:t>
+      </w:r>
+      <w:r>
+        <w:t>.</w:t>
+      </w:r>
+    </w:p>
+    <w:p/>
+    <w:p>
+      <w:pPr>
+        <w:pStyle w:val="ListParagraph"/>
+        <w:numPr>
+          <w:ilvl w:val="0"/>
+          <w:numId w:val="21"/>
+        </w:numPr>
+      </w:pPr>
+      <w:r>
+        <w:t xml:space="preserve">The most computationally expensive convolution layers </w:t>
+      </w:r>
+      <w:r>
+        <w:t>could</w:t>
+      </w:r>
+      <w:r>
+        <w:t xml:space="preserve"> be considered for FPGA acceleration after layer-wise profiling.</w:t>
+      </w:r>
+      <w:r>
+        <w:t xml:space="preserve"> (</w:t>
+      </w:r>
+      <w:r>
+        <w:rPr>
+          <w:b/>
+          <w:bCs/>
+        </w:rPr>
+        <w:t>in future</w:t>
+      </w:r>
+      <w:r>
+        <w:t>)</w:t>
+      </w:r>
+    </w:p>
+    <w:p/>
+    <w:p>
+      <w:pPr>
+        <w:pStyle w:val="ListParagraph"/>
+        <w:numPr>
+          <w:ilvl w:val="0"/>
+          <w:numId w:val="21"/>
+        </w:numPr>
+      </w:pPr>
+      <w:r>
+        <w:t>Currently our</w:t>
+      </w:r>
+      <w:r>
+        <w:t xml:space="preserve"> contribution</w:t>
+      </w:r>
+      <w:r>
+        <w:t xml:space="preserve"> will</w:t>
+      </w:r>
+      <w:r>
+        <w:t xml:space="preserve"> emphasize GEN–SNOW-aware structured pruning of YOLO26n together with measured PYNQ-Z2 deployment results.</w:t>
+      </w:r>
+    </w:p>
+    <w:p/>
+    <w:p>
+      <w:pPr>
+        <w:rPr>
+          <w:b/>
+          <w:bCs/>
+          <w:sz w:val="32"/>
+          <w:szCs w:val="28"/>
+        </w:rPr>
+      </w:pPr>
+      <w:r>
+        <w:rPr>
+          <w:b/>
+          <w:bCs/>
+          <w:sz w:val="32"/>
+          <w:szCs w:val="28"/>
+        </w:rPr>
+        <w:t>9.4 Extra</w:t>
+      </w:r>
+    </w:p>
+    <w:p>
+      <w:r>
+        <w:t xml:space="preserve">1.11 </w:t>
+      </w:r>
+      <w:r>
+        <w:t>May l</w:t>
+      </w:r>
+      <w:r>
+        <w:t>earn from CF-YOLO</w:t>
+      </w:r>
+    </w:p>
+    <w:p/>
+    <w:p>
+      <w:r>
+        <w:t xml:space="preserve">2.13 </w:t>
+      </w:r>
+      <w:r>
+        <w:t>May l</w:t>
+      </w:r>
+      <w:r>
+        <w:t xml:space="preserve">earn from </w:t>
+      </w:r>
+      <w:r>
+        <w:t>BDD100K</w:t>
+      </w:r>
+    </w:p>
+    <w:p/>
+    <w:p>
+      <w:r>
+        <w:t xml:space="preserve">4. </w:t>
+      </w:r>
+      <w:r>
+        <w:t>I suggest we retain negative values</w:t>
+      </w:r>
+    </w:p>
+    <w:p/>
+    <w:p>
+      <w:r>
+        <w:t>5. FPS is low, may need aggressive pruning</w:t>
+      </w:r>
+    </w:p>
+    <w:p/>
+    <w:p>
+      <w:r>
+        <w:t>6. pruning (for me): pending, asap</w:t>
+      </w:r>
+    </w:p>
+    <w:p/>
+    <w:p>
+      <w:r>
+        <w:t>7. formula: if we do not have a consensus, we may do experience</w:t>
+      </w:r>
+      <w:r>
+        <w:t xml:space="preserve"> and that could also be our contribution</w:t>
+      </w:r>
+    </w:p>
+    <w:p/>
+    <w:p>
+      <w:r>
+        <w:t>Finally: This report is long, I may make mistakes, I may miss something to summarize,</w:t>
+      </w:r>
+      <w:r>
+        <w:t xml:space="preserve"> you may correct me or make comments in such cases.</w:t>
+      </w:r>
+      <w:r>
+        <w:t xml:space="preserve"> </w:t>
+      </w:r>
+      <w:r>
+        <w:t>T</w:t>
+      </w:r>
+      <w:r>
+        <w:t>hx you for spending time on reading the whole report.</w:t>
+      </w:r>
+    </w:p>
     <w:p>
       <w:r>
         <w:br w:type="page"/>
@@ -24020,9 +24946,633 @@
 <file path=word/numbering.xml><?xml version="1.0" encoding="utf-8"?>
 <w:numbering xmlns:wpc="http://schemas.microsoft.com/office/word/2010/wordprocessingCanvas" xmlns:cx="http://schemas.microsoft.com/office/drawing/2014/chartex" xmlns:cx1="http://schemas.microsoft.com/office/drawing/2015/9/8/chartex" xmlns:cx2="http://schemas.microsoft.com/office/drawing/2015/10/21/chartex" xmlns:cx3="http://schemas.microsoft.com/office/drawing/2016/5/9/chartex" xmlns:cx4="http://schemas.microsoft.com/office/drawing/2016/5/10/chartex" xmlns:cx5="http://schemas.microsoft.com/office/drawing/2016/5/11/chartex" xmlns:cx6="http://schemas.microsoft.com/office/drawing/2016/5/12/chartex" xmlns:cx7="http://schemas.microsoft.com/office/drawing/2016/5/13/chartex" xmlns:cx8="http://schemas.microsoft.com/office/drawing/2016/5/14/chartex" xmlns:mc="http://schemas.openxmlformats.org/markup-compatibility/2006" xmlns:aink="http://schemas.microsoft.com/office/drawing/2016/ink" xmlns:am3d="http://schemas.microsoft.com/office/drawing/2017/model3d" xmlns:o="urn:schemas-microsoft-com:office:office" xmlns:oel="http://schemas.microsoft.com/office/2019/extlst" xmlns:r="http://schemas.openxmlformats.org/officeDocument/2006/relationships" xmlns:m="http://schemas.openxmlformats.org/officeDocument/2006/math" xmlns:v="urn:schemas-microsoft-com:vml" xmlns:wp14="http://schemas.microsoft.com/office/word/2010/wordprocessingDrawing" xmlns:wp="http://schemas.openxmlformats.org/drawingml/2006/wordprocessingDrawing" xmlns:w10="urn:schemas-microsoft-com:office:word" xmlns:w="http://schemas.openxmlformats.org/wordprocessingml/2006/main" xmlns:w14="http://schemas.microsoft.com/office/word/2010/wordml" xmlns:w15="http://schemas.microsoft.com/office/word/2012/wordml" xmlns:w16cei="http://schemas.microsoft.com/office/word/2026/wordml/cei" xmlns:w16cex="http://schemas.microsoft.com/office/word/2018/wordml/cex" xmlns:w16cid="http://schemas.microsoft.com/office/word/2016/wordml/cid" xmlns:w16="http://schemas.microsoft.com/office/word/2018/wordml" xmlns:w16du="http://schemas.microsoft.com/office/word/2023/wordml/word16du" xmlns:w16sdtdh="http://schemas.microsoft.com/office/word/2020/wordml/sdtdatahash" xmlns:w16sdtfl="http://schemas.microsoft.com/office/word/2024/wordml/sdtformatlock" xmlns:w16se="http://schemas.microsoft.com/office/word/2015/wordml/symex" xmlns:wpg="http://schemas.microsoft.com/office/word/2010/wordprocessingGroup" xmlns:wpi="http://schemas.microsoft.com/office/word/2010/wordprocessingInk" xmlns:wne="http://schemas.microsoft.com/office/word/2006/wordml" xmlns:wps="http://schemas.microsoft.com/office/word/2010/wordprocessingShape" mc:Ignorable="w14 w15 w16se w16cid w16 w16cex w16sdtdh w16sdtfl w16du wp14">
   <w:abstractNum w:abstractNumId="0" w15:restartNumberingAfterBreak="0">
-    <w:nsid w:val="00782EE7"/>
+    <w:nsid w:val="01FC4C45"/>
+    <w:multiLevelType w:val="hybridMultilevel"/>
+    <w:tmpl w:val="4D1A5E9E"/>
+    <w:lvl w:ilvl="0" w:tplc="0409000F">
+      <w:start w:val="1"/>
+      <w:numFmt w:val="decimal"/>
+      <w:lvlText w:val="%1."/>
+      <w:lvlJc w:val="left"/>
+      <w:pPr>
+        <w:ind w:left="480" w:hanging="480"/>
+      </w:pPr>
+    </w:lvl>
+    <w:lvl w:ilvl="1" w:tplc="04090019" w:tentative="1">
+      <w:start w:val="1"/>
+      <w:numFmt w:val="ideographTraditional"/>
+      <w:lvlText w:val="%2、"/>
+      <w:lvlJc w:val="left"/>
+      <w:pPr>
+        <w:ind w:left="960" w:hanging="480"/>
+      </w:pPr>
+    </w:lvl>
+    <w:lvl w:ilvl="2" w:tplc="0409001B" w:tentative="1">
+      <w:start w:val="1"/>
+      <w:numFmt w:val="lowerRoman"/>
+      <w:lvlText w:val="%3."/>
+      <w:lvlJc w:val="right"/>
+      <w:pPr>
+        <w:ind w:left="1440" w:hanging="480"/>
+      </w:pPr>
+    </w:lvl>
+    <w:lvl w:ilvl="3" w:tplc="0409000F" w:tentative="1">
+      <w:start w:val="1"/>
+      <w:numFmt w:val="decimal"/>
+      <w:lvlText w:val="%4."/>
+      <w:lvlJc w:val="left"/>
+      <w:pPr>
+        <w:ind w:left="1920" w:hanging="480"/>
+      </w:pPr>
+    </w:lvl>
+    <w:lvl w:ilvl="4" w:tplc="04090019" w:tentative="1">
+      <w:start w:val="1"/>
+      <w:numFmt w:val="ideographTraditional"/>
+      <w:lvlText w:val="%5、"/>
+      <w:lvlJc w:val="left"/>
+      <w:pPr>
+        <w:ind w:left="2400" w:hanging="480"/>
+      </w:pPr>
+    </w:lvl>
+    <w:lvl w:ilvl="5" w:tplc="0409001B" w:tentative="1">
+      <w:start w:val="1"/>
+      <w:numFmt w:val="lowerRoman"/>
+      <w:lvlText w:val="%6."/>
+      <w:lvlJc w:val="right"/>
+      <w:pPr>
+        <w:ind w:left="2880" w:hanging="480"/>
+      </w:pPr>
+    </w:lvl>
+    <w:lvl w:ilvl="6" w:tplc="0409000F" w:tentative="1">
+      <w:start w:val="1"/>
+      <w:numFmt w:val="decimal"/>
+      <w:lvlText w:val="%7."/>
+      <w:lvlJc w:val="left"/>
+      <w:pPr>
+        <w:ind w:left="3360" w:hanging="480"/>
+      </w:pPr>
+    </w:lvl>
+    <w:lvl w:ilvl="7" w:tplc="04090019" w:tentative="1">
+      <w:start w:val="1"/>
+      <w:numFmt w:val="ideographTraditional"/>
+      <w:lvlText w:val="%8、"/>
+      <w:lvlJc w:val="left"/>
+      <w:pPr>
+        <w:ind w:left="3840" w:hanging="480"/>
+      </w:pPr>
+    </w:lvl>
+    <w:lvl w:ilvl="8" w:tplc="0409001B" w:tentative="1">
+      <w:start w:val="1"/>
+      <w:numFmt w:val="lowerRoman"/>
+      <w:lvlText w:val="%9."/>
+      <w:lvlJc w:val="right"/>
+      <w:pPr>
+        <w:ind w:left="4320" w:hanging="480"/>
+      </w:pPr>
+    </w:lvl>
+  </w:abstractNum>
+  <w:abstractNum w:abstractNumId="1" w15:restartNumberingAfterBreak="0">
+    <w:nsid w:val="0965093F"/>
+    <w:multiLevelType w:val="hybridMultilevel"/>
+    <w:tmpl w:val="E662D69E"/>
+    <w:lvl w:ilvl="0" w:tplc="04090001">
+      <w:start w:val="1"/>
+      <w:numFmt w:val="bullet"/>
+      <w:lvlText w:val=""/>
+      <w:lvlJc w:val="left"/>
+      <w:pPr>
+        <w:ind w:left="480" w:hanging="480"/>
+      </w:pPr>
+      <w:rPr>
+        <w:rFonts w:ascii="Wingdings" w:hAnsi="Wingdings" w:hint="default"/>
+      </w:rPr>
+    </w:lvl>
+    <w:lvl w:ilvl="1" w:tplc="04090003" w:tentative="1">
+      <w:start w:val="1"/>
+      <w:numFmt w:val="bullet"/>
+      <w:lvlText w:val=""/>
+      <w:lvlJc w:val="left"/>
+      <w:pPr>
+        <w:ind w:left="960" w:hanging="480"/>
+      </w:pPr>
+      <w:rPr>
+        <w:rFonts w:ascii="Wingdings" w:hAnsi="Wingdings" w:hint="default"/>
+      </w:rPr>
+    </w:lvl>
+    <w:lvl w:ilvl="2" w:tplc="04090005" w:tentative="1">
+      <w:start w:val="1"/>
+      <w:numFmt w:val="bullet"/>
+      <w:lvlText w:val=""/>
+      <w:lvlJc w:val="left"/>
+      <w:pPr>
+        <w:ind w:left="1440" w:hanging="480"/>
+      </w:pPr>
+      <w:rPr>
+        <w:rFonts w:ascii="Wingdings" w:hAnsi="Wingdings" w:hint="default"/>
+      </w:rPr>
+    </w:lvl>
+    <w:lvl w:ilvl="3" w:tplc="04090001" w:tentative="1">
+      <w:start w:val="1"/>
+      <w:numFmt w:val="bullet"/>
+      <w:lvlText w:val=""/>
+      <w:lvlJc w:val="left"/>
+      <w:pPr>
+        <w:ind w:left="1920" w:hanging="480"/>
+      </w:pPr>
+      <w:rPr>
+        <w:rFonts w:ascii="Wingdings" w:hAnsi="Wingdings" w:hint="default"/>
+      </w:rPr>
+    </w:lvl>
+    <w:lvl w:ilvl="4" w:tplc="04090003" w:tentative="1">
+      <w:start w:val="1"/>
+      <w:numFmt w:val="bullet"/>
+      <w:lvlText w:val=""/>
+      <w:lvlJc w:val="left"/>
+      <w:pPr>
+        <w:ind w:left="2400" w:hanging="480"/>
+      </w:pPr>
+      <w:rPr>
+        <w:rFonts w:ascii="Wingdings" w:hAnsi="Wingdings" w:hint="default"/>
+      </w:rPr>
+    </w:lvl>
+    <w:lvl w:ilvl="5" w:tplc="04090005" w:tentative="1">
+      <w:start w:val="1"/>
+      <w:numFmt w:val="bullet"/>
+      <w:lvlText w:val=""/>
+      <w:lvlJc w:val="left"/>
+      <w:pPr>
+        <w:ind w:left="2880" w:hanging="480"/>
+      </w:pPr>
+      <w:rPr>
+        <w:rFonts w:ascii="Wingdings" w:hAnsi="Wingdings" w:hint="default"/>
+      </w:rPr>
+    </w:lvl>
+    <w:lvl w:ilvl="6" w:tplc="04090001" w:tentative="1">
+      <w:start w:val="1"/>
+      <w:numFmt w:val="bullet"/>
+      <w:lvlText w:val=""/>
+      <w:lvlJc w:val="left"/>
+      <w:pPr>
+        <w:ind w:left="3360" w:hanging="480"/>
+      </w:pPr>
+      <w:rPr>
+        <w:rFonts w:ascii="Wingdings" w:hAnsi="Wingdings" w:hint="default"/>
+      </w:rPr>
+    </w:lvl>
+    <w:lvl w:ilvl="7" w:tplc="04090003" w:tentative="1">
+      <w:start w:val="1"/>
+      <w:numFmt w:val="bullet"/>
+      <w:lvlText w:val=""/>
+      <w:lvlJc w:val="left"/>
+      <w:pPr>
+        <w:ind w:left="3840" w:hanging="480"/>
+      </w:pPr>
+      <w:rPr>
+        <w:rFonts w:ascii="Wingdings" w:hAnsi="Wingdings" w:hint="default"/>
+      </w:rPr>
+    </w:lvl>
+    <w:lvl w:ilvl="8" w:tplc="04090005" w:tentative="1">
+      <w:start w:val="1"/>
+      <w:numFmt w:val="bullet"/>
+      <w:lvlText w:val=""/>
+      <w:lvlJc w:val="left"/>
+      <w:pPr>
+        <w:ind w:left="4320" w:hanging="480"/>
+      </w:pPr>
+      <w:rPr>
+        <w:rFonts w:ascii="Wingdings" w:hAnsi="Wingdings" w:hint="default"/>
+      </w:rPr>
+    </w:lvl>
+  </w:abstractNum>
+  <w:abstractNum w:abstractNumId="2" w15:restartNumberingAfterBreak="0">
+    <w:nsid w:val="098678AF"/>
+    <w:multiLevelType w:val="hybridMultilevel"/>
+    <w:tmpl w:val="23ACCEEC"/>
+    <w:lvl w:ilvl="0" w:tplc="0409000F">
+      <w:start w:val="1"/>
+      <w:numFmt w:val="decimal"/>
+      <w:lvlText w:val="%1."/>
+      <w:lvlJc w:val="left"/>
+      <w:pPr>
+        <w:ind w:left="480" w:hanging="480"/>
+      </w:pPr>
+    </w:lvl>
+    <w:lvl w:ilvl="1" w:tplc="04090019" w:tentative="1">
+      <w:start w:val="1"/>
+      <w:numFmt w:val="ideographTraditional"/>
+      <w:lvlText w:val="%2、"/>
+      <w:lvlJc w:val="left"/>
+      <w:pPr>
+        <w:ind w:left="960" w:hanging="480"/>
+      </w:pPr>
+    </w:lvl>
+    <w:lvl w:ilvl="2" w:tplc="0409001B" w:tentative="1">
+      <w:start w:val="1"/>
+      <w:numFmt w:val="lowerRoman"/>
+      <w:lvlText w:val="%3."/>
+      <w:lvlJc w:val="right"/>
+      <w:pPr>
+        <w:ind w:left="1440" w:hanging="480"/>
+      </w:pPr>
+    </w:lvl>
+    <w:lvl w:ilvl="3" w:tplc="0409000F" w:tentative="1">
+      <w:start w:val="1"/>
+      <w:numFmt w:val="decimal"/>
+      <w:lvlText w:val="%4."/>
+      <w:lvlJc w:val="left"/>
+      <w:pPr>
+        <w:ind w:left="1920" w:hanging="480"/>
+      </w:pPr>
+    </w:lvl>
+    <w:lvl w:ilvl="4" w:tplc="04090019" w:tentative="1">
+      <w:start w:val="1"/>
+      <w:numFmt w:val="ideographTraditional"/>
+      <w:lvlText w:val="%5、"/>
+      <w:lvlJc w:val="left"/>
+      <w:pPr>
+        <w:ind w:left="2400" w:hanging="480"/>
+      </w:pPr>
+    </w:lvl>
+    <w:lvl w:ilvl="5" w:tplc="0409001B" w:tentative="1">
+      <w:start w:val="1"/>
+      <w:numFmt w:val="lowerRoman"/>
+      <w:lvlText w:val="%6."/>
+      <w:lvlJc w:val="right"/>
+      <w:pPr>
+        <w:ind w:left="2880" w:hanging="480"/>
+      </w:pPr>
+    </w:lvl>
+    <w:lvl w:ilvl="6" w:tplc="0409000F" w:tentative="1">
+      <w:start w:val="1"/>
+      <w:numFmt w:val="decimal"/>
+      <w:lvlText w:val="%7."/>
+      <w:lvlJc w:val="left"/>
+      <w:pPr>
+        <w:ind w:left="3360" w:hanging="480"/>
+      </w:pPr>
+    </w:lvl>
+    <w:lvl w:ilvl="7" w:tplc="04090019" w:tentative="1">
+      <w:start w:val="1"/>
+      <w:numFmt w:val="ideographTraditional"/>
+      <w:lvlText w:val="%8、"/>
+      <w:lvlJc w:val="left"/>
+      <w:pPr>
+        <w:ind w:left="3840" w:hanging="480"/>
+      </w:pPr>
+    </w:lvl>
+    <w:lvl w:ilvl="8" w:tplc="0409001B" w:tentative="1">
+      <w:start w:val="1"/>
+      <w:numFmt w:val="lowerRoman"/>
+      <w:lvlText w:val="%9."/>
+      <w:lvlJc w:val="right"/>
+      <w:pPr>
+        <w:ind w:left="4320" w:hanging="480"/>
+      </w:pPr>
+    </w:lvl>
+  </w:abstractNum>
+  <w:abstractNum w:abstractNumId="3" w15:restartNumberingAfterBreak="0">
+    <w:nsid w:val="0A66177B"/>
+    <w:multiLevelType w:val="hybridMultilevel"/>
+    <w:tmpl w:val="1E2E25A4"/>
+    <w:lvl w:ilvl="0" w:tplc="04090001">
+      <w:start w:val="1"/>
+      <w:numFmt w:val="bullet"/>
+      <w:lvlText w:val=""/>
+      <w:lvlJc w:val="left"/>
+      <w:pPr>
+        <w:ind w:left="480" w:hanging="480"/>
+      </w:pPr>
+      <w:rPr>
+        <w:rFonts w:ascii="Wingdings" w:hAnsi="Wingdings" w:hint="default"/>
+      </w:rPr>
+    </w:lvl>
+    <w:lvl w:ilvl="1" w:tplc="04090003" w:tentative="1">
+      <w:start w:val="1"/>
+      <w:numFmt w:val="bullet"/>
+      <w:lvlText w:val=""/>
+      <w:lvlJc w:val="left"/>
+      <w:pPr>
+        <w:ind w:left="960" w:hanging="480"/>
+      </w:pPr>
+      <w:rPr>
+        <w:rFonts w:ascii="Wingdings" w:hAnsi="Wingdings" w:hint="default"/>
+      </w:rPr>
+    </w:lvl>
+    <w:lvl w:ilvl="2" w:tplc="04090005" w:tentative="1">
+      <w:start w:val="1"/>
+      <w:numFmt w:val="bullet"/>
+      <w:lvlText w:val=""/>
+      <w:lvlJc w:val="left"/>
+      <w:pPr>
+        <w:ind w:left="1440" w:hanging="480"/>
+      </w:pPr>
+      <w:rPr>
+        <w:rFonts w:ascii="Wingdings" w:hAnsi="Wingdings" w:hint="default"/>
+      </w:rPr>
+    </w:lvl>
+    <w:lvl w:ilvl="3" w:tplc="04090001" w:tentative="1">
+      <w:start w:val="1"/>
+      <w:numFmt w:val="bullet"/>
+      <w:lvlText w:val=""/>
+      <w:lvlJc w:val="left"/>
+      <w:pPr>
+        <w:ind w:left="1920" w:hanging="480"/>
+      </w:pPr>
+      <w:rPr>
+        <w:rFonts w:ascii="Wingdings" w:hAnsi="Wingdings" w:hint="default"/>
+      </w:rPr>
+    </w:lvl>
+    <w:lvl w:ilvl="4" w:tplc="04090003" w:tentative="1">
+      <w:start w:val="1"/>
+      <w:numFmt w:val="bullet"/>
+      <w:lvlText w:val=""/>
+      <w:lvlJc w:val="left"/>
+      <w:pPr>
+        <w:ind w:left="2400" w:hanging="480"/>
+      </w:pPr>
+      <w:rPr>
+        <w:rFonts w:ascii="Wingdings" w:hAnsi="Wingdings" w:hint="default"/>
+      </w:rPr>
+    </w:lvl>
+    <w:lvl w:ilvl="5" w:tplc="04090005" w:tentative="1">
+      <w:start w:val="1"/>
+      <w:numFmt w:val="bullet"/>
+      <w:lvlText w:val=""/>
+      <w:lvlJc w:val="left"/>
+      <w:pPr>
+        <w:ind w:left="2880" w:hanging="480"/>
+      </w:pPr>
+      <w:rPr>
+        <w:rFonts w:ascii="Wingdings" w:hAnsi="Wingdings" w:hint="default"/>
+      </w:rPr>
+    </w:lvl>
+    <w:lvl w:ilvl="6" w:tplc="04090001" w:tentative="1">
+      <w:start w:val="1"/>
+      <w:numFmt w:val="bullet"/>
+      <w:lvlText w:val=""/>
+      <w:lvlJc w:val="left"/>
+      <w:pPr>
+        <w:ind w:left="3360" w:hanging="480"/>
+      </w:pPr>
+      <w:rPr>
+        <w:rFonts w:ascii="Wingdings" w:hAnsi="Wingdings" w:hint="default"/>
+      </w:rPr>
+    </w:lvl>
+    <w:lvl w:ilvl="7" w:tplc="04090003" w:tentative="1">
+      <w:start w:val="1"/>
+      <w:numFmt w:val="bullet"/>
+      <w:lvlText w:val=""/>
+      <w:lvlJc w:val="left"/>
+      <w:pPr>
+        <w:ind w:left="3840" w:hanging="480"/>
+      </w:pPr>
+      <w:rPr>
+        <w:rFonts w:ascii="Wingdings" w:hAnsi="Wingdings" w:hint="default"/>
+      </w:rPr>
+    </w:lvl>
+    <w:lvl w:ilvl="8" w:tplc="04090005" w:tentative="1">
+      <w:start w:val="1"/>
+      <w:numFmt w:val="bullet"/>
+      <w:lvlText w:val=""/>
+      <w:lvlJc w:val="left"/>
+      <w:pPr>
+        <w:ind w:left="4320" w:hanging="480"/>
+      </w:pPr>
+      <w:rPr>
+        <w:rFonts w:ascii="Wingdings" w:hAnsi="Wingdings" w:hint="default"/>
+      </w:rPr>
+    </w:lvl>
+  </w:abstractNum>
+  <w:abstractNum w:abstractNumId="4" w15:restartNumberingAfterBreak="0">
+    <w:nsid w:val="0C5141D0"/>
+    <w:multiLevelType w:val="hybridMultilevel"/>
+    <w:tmpl w:val="329847E6"/>
+    <w:lvl w:ilvl="0" w:tplc="04090001">
+      <w:start w:val="1"/>
+      <w:numFmt w:val="bullet"/>
+      <w:lvlText w:val=""/>
+      <w:lvlJc w:val="left"/>
+      <w:pPr>
+        <w:ind w:left="480" w:hanging="480"/>
+      </w:pPr>
+      <w:rPr>
+        <w:rFonts w:ascii="Wingdings" w:hAnsi="Wingdings" w:hint="default"/>
+      </w:rPr>
+    </w:lvl>
+    <w:lvl w:ilvl="1" w:tplc="04090003" w:tentative="1">
+      <w:start w:val="1"/>
+      <w:numFmt w:val="bullet"/>
+      <w:lvlText w:val=""/>
+      <w:lvlJc w:val="left"/>
+      <w:pPr>
+        <w:ind w:left="960" w:hanging="480"/>
+      </w:pPr>
+      <w:rPr>
+        <w:rFonts w:ascii="Wingdings" w:hAnsi="Wingdings" w:hint="default"/>
+      </w:rPr>
+    </w:lvl>
+    <w:lvl w:ilvl="2" w:tplc="04090005" w:tentative="1">
+      <w:start w:val="1"/>
+      <w:numFmt w:val="bullet"/>
+      <w:lvlText w:val=""/>
+      <w:lvlJc w:val="left"/>
+      <w:pPr>
+        <w:ind w:left="1440" w:hanging="480"/>
+      </w:pPr>
+      <w:rPr>
+        <w:rFonts w:ascii="Wingdings" w:hAnsi="Wingdings" w:hint="default"/>
+      </w:rPr>
+    </w:lvl>
+    <w:lvl w:ilvl="3" w:tplc="04090001" w:tentative="1">
+      <w:start w:val="1"/>
+      <w:numFmt w:val="bullet"/>
+      <w:lvlText w:val=""/>
+      <w:lvlJc w:val="left"/>
+      <w:pPr>
+        <w:ind w:left="1920" w:hanging="480"/>
+      </w:pPr>
+      <w:rPr>
+        <w:rFonts w:ascii="Wingdings" w:hAnsi="Wingdings" w:hint="default"/>
+      </w:rPr>
+    </w:lvl>
+    <w:lvl w:ilvl="4" w:tplc="04090003" w:tentative="1">
+      <w:start w:val="1"/>
+      <w:numFmt w:val="bullet"/>
+      <w:lvlText w:val=""/>
+      <w:lvlJc w:val="left"/>
+      <w:pPr>
+        <w:ind w:left="2400" w:hanging="480"/>
+      </w:pPr>
+      <w:rPr>
+        <w:rFonts w:ascii="Wingdings" w:hAnsi="Wingdings" w:hint="default"/>
+      </w:rPr>
+    </w:lvl>
+    <w:lvl w:ilvl="5" w:tplc="04090005" w:tentative="1">
+      <w:start w:val="1"/>
+      <w:numFmt w:val="bullet"/>
+      <w:lvlText w:val=""/>
+      <w:lvlJc w:val="left"/>
+      <w:pPr>
+        <w:ind w:left="2880" w:hanging="480"/>
+      </w:pPr>
+      <w:rPr>
+        <w:rFonts w:ascii="Wingdings" w:hAnsi="Wingdings" w:hint="default"/>
+      </w:rPr>
+    </w:lvl>
+    <w:lvl w:ilvl="6" w:tplc="04090001" w:tentative="1">
+      <w:start w:val="1"/>
+      <w:numFmt w:val="bullet"/>
+      <w:lvlText w:val=""/>
+      <w:lvlJc w:val="left"/>
+      <w:pPr>
+        <w:ind w:left="3360" w:hanging="480"/>
+      </w:pPr>
+      <w:rPr>
+        <w:rFonts w:ascii="Wingdings" w:hAnsi="Wingdings" w:hint="default"/>
+      </w:rPr>
+    </w:lvl>
+    <w:lvl w:ilvl="7" w:tplc="04090003" w:tentative="1">
+      <w:start w:val="1"/>
+      <w:numFmt w:val="bullet"/>
+      <w:lvlText w:val=""/>
+      <w:lvlJc w:val="left"/>
+      <w:pPr>
+        <w:ind w:left="3840" w:hanging="480"/>
+      </w:pPr>
+      <w:rPr>
+        <w:rFonts w:ascii="Wingdings" w:hAnsi="Wingdings" w:hint="default"/>
+      </w:rPr>
+    </w:lvl>
+    <w:lvl w:ilvl="8" w:tplc="04090005" w:tentative="1">
+      <w:start w:val="1"/>
+      <w:numFmt w:val="bullet"/>
+      <w:lvlText w:val=""/>
+      <w:lvlJc w:val="left"/>
+      <w:pPr>
+        <w:ind w:left="4320" w:hanging="480"/>
+      </w:pPr>
+      <w:rPr>
+        <w:rFonts w:ascii="Wingdings" w:hAnsi="Wingdings" w:hint="default"/>
+      </w:rPr>
+    </w:lvl>
+  </w:abstractNum>
+  <w:abstractNum w:abstractNumId="5" w15:restartNumberingAfterBreak="0">
+    <w:nsid w:val="0CBF1C44"/>
+    <w:multiLevelType w:val="hybridMultilevel"/>
+    <w:tmpl w:val="05F01EC2"/>
+    <w:lvl w:ilvl="0" w:tplc="04090001">
+      <w:start w:val="1"/>
+      <w:numFmt w:val="bullet"/>
+      <w:lvlText w:val=""/>
+      <w:lvlJc w:val="left"/>
+      <w:pPr>
+        <w:ind w:left="480" w:hanging="480"/>
+      </w:pPr>
+      <w:rPr>
+        <w:rFonts w:ascii="Wingdings" w:hAnsi="Wingdings" w:hint="default"/>
+      </w:rPr>
+    </w:lvl>
+    <w:lvl w:ilvl="1" w:tplc="04090003" w:tentative="1">
+      <w:start w:val="1"/>
+      <w:numFmt w:val="bullet"/>
+      <w:lvlText w:val=""/>
+      <w:lvlJc w:val="left"/>
+      <w:pPr>
+        <w:ind w:left="960" w:hanging="480"/>
+      </w:pPr>
+      <w:rPr>
+        <w:rFonts w:ascii="Wingdings" w:hAnsi="Wingdings" w:hint="default"/>
+      </w:rPr>
+    </w:lvl>
+    <w:lvl w:ilvl="2" w:tplc="04090005" w:tentative="1">
+      <w:start w:val="1"/>
+      <w:numFmt w:val="bullet"/>
+      <w:lvlText w:val=""/>
+      <w:lvlJc w:val="left"/>
+      <w:pPr>
+        <w:ind w:left="1440" w:hanging="480"/>
+      </w:pPr>
+      <w:rPr>
+        <w:rFonts w:ascii="Wingdings" w:hAnsi="Wingdings" w:hint="default"/>
+      </w:rPr>
+    </w:lvl>
+    <w:lvl w:ilvl="3" w:tplc="04090001" w:tentative="1">
+      <w:start w:val="1"/>
+      <w:numFmt w:val="bullet"/>
+      <w:lvlText w:val=""/>
+      <w:lvlJc w:val="left"/>
+      <w:pPr>
+        <w:ind w:left="1920" w:hanging="480"/>
+      </w:pPr>
+      <w:rPr>
+        <w:rFonts w:ascii="Wingdings" w:hAnsi="Wingdings" w:hint="default"/>
+      </w:rPr>
+    </w:lvl>
+    <w:lvl w:ilvl="4" w:tplc="04090003" w:tentative="1">
+      <w:start w:val="1"/>
+      <w:numFmt w:val="bullet"/>
+      <w:lvlText w:val=""/>
+      <w:lvlJc w:val="left"/>
+      <w:pPr>
+        <w:ind w:left="2400" w:hanging="480"/>
+      </w:pPr>
+      <w:rPr>
+        <w:rFonts w:ascii="Wingdings" w:hAnsi="Wingdings" w:hint="default"/>
+      </w:rPr>
+    </w:lvl>
+    <w:lvl w:ilvl="5" w:tplc="04090005" w:tentative="1">
+      <w:start w:val="1"/>
+      <w:numFmt w:val="bullet"/>
+      <w:lvlText w:val=""/>
+      <w:lvlJc w:val="left"/>
+      <w:pPr>
+        <w:ind w:left="2880" w:hanging="480"/>
+      </w:pPr>
+      <w:rPr>
+        <w:rFonts w:ascii="Wingdings" w:hAnsi="Wingdings" w:hint="default"/>
+      </w:rPr>
+    </w:lvl>
+    <w:lvl w:ilvl="6" w:tplc="04090001" w:tentative="1">
+      <w:start w:val="1"/>
+      <w:numFmt w:val="bullet"/>
+      <w:lvlText w:val=""/>
+      <w:lvlJc w:val="left"/>
+      <w:pPr>
+        <w:ind w:left="3360" w:hanging="480"/>
+      </w:pPr>
+      <w:rPr>
+        <w:rFonts w:ascii="Wingdings" w:hAnsi="Wingdings" w:hint="default"/>
+      </w:rPr>
+    </w:lvl>
+    <w:lvl w:ilvl="7" w:tplc="04090003" w:tentative="1">
+      <w:start w:val="1"/>
+      <w:numFmt w:val="bullet"/>
+      <w:lvlText w:val=""/>
+      <w:lvlJc w:val="left"/>
+      <w:pPr>
+        <w:ind w:left="3840" w:hanging="480"/>
+      </w:pPr>
+      <w:rPr>
+        <w:rFonts w:ascii="Wingdings" w:hAnsi="Wingdings" w:hint="default"/>
+      </w:rPr>
+    </w:lvl>
+    <w:lvl w:ilvl="8" w:tplc="04090005" w:tentative="1">
+      <w:start w:val="1"/>
+      <w:numFmt w:val="bullet"/>
+      <w:lvlText w:val=""/>
+      <w:lvlJc w:val="left"/>
+      <w:pPr>
+        <w:ind w:left="4320" w:hanging="480"/>
+      </w:pPr>
+      <w:rPr>
+        <w:rFonts w:ascii="Wingdings" w:hAnsi="Wingdings" w:hint="default"/>
+      </w:rPr>
+    </w:lvl>
+  </w:abstractNum>
+  <w:abstractNum w:abstractNumId="6" w15:restartNumberingAfterBreak="0">
+    <w:nsid w:val="12F27D04"/>
     <w:multiLevelType w:val="multilevel"/>
-    <w:tmpl w:val="3F3426A6"/>
+    <w:tmpl w:val="CE12201E"/>
     <w:lvl w:ilvl="0">
       <w:start w:val="1"/>
       <w:numFmt w:val="bullet"/>
@@ -24168,10 +25718,1339 @@
       </w:rPr>
     </w:lvl>
   </w:abstractNum>
-  <w:abstractNum w:abstractNumId="1" w15:restartNumberingAfterBreak="0">
-    <w:nsid w:val="06C721D5"/>
+  <w:abstractNum w:abstractNumId="7" w15:restartNumberingAfterBreak="0">
+    <w:nsid w:val="1551033A"/>
     <w:multiLevelType w:val="multilevel"/>
-    <w:tmpl w:val="5BF414AE"/>
+    <w:tmpl w:val="FB3CDE86"/>
+    <w:lvl w:ilvl="0">
+      <w:start w:val="1"/>
+      <w:numFmt w:val="decimal"/>
+      <w:lvlText w:val="%1."/>
+      <w:lvlJc w:val="left"/>
+      <w:pPr>
+        <w:tabs>
+          <w:tab w:val="num" w:pos="360"/>
+        </w:tabs>
+        <w:ind w:left="360" w:hanging="360"/>
+      </w:pPr>
+    </w:lvl>
+    <w:lvl w:ilvl="1" w:tentative="1">
+      <w:start w:val="1"/>
+      <w:numFmt w:val="decimal"/>
+      <w:lvlText w:val="%2."/>
+      <w:lvlJc w:val="left"/>
+      <w:pPr>
+        <w:tabs>
+          <w:tab w:val="num" w:pos="1080"/>
+        </w:tabs>
+        <w:ind w:left="1080" w:hanging="360"/>
+      </w:pPr>
+    </w:lvl>
+    <w:lvl w:ilvl="2" w:tentative="1">
+      <w:start w:val="1"/>
+      <w:numFmt w:val="decimal"/>
+      <w:lvlText w:val="%3."/>
+      <w:lvlJc w:val="left"/>
+      <w:pPr>
+        <w:tabs>
+          <w:tab w:val="num" w:pos="1800"/>
+        </w:tabs>
+        <w:ind w:left="1800" w:hanging="360"/>
+      </w:pPr>
+    </w:lvl>
+    <w:lvl w:ilvl="3" w:tentative="1">
+      <w:start w:val="1"/>
+      <w:numFmt w:val="decimal"/>
+      <w:lvlText w:val="%4."/>
+      <w:lvlJc w:val="left"/>
+      <w:pPr>
+        <w:tabs>
+          <w:tab w:val="num" w:pos="2520"/>
+        </w:tabs>
+        <w:ind w:left="2520" w:hanging="360"/>
+      </w:pPr>
+    </w:lvl>
+    <w:lvl w:ilvl="4" w:tentative="1">
+      <w:start w:val="1"/>
+      <w:numFmt w:val="decimal"/>
+      <w:lvlText w:val="%5."/>
+      <w:lvlJc w:val="left"/>
+      <w:pPr>
+        <w:tabs>
+          <w:tab w:val="num" w:pos="3240"/>
+        </w:tabs>
+        <w:ind w:left="3240" w:hanging="360"/>
+      </w:pPr>
+    </w:lvl>
+    <w:lvl w:ilvl="5" w:tentative="1">
+      <w:start w:val="1"/>
+      <w:numFmt w:val="decimal"/>
+      <w:lvlText w:val="%6."/>
+      <w:lvlJc w:val="left"/>
+      <w:pPr>
+        <w:tabs>
+          <w:tab w:val="num" w:pos="3960"/>
+        </w:tabs>
+        <w:ind w:left="3960" w:hanging="360"/>
+      </w:pPr>
+    </w:lvl>
+    <w:lvl w:ilvl="6" w:tentative="1">
+      <w:start w:val="1"/>
+      <w:numFmt w:val="decimal"/>
+      <w:lvlText w:val="%7."/>
+      <w:lvlJc w:val="left"/>
+      <w:pPr>
+        <w:tabs>
+          <w:tab w:val="num" w:pos="4680"/>
+        </w:tabs>
+        <w:ind w:left="4680" w:hanging="360"/>
+      </w:pPr>
+    </w:lvl>
+    <w:lvl w:ilvl="7" w:tentative="1">
+      <w:start w:val="1"/>
+      <w:numFmt w:val="decimal"/>
+      <w:lvlText w:val="%8."/>
+      <w:lvlJc w:val="left"/>
+      <w:pPr>
+        <w:tabs>
+          <w:tab w:val="num" w:pos="5400"/>
+        </w:tabs>
+        <w:ind w:left="5400" w:hanging="360"/>
+      </w:pPr>
+    </w:lvl>
+    <w:lvl w:ilvl="8" w:tentative="1">
+      <w:start w:val="1"/>
+      <w:numFmt w:val="decimal"/>
+      <w:lvlText w:val="%9."/>
+      <w:lvlJc w:val="left"/>
+      <w:pPr>
+        <w:tabs>
+          <w:tab w:val="num" w:pos="6120"/>
+        </w:tabs>
+        <w:ind w:left="6120" w:hanging="360"/>
+      </w:pPr>
+    </w:lvl>
+  </w:abstractNum>
+  <w:abstractNum w:abstractNumId="8" w15:restartNumberingAfterBreak="0">
+    <w:nsid w:val="1E526E63"/>
+    <w:multiLevelType w:val="hybridMultilevel"/>
+    <w:tmpl w:val="30C2EF02"/>
+    <w:lvl w:ilvl="0" w:tplc="04090001">
+      <w:start w:val="1"/>
+      <w:numFmt w:val="bullet"/>
+      <w:lvlText w:val=""/>
+      <w:lvlJc w:val="left"/>
+      <w:pPr>
+        <w:ind w:left="480" w:hanging="480"/>
+      </w:pPr>
+      <w:rPr>
+        <w:rFonts w:ascii="Wingdings" w:hAnsi="Wingdings" w:hint="default"/>
+      </w:rPr>
+    </w:lvl>
+    <w:lvl w:ilvl="1" w:tplc="04090003" w:tentative="1">
+      <w:start w:val="1"/>
+      <w:numFmt w:val="bullet"/>
+      <w:lvlText w:val=""/>
+      <w:lvlJc w:val="left"/>
+      <w:pPr>
+        <w:ind w:left="960" w:hanging="480"/>
+      </w:pPr>
+      <w:rPr>
+        <w:rFonts w:ascii="Wingdings" w:hAnsi="Wingdings" w:hint="default"/>
+      </w:rPr>
+    </w:lvl>
+    <w:lvl w:ilvl="2" w:tplc="04090005" w:tentative="1">
+      <w:start w:val="1"/>
+      <w:numFmt w:val="bullet"/>
+      <w:lvlText w:val=""/>
+      <w:lvlJc w:val="left"/>
+      <w:pPr>
+        <w:ind w:left="1440" w:hanging="480"/>
+      </w:pPr>
+      <w:rPr>
+        <w:rFonts w:ascii="Wingdings" w:hAnsi="Wingdings" w:hint="default"/>
+      </w:rPr>
+    </w:lvl>
+    <w:lvl w:ilvl="3" w:tplc="04090001" w:tentative="1">
+      <w:start w:val="1"/>
+      <w:numFmt w:val="bullet"/>
+      <w:lvlText w:val=""/>
+      <w:lvlJc w:val="left"/>
+      <w:pPr>
+        <w:ind w:left="1920" w:hanging="480"/>
+      </w:pPr>
+      <w:rPr>
+        <w:rFonts w:ascii="Wingdings" w:hAnsi="Wingdings" w:hint="default"/>
+      </w:rPr>
+    </w:lvl>
+    <w:lvl w:ilvl="4" w:tplc="04090003" w:tentative="1">
+      <w:start w:val="1"/>
+      <w:numFmt w:val="bullet"/>
+      <w:lvlText w:val=""/>
+      <w:lvlJc w:val="left"/>
+      <w:pPr>
+        <w:ind w:left="2400" w:hanging="480"/>
+      </w:pPr>
+      <w:rPr>
+        <w:rFonts w:ascii="Wingdings" w:hAnsi="Wingdings" w:hint="default"/>
+      </w:rPr>
+    </w:lvl>
+    <w:lvl w:ilvl="5" w:tplc="04090005" w:tentative="1">
+      <w:start w:val="1"/>
+      <w:numFmt w:val="bullet"/>
+      <w:lvlText w:val=""/>
+      <w:lvlJc w:val="left"/>
+      <w:pPr>
+        <w:ind w:left="2880" w:hanging="480"/>
+      </w:pPr>
+      <w:rPr>
+        <w:rFonts w:ascii="Wingdings" w:hAnsi="Wingdings" w:hint="default"/>
+      </w:rPr>
+    </w:lvl>
+    <w:lvl w:ilvl="6" w:tplc="04090001" w:tentative="1">
+      <w:start w:val="1"/>
+      <w:numFmt w:val="bullet"/>
+      <w:lvlText w:val=""/>
+      <w:lvlJc w:val="left"/>
+      <w:pPr>
+        <w:ind w:left="3360" w:hanging="480"/>
+      </w:pPr>
+      <w:rPr>
+        <w:rFonts w:ascii="Wingdings" w:hAnsi="Wingdings" w:hint="default"/>
+      </w:rPr>
+    </w:lvl>
+    <w:lvl w:ilvl="7" w:tplc="04090003" w:tentative="1">
+      <w:start w:val="1"/>
+      <w:numFmt w:val="bullet"/>
+      <w:lvlText w:val=""/>
+      <w:lvlJc w:val="left"/>
+      <w:pPr>
+        <w:ind w:left="3840" w:hanging="480"/>
+      </w:pPr>
+      <w:rPr>
+        <w:rFonts w:ascii="Wingdings" w:hAnsi="Wingdings" w:hint="default"/>
+      </w:rPr>
+    </w:lvl>
+    <w:lvl w:ilvl="8" w:tplc="04090005" w:tentative="1">
+      <w:start w:val="1"/>
+      <w:numFmt w:val="bullet"/>
+      <w:lvlText w:val=""/>
+      <w:lvlJc w:val="left"/>
+      <w:pPr>
+        <w:ind w:left="4320" w:hanging="480"/>
+      </w:pPr>
+      <w:rPr>
+        <w:rFonts w:ascii="Wingdings" w:hAnsi="Wingdings" w:hint="default"/>
+      </w:rPr>
+    </w:lvl>
+  </w:abstractNum>
+  <w:abstractNum w:abstractNumId="9" w15:restartNumberingAfterBreak="0">
+    <w:nsid w:val="2190531F"/>
+    <w:multiLevelType w:val="hybridMultilevel"/>
+    <w:tmpl w:val="09A41EC4"/>
+    <w:lvl w:ilvl="0" w:tplc="04090001">
+      <w:start w:val="1"/>
+      <w:numFmt w:val="bullet"/>
+      <w:lvlText w:val=""/>
+      <w:lvlJc w:val="left"/>
+      <w:pPr>
+        <w:ind w:left="480" w:hanging="480"/>
+      </w:pPr>
+      <w:rPr>
+        <w:rFonts w:ascii="Wingdings" w:hAnsi="Wingdings" w:hint="default"/>
+      </w:rPr>
+    </w:lvl>
+    <w:lvl w:ilvl="1" w:tplc="04090003" w:tentative="1">
+      <w:start w:val="1"/>
+      <w:numFmt w:val="bullet"/>
+      <w:lvlText w:val=""/>
+      <w:lvlJc w:val="left"/>
+      <w:pPr>
+        <w:ind w:left="960" w:hanging="480"/>
+      </w:pPr>
+      <w:rPr>
+        <w:rFonts w:ascii="Wingdings" w:hAnsi="Wingdings" w:hint="default"/>
+      </w:rPr>
+    </w:lvl>
+    <w:lvl w:ilvl="2" w:tplc="04090005" w:tentative="1">
+      <w:start w:val="1"/>
+      <w:numFmt w:val="bullet"/>
+      <w:lvlText w:val=""/>
+      <w:lvlJc w:val="left"/>
+      <w:pPr>
+        <w:ind w:left="1440" w:hanging="480"/>
+      </w:pPr>
+      <w:rPr>
+        <w:rFonts w:ascii="Wingdings" w:hAnsi="Wingdings" w:hint="default"/>
+      </w:rPr>
+    </w:lvl>
+    <w:lvl w:ilvl="3" w:tplc="04090001" w:tentative="1">
+      <w:start w:val="1"/>
+      <w:numFmt w:val="bullet"/>
+      <w:lvlText w:val=""/>
+      <w:lvlJc w:val="left"/>
+      <w:pPr>
+        <w:ind w:left="1920" w:hanging="480"/>
+      </w:pPr>
+      <w:rPr>
+        <w:rFonts w:ascii="Wingdings" w:hAnsi="Wingdings" w:hint="default"/>
+      </w:rPr>
+    </w:lvl>
+    <w:lvl w:ilvl="4" w:tplc="04090003" w:tentative="1">
+      <w:start w:val="1"/>
+      <w:numFmt w:val="bullet"/>
+      <w:lvlText w:val=""/>
+      <w:lvlJc w:val="left"/>
+      <w:pPr>
+        <w:ind w:left="2400" w:hanging="480"/>
+      </w:pPr>
+      <w:rPr>
+        <w:rFonts w:ascii="Wingdings" w:hAnsi="Wingdings" w:hint="default"/>
+      </w:rPr>
+    </w:lvl>
+    <w:lvl w:ilvl="5" w:tplc="04090005" w:tentative="1">
+      <w:start w:val="1"/>
+      <w:numFmt w:val="bullet"/>
+      <w:lvlText w:val=""/>
+      <w:lvlJc w:val="left"/>
+      <w:pPr>
+        <w:ind w:left="2880" w:hanging="480"/>
+      </w:pPr>
+      <w:rPr>
+        <w:rFonts w:ascii="Wingdings" w:hAnsi="Wingdings" w:hint="default"/>
+      </w:rPr>
+    </w:lvl>
+    <w:lvl w:ilvl="6" w:tplc="04090001" w:tentative="1">
+      <w:start w:val="1"/>
+      <w:numFmt w:val="bullet"/>
+      <w:lvlText w:val=""/>
+      <w:lvlJc w:val="left"/>
+      <w:pPr>
+        <w:ind w:left="3360" w:hanging="480"/>
+      </w:pPr>
+      <w:rPr>
+        <w:rFonts w:ascii="Wingdings" w:hAnsi="Wingdings" w:hint="default"/>
+      </w:rPr>
+    </w:lvl>
+    <w:lvl w:ilvl="7" w:tplc="04090003" w:tentative="1">
+      <w:start w:val="1"/>
+      <w:numFmt w:val="bullet"/>
+      <w:lvlText w:val=""/>
+      <w:lvlJc w:val="left"/>
+      <w:pPr>
+        <w:ind w:left="3840" w:hanging="480"/>
+      </w:pPr>
+      <w:rPr>
+        <w:rFonts w:ascii="Wingdings" w:hAnsi="Wingdings" w:hint="default"/>
+      </w:rPr>
+    </w:lvl>
+    <w:lvl w:ilvl="8" w:tplc="04090005" w:tentative="1">
+      <w:start w:val="1"/>
+      <w:numFmt w:val="bullet"/>
+      <w:lvlText w:val=""/>
+      <w:lvlJc w:val="left"/>
+      <w:pPr>
+        <w:ind w:left="4320" w:hanging="480"/>
+      </w:pPr>
+      <w:rPr>
+        <w:rFonts w:ascii="Wingdings" w:hAnsi="Wingdings" w:hint="default"/>
+      </w:rPr>
+    </w:lvl>
+  </w:abstractNum>
+  <w:abstractNum w:abstractNumId="10" w15:restartNumberingAfterBreak="0">
+    <w:nsid w:val="2AAB1EED"/>
+    <w:multiLevelType w:val="hybridMultilevel"/>
+    <w:tmpl w:val="5AA4D070"/>
+    <w:lvl w:ilvl="0" w:tplc="0409000F">
+      <w:start w:val="1"/>
+      <w:numFmt w:val="decimal"/>
+      <w:lvlText w:val="%1."/>
+      <w:lvlJc w:val="left"/>
+      <w:pPr>
+        <w:ind w:left="480" w:hanging="480"/>
+      </w:pPr>
+    </w:lvl>
+    <w:lvl w:ilvl="1" w:tplc="04090019" w:tentative="1">
+      <w:start w:val="1"/>
+      <w:numFmt w:val="ideographTraditional"/>
+      <w:lvlText w:val="%2、"/>
+      <w:lvlJc w:val="left"/>
+      <w:pPr>
+        <w:ind w:left="960" w:hanging="480"/>
+      </w:pPr>
+    </w:lvl>
+    <w:lvl w:ilvl="2" w:tplc="0409001B" w:tentative="1">
+      <w:start w:val="1"/>
+      <w:numFmt w:val="lowerRoman"/>
+      <w:lvlText w:val="%3."/>
+      <w:lvlJc w:val="right"/>
+      <w:pPr>
+        <w:ind w:left="1440" w:hanging="480"/>
+      </w:pPr>
+    </w:lvl>
+    <w:lvl w:ilvl="3" w:tplc="0409000F" w:tentative="1">
+      <w:start w:val="1"/>
+      <w:numFmt w:val="decimal"/>
+      <w:lvlText w:val="%4."/>
+      <w:lvlJc w:val="left"/>
+      <w:pPr>
+        <w:ind w:left="1920" w:hanging="480"/>
+      </w:pPr>
+    </w:lvl>
+    <w:lvl w:ilvl="4" w:tplc="04090019" w:tentative="1">
+      <w:start w:val="1"/>
+      <w:numFmt w:val="ideographTraditional"/>
+      <w:lvlText w:val="%5、"/>
+      <w:lvlJc w:val="left"/>
+      <w:pPr>
+        <w:ind w:left="2400" w:hanging="480"/>
+      </w:pPr>
+    </w:lvl>
+    <w:lvl w:ilvl="5" w:tplc="0409001B" w:tentative="1">
+      <w:start w:val="1"/>
+      <w:numFmt w:val="lowerRoman"/>
+      <w:lvlText w:val="%6."/>
+      <w:lvlJc w:val="right"/>
+      <w:pPr>
+        <w:ind w:left="2880" w:hanging="480"/>
+      </w:pPr>
+    </w:lvl>
+    <w:lvl w:ilvl="6" w:tplc="0409000F" w:tentative="1">
+      <w:start w:val="1"/>
+      <w:numFmt w:val="decimal"/>
+      <w:lvlText w:val="%7."/>
+      <w:lvlJc w:val="left"/>
+      <w:pPr>
+        <w:ind w:left="3360" w:hanging="480"/>
+      </w:pPr>
+    </w:lvl>
+    <w:lvl w:ilvl="7" w:tplc="04090019" w:tentative="1">
+      <w:start w:val="1"/>
+      <w:numFmt w:val="ideographTraditional"/>
+      <w:lvlText w:val="%8、"/>
+      <w:lvlJc w:val="left"/>
+      <w:pPr>
+        <w:ind w:left="3840" w:hanging="480"/>
+      </w:pPr>
+    </w:lvl>
+    <w:lvl w:ilvl="8" w:tplc="0409001B" w:tentative="1">
+      <w:start w:val="1"/>
+      <w:numFmt w:val="lowerRoman"/>
+      <w:lvlText w:val="%9."/>
+      <w:lvlJc w:val="right"/>
+      <w:pPr>
+        <w:ind w:left="4320" w:hanging="480"/>
+      </w:pPr>
+    </w:lvl>
+  </w:abstractNum>
+  <w:abstractNum w:abstractNumId="11" w15:restartNumberingAfterBreak="0">
+    <w:nsid w:val="2D8327A4"/>
+    <w:multiLevelType w:val="hybridMultilevel"/>
+    <w:tmpl w:val="128CD1CC"/>
+    <w:lvl w:ilvl="0" w:tplc="04090001">
+      <w:start w:val="1"/>
+      <w:numFmt w:val="bullet"/>
+      <w:lvlText w:val=""/>
+      <w:lvlJc w:val="left"/>
+      <w:pPr>
+        <w:ind w:left="480" w:hanging="480"/>
+      </w:pPr>
+      <w:rPr>
+        <w:rFonts w:ascii="Wingdings" w:hAnsi="Wingdings" w:hint="default"/>
+      </w:rPr>
+    </w:lvl>
+    <w:lvl w:ilvl="1" w:tplc="04090003" w:tentative="1">
+      <w:start w:val="1"/>
+      <w:numFmt w:val="bullet"/>
+      <w:lvlText w:val=""/>
+      <w:lvlJc w:val="left"/>
+      <w:pPr>
+        <w:ind w:left="960" w:hanging="480"/>
+      </w:pPr>
+      <w:rPr>
+        <w:rFonts w:ascii="Wingdings" w:hAnsi="Wingdings" w:hint="default"/>
+      </w:rPr>
+    </w:lvl>
+    <w:lvl w:ilvl="2" w:tplc="04090005" w:tentative="1">
+      <w:start w:val="1"/>
+      <w:numFmt w:val="bullet"/>
+      <w:lvlText w:val=""/>
+      <w:lvlJc w:val="left"/>
+      <w:pPr>
+        <w:ind w:left="1440" w:hanging="480"/>
+      </w:pPr>
+      <w:rPr>
+        <w:rFonts w:ascii="Wingdings" w:hAnsi="Wingdings" w:hint="default"/>
+      </w:rPr>
+    </w:lvl>
+    <w:lvl w:ilvl="3" w:tplc="04090001" w:tentative="1">
+      <w:start w:val="1"/>
+      <w:numFmt w:val="bullet"/>
+      <w:lvlText w:val=""/>
+      <w:lvlJc w:val="left"/>
+      <w:pPr>
+        <w:ind w:left="1920" w:hanging="480"/>
+      </w:pPr>
+      <w:rPr>
+        <w:rFonts w:ascii="Wingdings" w:hAnsi="Wingdings" w:hint="default"/>
+      </w:rPr>
+    </w:lvl>
+    <w:lvl w:ilvl="4" w:tplc="04090003" w:tentative="1">
+      <w:start w:val="1"/>
+      <w:numFmt w:val="bullet"/>
+      <w:lvlText w:val=""/>
+      <w:lvlJc w:val="left"/>
+      <w:pPr>
+        <w:ind w:left="2400" w:hanging="480"/>
+      </w:pPr>
+      <w:rPr>
+        <w:rFonts w:ascii="Wingdings" w:hAnsi="Wingdings" w:hint="default"/>
+      </w:rPr>
+    </w:lvl>
+    <w:lvl w:ilvl="5" w:tplc="04090005" w:tentative="1">
+      <w:start w:val="1"/>
+      <w:numFmt w:val="bullet"/>
+      <w:lvlText w:val=""/>
+      <w:lvlJc w:val="left"/>
+      <w:pPr>
+        <w:ind w:left="2880" w:hanging="480"/>
+      </w:pPr>
+      <w:rPr>
+        <w:rFonts w:ascii="Wingdings" w:hAnsi="Wingdings" w:hint="default"/>
+      </w:rPr>
+    </w:lvl>
+    <w:lvl w:ilvl="6" w:tplc="04090001" w:tentative="1">
+      <w:start w:val="1"/>
+      <w:numFmt w:val="bullet"/>
+      <w:lvlText w:val=""/>
+      <w:lvlJc w:val="left"/>
+      <w:pPr>
+        <w:ind w:left="3360" w:hanging="480"/>
+      </w:pPr>
+      <w:rPr>
+        <w:rFonts w:ascii="Wingdings" w:hAnsi="Wingdings" w:hint="default"/>
+      </w:rPr>
+    </w:lvl>
+    <w:lvl w:ilvl="7" w:tplc="04090003" w:tentative="1">
+      <w:start w:val="1"/>
+      <w:numFmt w:val="bullet"/>
+      <w:lvlText w:val=""/>
+      <w:lvlJc w:val="left"/>
+      <w:pPr>
+        <w:ind w:left="3840" w:hanging="480"/>
+      </w:pPr>
+      <w:rPr>
+        <w:rFonts w:ascii="Wingdings" w:hAnsi="Wingdings" w:hint="default"/>
+      </w:rPr>
+    </w:lvl>
+    <w:lvl w:ilvl="8" w:tplc="04090005" w:tentative="1">
+      <w:start w:val="1"/>
+      <w:numFmt w:val="bullet"/>
+      <w:lvlText w:val=""/>
+      <w:lvlJc w:val="left"/>
+      <w:pPr>
+        <w:ind w:left="4320" w:hanging="480"/>
+      </w:pPr>
+      <w:rPr>
+        <w:rFonts w:ascii="Wingdings" w:hAnsi="Wingdings" w:hint="default"/>
+      </w:rPr>
+    </w:lvl>
+  </w:abstractNum>
+  <w:abstractNum w:abstractNumId="12" w15:restartNumberingAfterBreak="0">
+    <w:nsid w:val="2ED021CC"/>
+    <w:multiLevelType w:val="hybridMultilevel"/>
+    <w:tmpl w:val="7F9044EA"/>
+    <w:lvl w:ilvl="0" w:tplc="04090001">
+      <w:start w:val="1"/>
+      <w:numFmt w:val="bullet"/>
+      <w:lvlText w:val=""/>
+      <w:lvlJc w:val="left"/>
+      <w:pPr>
+        <w:ind w:left="480" w:hanging="480"/>
+      </w:pPr>
+      <w:rPr>
+        <w:rFonts w:ascii="Wingdings" w:hAnsi="Wingdings" w:hint="default"/>
+      </w:rPr>
+    </w:lvl>
+    <w:lvl w:ilvl="1" w:tplc="04090003" w:tentative="1">
+      <w:start w:val="1"/>
+      <w:numFmt w:val="bullet"/>
+      <w:lvlText w:val=""/>
+      <w:lvlJc w:val="left"/>
+      <w:pPr>
+        <w:ind w:left="960" w:hanging="480"/>
+      </w:pPr>
+      <w:rPr>
+        <w:rFonts w:ascii="Wingdings" w:hAnsi="Wingdings" w:hint="default"/>
+      </w:rPr>
+    </w:lvl>
+    <w:lvl w:ilvl="2" w:tplc="04090005" w:tentative="1">
+      <w:start w:val="1"/>
+      <w:numFmt w:val="bullet"/>
+      <w:lvlText w:val=""/>
+      <w:lvlJc w:val="left"/>
+      <w:pPr>
+        <w:ind w:left="1440" w:hanging="480"/>
+      </w:pPr>
+      <w:rPr>
+        <w:rFonts w:ascii="Wingdings" w:hAnsi="Wingdings" w:hint="default"/>
+      </w:rPr>
+    </w:lvl>
+    <w:lvl w:ilvl="3" w:tplc="04090001" w:tentative="1">
+      <w:start w:val="1"/>
+      <w:numFmt w:val="bullet"/>
+      <w:lvlText w:val=""/>
+      <w:lvlJc w:val="left"/>
+      <w:pPr>
+        <w:ind w:left="1920" w:hanging="480"/>
+      </w:pPr>
+      <w:rPr>
+        <w:rFonts w:ascii="Wingdings" w:hAnsi="Wingdings" w:hint="default"/>
+      </w:rPr>
+    </w:lvl>
+    <w:lvl w:ilvl="4" w:tplc="04090003" w:tentative="1">
+      <w:start w:val="1"/>
+      <w:numFmt w:val="bullet"/>
+      <w:lvlText w:val=""/>
+      <w:lvlJc w:val="left"/>
+      <w:pPr>
+        <w:ind w:left="2400" w:hanging="480"/>
+      </w:pPr>
+      <w:rPr>
+        <w:rFonts w:ascii="Wingdings" w:hAnsi="Wingdings" w:hint="default"/>
+      </w:rPr>
+    </w:lvl>
+    <w:lvl w:ilvl="5" w:tplc="04090005" w:tentative="1">
+      <w:start w:val="1"/>
+      <w:numFmt w:val="bullet"/>
+      <w:lvlText w:val=""/>
+      <w:lvlJc w:val="left"/>
+      <w:pPr>
+        <w:ind w:left="2880" w:hanging="480"/>
+      </w:pPr>
+      <w:rPr>
+        <w:rFonts w:ascii="Wingdings" w:hAnsi="Wingdings" w:hint="default"/>
+      </w:rPr>
+    </w:lvl>
+    <w:lvl w:ilvl="6" w:tplc="04090001" w:tentative="1">
+      <w:start w:val="1"/>
+      <w:numFmt w:val="bullet"/>
+      <w:lvlText w:val=""/>
+      <w:lvlJc w:val="left"/>
+      <w:pPr>
+        <w:ind w:left="3360" w:hanging="480"/>
+      </w:pPr>
+      <w:rPr>
+        <w:rFonts w:ascii="Wingdings" w:hAnsi="Wingdings" w:hint="default"/>
+      </w:rPr>
+    </w:lvl>
+    <w:lvl w:ilvl="7" w:tplc="04090003" w:tentative="1">
+      <w:start w:val="1"/>
+      <w:numFmt w:val="bullet"/>
+      <w:lvlText w:val=""/>
+      <w:lvlJc w:val="left"/>
+      <w:pPr>
+        <w:ind w:left="3840" w:hanging="480"/>
+      </w:pPr>
+      <w:rPr>
+        <w:rFonts w:ascii="Wingdings" w:hAnsi="Wingdings" w:hint="default"/>
+      </w:rPr>
+    </w:lvl>
+    <w:lvl w:ilvl="8" w:tplc="04090005" w:tentative="1">
+      <w:start w:val="1"/>
+      <w:numFmt w:val="bullet"/>
+      <w:lvlText w:val=""/>
+      <w:lvlJc w:val="left"/>
+      <w:pPr>
+        <w:ind w:left="4320" w:hanging="480"/>
+      </w:pPr>
+      <w:rPr>
+        <w:rFonts w:ascii="Wingdings" w:hAnsi="Wingdings" w:hint="default"/>
+      </w:rPr>
+    </w:lvl>
+  </w:abstractNum>
+  <w:abstractNum w:abstractNumId="13" w15:restartNumberingAfterBreak="0">
+    <w:nsid w:val="35774A59"/>
+    <w:multiLevelType w:val="multilevel"/>
+    <w:tmpl w:val="D4B6C2C0"/>
+    <w:lvl w:ilvl="0">
+      <w:start w:val="1"/>
+      <w:numFmt w:val="decimal"/>
+      <w:lvlText w:val="%1."/>
+      <w:lvlJc w:val="left"/>
+      <w:pPr>
+        <w:tabs>
+          <w:tab w:val="num" w:pos="360"/>
+        </w:tabs>
+        <w:ind w:left="360" w:hanging="360"/>
+      </w:pPr>
+    </w:lvl>
+    <w:lvl w:ilvl="1" w:tentative="1">
+      <w:start w:val="1"/>
+      <w:numFmt w:val="decimal"/>
+      <w:lvlText w:val="%2."/>
+      <w:lvlJc w:val="left"/>
+      <w:pPr>
+        <w:tabs>
+          <w:tab w:val="num" w:pos="1080"/>
+        </w:tabs>
+        <w:ind w:left="1080" w:hanging="360"/>
+      </w:pPr>
+    </w:lvl>
+    <w:lvl w:ilvl="2" w:tentative="1">
+      <w:start w:val="1"/>
+      <w:numFmt w:val="decimal"/>
+      <w:lvlText w:val="%3."/>
+      <w:lvlJc w:val="left"/>
+      <w:pPr>
+        <w:tabs>
+          <w:tab w:val="num" w:pos="1800"/>
+        </w:tabs>
+        <w:ind w:left="1800" w:hanging="360"/>
+      </w:pPr>
+    </w:lvl>
+    <w:lvl w:ilvl="3" w:tentative="1">
+      <w:start w:val="1"/>
+      <w:numFmt w:val="decimal"/>
+      <w:lvlText w:val="%4."/>
+      <w:lvlJc w:val="left"/>
+      <w:pPr>
+        <w:tabs>
+          <w:tab w:val="num" w:pos="2520"/>
+        </w:tabs>
+        <w:ind w:left="2520" w:hanging="360"/>
+      </w:pPr>
+    </w:lvl>
+    <w:lvl w:ilvl="4" w:tentative="1">
+      <w:start w:val="1"/>
+      <w:numFmt w:val="decimal"/>
+      <w:lvlText w:val="%5."/>
+      <w:lvlJc w:val="left"/>
+      <w:pPr>
+        <w:tabs>
+          <w:tab w:val="num" w:pos="3240"/>
+        </w:tabs>
+        <w:ind w:left="3240" w:hanging="360"/>
+      </w:pPr>
+    </w:lvl>
+    <w:lvl w:ilvl="5" w:tentative="1">
+      <w:start w:val="1"/>
+      <w:numFmt w:val="decimal"/>
+      <w:lvlText w:val="%6."/>
+      <w:lvlJc w:val="left"/>
+      <w:pPr>
+        <w:tabs>
+          <w:tab w:val="num" w:pos="3960"/>
+        </w:tabs>
+        <w:ind w:left="3960" w:hanging="360"/>
+      </w:pPr>
+    </w:lvl>
+    <w:lvl w:ilvl="6" w:tentative="1">
+      <w:start w:val="1"/>
+      <w:numFmt w:val="decimal"/>
+      <w:lvlText w:val="%7."/>
+      <w:lvlJc w:val="left"/>
+      <w:pPr>
+        <w:tabs>
+          <w:tab w:val="num" w:pos="4680"/>
+        </w:tabs>
+        <w:ind w:left="4680" w:hanging="360"/>
+      </w:pPr>
+    </w:lvl>
+    <w:lvl w:ilvl="7" w:tentative="1">
+      <w:start w:val="1"/>
+      <w:numFmt w:val="decimal"/>
+      <w:lvlText w:val="%8."/>
+      <w:lvlJc w:val="left"/>
+      <w:pPr>
+        <w:tabs>
+          <w:tab w:val="num" w:pos="5400"/>
+        </w:tabs>
+        <w:ind w:left="5400" w:hanging="360"/>
+      </w:pPr>
+    </w:lvl>
+    <w:lvl w:ilvl="8" w:tentative="1">
+      <w:start w:val="1"/>
+      <w:numFmt w:val="decimal"/>
+      <w:lvlText w:val="%9."/>
+      <w:lvlJc w:val="left"/>
+      <w:pPr>
+        <w:tabs>
+          <w:tab w:val="num" w:pos="6120"/>
+        </w:tabs>
+        <w:ind w:left="6120" w:hanging="360"/>
+      </w:pPr>
+    </w:lvl>
+  </w:abstractNum>
+  <w:abstractNum w:abstractNumId="14" w15:restartNumberingAfterBreak="0">
+    <w:nsid w:val="41CD273C"/>
+    <w:multiLevelType w:val="hybridMultilevel"/>
+    <w:tmpl w:val="D4066B7E"/>
+    <w:lvl w:ilvl="0" w:tplc="04090001">
+      <w:start w:val="1"/>
+      <w:numFmt w:val="bullet"/>
+      <w:lvlText w:val=""/>
+      <w:lvlJc w:val="left"/>
+      <w:pPr>
+        <w:ind w:left="480" w:hanging="480"/>
+      </w:pPr>
+      <w:rPr>
+        <w:rFonts w:ascii="Wingdings" w:hAnsi="Wingdings" w:hint="default"/>
+      </w:rPr>
+    </w:lvl>
+    <w:lvl w:ilvl="1" w:tplc="04090003" w:tentative="1">
+      <w:start w:val="1"/>
+      <w:numFmt w:val="bullet"/>
+      <w:lvlText w:val=""/>
+      <w:lvlJc w:val="left"/>
+      <w:pPr>
+        <w:ind w:left="960" w:hanging="480"/>
+      </w:pPr>
+      <w:rPr>
+        <w:rFonts w:ascii="Wingdings" w:hAnsi="Wingdings" w:hint="default"/>
+      </w:rPr>
+    </w:lvl>
+    <w:lvl w:ilvl="2" w:tplc="04090005" w:tentative="1">
+      <w:start w:val="1"/>
+      <w:numFmt w:val="bullet"/>
+      <w:lvlText w:val=""/>
+      <w:lvlJc w:val="left"/>
+      <w:pPr>
+        <w:ind w:left="1440" w:hanging="480"/>
+      </w:pPr>
+      <w:rPr>
+        <w:rFonts w:ascii="Wingdings" w:hAnsi="Wingdings" w:hint="default"/>
+      </w:rPr>
+    </w:lvl>
+    <w:lvl w:ilvl="3" w:tplc="04090001" w:tentative="1">
+      <w:start w:val="1"/>
+      <w:numFmt w:val="bullet"/>
+      <w:lvlText w:val=""/>
+      <w:lvlJc w:val="left"/>
+      <w:pPr>
+        <w:ind w:left="1920" w:hanging="480"/>
+      </w:pPr>
+      <w:rPr>
+        <w:rFonts w:ascii="Wingdings" w:hAnsi="Wingdings" w:hint="default"/>
+      </w:rPr>
+    </w:lvl>
+    <w:lvl w:ilvl="4" w:tplc="04090003" w:tentative="1">
+      <w:start w:val="1"/>
+      <w:numFmt w:val="bullet"/>
+      <w:lvlText w:val=""/>
+      <w:lvlJc w:val="left"/>
+      <w:pPr>
+        <w:ind w:left="2400" w:hanging="480"/>
+      </w:pPr>
+      <w:rPr>
+        <w:rFonts w:ascii="Wingdings" w:hAnsi="Wingdings" w:hint="default"/>
+      </w:rPr>
+    </w:lvl>
+    <w:lvl w:ilvl="5" w:tplc="04090005" w:tentative="1">
+      <w:start w:val="1"/>
+      <w:numFmt w:val="bullet"/>
+      <w:lvlText w:val=""/>
+      <w:lvlJc w:val="left"/>
+      <w:pPr>
+        <w:ind w:left="2880" w:hanging="480"/>
+      </w:pPr>
+      <w:rPr>
+        <w:rFonts w:ascii="Wingdings" w:hAnsi="Wingdings" w:hint="default"/>
+      </w:rPr>
+    </w:lvl>
+    <w:lvl w:ilvl="6" w:tplc="04090001" w:tentative="1">
+      <w:start w:val="1"/>
+      <w:numFmt w:val="bullet"/>
+      <w:lvlText w:val=""/>
+      <w:lvlJc w:val="left"/>
+      <w:pPr>
+        <w:ind w:left="3360" w:hanging="480"/>
+      </w:pPr>
+      <w:rPr>
+        <w:rFonts w:ascii="Wingdings" w:hAnsi="Wingdings" w:hint="default"/>
+      </w:rPr>
+    </w:lvl>
+    <w:lvl w:ilvl="7" w:tplc="04090003" w:tentative="1">
+      <w:start w:val="1"/>
+      <w:numFmt w:val="bullet"/>
+      <w:lvlText w:val=""/>
+      <w:lvlJc w:val="left"/>
+      <w:pPr>
+        <w:ind w:left="3840" w:hanging="480"/>
+      </w:pPr>
+      <w:rPr>
+        <w:rFonts w:ascii="Wingdings" w:hAnsi="Wingdings" w:hint="default"/>
+      </w:rPr>
+    </w:lvl>
+    <w:lvl w:ilvl="8" w:tplc="04090005" w:tentative="1">
+      <w:start w:val="1"/>
+      <w:numFmt w:val="bullet"/>
+      <w:lvlText w:val=""/>
+      <w:lvlJc w:val="left"/>
+      <w:pPr>
+        <w:ind w:left="4320" w:hanging="480"/>
+      </w:pPr>
+      <w:rPr>
+        <w:rFonts w:ascii="Wingdings" w:hAnsi="Wingdings" w:hint="default"/>
+      </w:rPr>
+    </w:lvl>
+  </w:abstractNum>
+  <w:abstractNum w:abstractNumId="15" w15:restartNumberingAfterBreak="0">
+    <w:nsid w:val="483B32E0"/>
+    <w:multiLevelType w:val="hybridMultilevel"/>
+    <w:tmpl w:val="D24E75E8"/>
+    <w:lvl w:ilvl="0" w:tplc="04090001">
+      <w:start w:val="1"/>
+      <w:numFmt w:val="bullet"/>
+      <w:lvlText w:val=""/>
+      <w:lvlJc w:val="left"/>
+      <w:pPr>
+        <w:ind w:left="480" w:hanging="480"/>
+      </w:pPr>
+      <w:rPr>
+        <w:rFonts w:ascii="Wingdings" w:hAnsi="Wingdings" w:hint="default"/>
+      </w:rPr>
+    </w:lvl>
+    <w:lvl w:ilvl="1" w:tplc="04090003" w:tentative="1">
+      <w:start w:val="1"/>
+      <w:numFmt w:val="bullet"/>
+      <w:lvlText w:val=""/>
+      <w:lvlJc w:val="left"/>
+      <w:pPr>
+        <w:ind w:left="960" w:hanging="480"/>
+      </w:pPr>
+      <w:rPr>
+        <w:rFonts w:ascii="Wingdings" w:hAnsi="Wingdings" w:hint="default"/>
+      </w:rPr>
+    </w:lvl>
+    <w:lvl w:ilvl="2" w:tplc="04090005" w:tentative="1">
+      <w:start w:val="1"/>
+      <w:numFmt w:val="bullet"/>
+      <w:lvlText w:val=""/>
+      <w:lvlJc w:val="left"/>
+      <w:pPr>
+        <w:ind w:left="1440" w:hanging="480"/>
+      </w:pPr>
+      <w:rPr>
+        <w:rFonts w:ascii="Wingdings" w:hAnsi="Wingdings" w:hint="default"/>
+      </w:rPr>
+    </w:lvl>
+    <w:lvl w:ilvl="3" w:tplc="04090001" w:tentative="1">
+      <w:start w:val="1"/>
+      <w:numFmt w:val="bullet"/>
+      <w:lvlText w:val=""/>
+      <w:lvlJc w:val="left"/>
+      <w:pPr>
+        <w:ind w:left="1920" w:hanging="480"/>
+      </w:pPr>
+      <w:rPr>
+        <w:rFonts w:ascii="Wingdings" w:hAnsi="Wingdings" w:hint="default"/>
+      </w:rPr>
+    </w:lvl>
+    <w:lvl w:ilvl="4" w:tplc="04090003" w:tentative="1">
+      <w:start w:val="1"/>
+      <w:numFmt w:val="bullet"/>
+      <w:lvlText w:val=""/>
+      <w:lvlJc w:val="left"/>
+      <w:pPr>
+        <w:ind w:left="2400" w:hanging="480"/>
+      </w:pPr>
+      <w:rPr>
+        <w:rFonts w:ascii="Wingdings" w:hAnsi="Wingdings" w:hint="default"/>
+      </w:rPr>
+    </w:lvl>
+    <w:lvl w:ilvl="5" w:tplc="04090005" w:tentative="1">
+      <w:start w:val="1"/>
+      <w:numFmt w:val="bullet"/>
+      <w:lvlText w:val=""/>
+      <w:lvlJc w:val="left"/>
+      <w:pPr>
+        <w:ind w:left="2880" w:hanging="480"/>
+      </w:pPr>
+      <w:rPr>
+        <w:rFonts w:ascii="Wingdings" w:hAnsi="Wingdings" w:hint="default"/>
+      </w:rPr>
+    </w:lvl>
+    <w:lvl w:ilvl="6" w:tplc="04090001" w:tentative="1">
+      <w:start w:val="1"/>
+      <w:numFmt w:val="bullet"/>
+      <w:lvlText w:val=""/>
+      <w:lvlJc w:val="left"/>
+      <w:pPr>
+        <w:ind w:left="3360" w:hanging="480"/>
+      </w:pPr>
+      <w:rPr>
+        <w:rFonts w:ascii="Wingdings" w:hAnsi="Wingdings" w:hint="default"/>
+      </w:rPr>
+    </w:lvl>
+    <w:lvl w:ilvl="7" w:tplc="04090003" w:tentative="1">
+      <w:start w:val="1"/>
+      <w:numFmt w:val="bullet"/>
+      <w:lvlText w:val=""/>
+      <w:lvlJc w:val="left"/>
+      <w:pPr>
+        <w:ind w:left="3840" w:hanging="480"/>
+      </w:pPr>
+      <w:rPr>
+        <w:rFonts w:ascii="Wingdings" w:hAnsi="Wingdings" w:hint="default"/>
+      </w:rPr>
+    </w:lvl>
+    <w:lvl w:ilvl="8" w:tplc="04090005" w:tentative="1">
+      <w:start w:val="1"/>
+      <w:numFmt w:val="bullet"/>
+      <w:lvlText w:val=""/>
+      <w:lvlJc w:val="left"/>
+      <w:pPr>
+        <w:ind w:left="4320" w:hanging="480"/>
+      </w:pPr>
+      <w:rPr>
+        <w:rFonts w:ascii="Wingdings" w:hAnsi="Wingdings" w:hint="default"/>
+      </w:rPr>
+    </w:lvl>
+  </w:abstractNum>
+  <w:abstractNum w:abstractNumId="16" w15:restartNumberingAfterBreak="0">
+    <w:nsid w:val="48E714C7"/>
+    <w:multiLevelType w:val="hybridMultilevel"/>
+    <w:tmpl w:val="ADDECA54"/>
+    <w:lvl w:ilvl="0" w:tplc="04090001">
+      <w:start w:val="1"/>
+      <w:numFmt w:val="bullet"/>
+      <w:lvlText w:val=""/>
+      <w:lvlJc w:val="left"/>
+      <w:pPr>
+        <w:ind w:left="480" w:hanging="480"/>
+      </w:pPr>
+      <w:rPr>
+        <w:rFonts w:ascii="Wingdings" w:hAnsi="Wingdings" w:hint="default"/>
+      </w:rPr>
+    </w:lvl>
+    <w:lvl w:ilvl="1" w:tplc="04090003" w:tentative="1">
+      <w:start w:val="1"/>
+      <w:numFmt w:val="bullet"/>
+      <w:lvlText w:val=""/>
+      <w:lvlJc w:val="left"/>
+      <w:pPr>
+        <w:ind w:left="960" w:hanging="480"/>
+      </w:pPr>
+      <w:rPr>
+        <w:rFonts w:ascii="Wingdings" w:hAnsi="Wingdings" w:hint="default"/>
+      </w:rPr>
+    </w:lvl>
+    <w:lvl w:ilvl="2" w:tplc="04090005" w:tentative="1">
+      <w:start w:val="1"/>
+      <w:numFmt w:val="bullet"/>
+      <w:lvlText w:val=""/>
+      <w:lvlJc w:val="left"/>
+      <w:pPr>
+        <w:ind w:left="1440" w:hanging="480"/>
+      </w:pPr>
+      <w:rPr>
+        <w:rFonts w:ascii="Wingdings" w:hAnsi="Wingdings" w:hint="default"/>
+      </w:rPr>
+    </w:lvl>
+    <w:lvl w:ilvl="3" w:tplc="04090001" w:tentative="1">
+      <w:start w:val="1"/>
+      <w:numFmt w:val="bullet"/>
+      <w:lvlText w:val=""/>
+      <w:lvlJc w:val="left"/>
+      <w:pPr>
+        <w:ind w:left="1920" w:hanging="480"/>
+      </w:pPr>
+      <w:rPr>
+        <w:rFonts w:ascii="Wingdings" w:hAnsi="Wingdings" w:hint="default"/>
+      </w:rPr>
+    </w:lvl>
+    <w:lvl w:ilvl="4" w:tplc="04090003" w:tentative="1">
+      <w:start w:val="1"/>
+      <w:numFmt w:val="bullet"/>
+      <w:lvlText w:val=""/>
+      <w:lvlJc w:val="left"/>
+      <w:pPr>
+        <w:ind w:left="2400" w:hanging="480"/>
+      </w:pPr>
+      <w:rPr>
+        <w:rFonts w:ascii="Wingdings" w:hAnsi="Wingdings" w:hint="default"/>
+      </w:rPr>
+    </w:lvl>
+    <w:lvl w:ilvl="5" w:tplc="04090005" w:tentative="1">
+      <w:start w:val="1"/>
+      <w:numFmt w:val="bullet"/>
+      <w:lvlText w:val=""/>
+      <w:lvlJc w:val="left"/>
+      <w:pPr>
+        <w:ind w:left="2880" w:hanging="480"/>
+      </w:pPr>
+      <w:rPr>
+        <w:rFonts w:ascii="Wingdings" w:hAnsi="Wingdings" w:hint="default"/>
+      </w:rPr>
+    </w:lvl>
+    <w:lvl w:ilvl="6" w:tplc="04090001" w:tentative="1">
+      <w:start w:val="1"/>
+      <w:numFmt w:val="bullet"/>
+      <w:lvlText w:val=""/>
+      <w:lvlJc w:val="left"/>
+      <w:pPr>
+        <w:ind w:left="3360" w:hanging="480"/>
+      </w:pPr>
+      <w:rPr>
+        <w:rFonts w:ascii="Wingdings" w:hAnsi="Wingdings" w:hint="default"/>
+      </w:rPr>
+    </w:lvl>
+    <w:lvl w:ilvl="7" w:tplc="04090003" w:tentative="1">
+      <w:start w:val="1"/>
+      <w:numFmt w:val="bullet"/>
+      <w:lvlText w:val=""/>
+      <w:lvlJc w:val="left"/>
+      <w:pPr>
+        <w:ind w:left="3840" w:hanging="480"/>
+      </w:pPr>
+      <w:rPr>
+        <w:rFonts w:ascii="Wingdings" w:hAnsi="Wingdings" w:hint="default"/>
+      </w:rPr>
+    </w:lvl>
+    <w:lvl w:ilvl="8" w:tplc="04090005" w:tentative="1">
+      <w:start w:val="1"/>
+      <w:numFmt w:val="bullet"/>
+      <w:lvlText w:val=""/>
+      <w:lvlJc w:val="left"/>
+      <w:pPr>
+        <w:ind w:left="4320" w:hanging="480"/>
+      </w:pPr>
+      <w:rPr>
+        <w:rFonts w:ascii="Wingdings" w:hAnsi="Wingdings" w:hint="default"/>
+      </w:rPr>
+    </w:lvl>
+  </w:abstractNum>
+  <w:abstractNum w:abstractNumId="17" w15:restartNumberingAfterBreak="0">
+    <w:nsid w:val="53EC3AF3"/>
+    <w:multiLevelType w:val="hybridMultilevel"/>
+    <w:tmpl w:val="521C4E92"/>
+    <w:lvl w:ilvl="0" w:tplc="04090001">
+      <w:start w:val="1"/>
+      <w:numFmt w:val="bullet"/>
+      <w:lvlText w:val=""/>
+      <w:lvlJc w:val="left"/>
+      <w:pPr>
+        <w:ind w:left="480" w:hanging="480"/>
+      </w:pPr>
+      <w:rPr>
+        <w:rFonts w:ascii="Wingdings" w:hAnsi="Wingdings" w:hint="default"/>
+      </w:rPr>
+    </w:lvl>
+    <w:lvl w:ilvl="1" w:tplc="04090003" w:tentative="1">
+      <w:start w:val="1"/>
+      <w:numFmt w:val="bullet"/>
+      <w:lvlText w:val=""/>
+      <w:lvlJc w:val="left"/>
+      <w:pPr>
+        <w:ind w:left="960" w:hanging="480"/>
+      </w:pPr>
+      <w:rPr>
+        <w:rFonts w:ascii="Wingdings" w:hAnsi="Wingdings" w:hint="default"/>
+      </w:rPr>
+    </w:lvl>
+    <w:lvl w:ilvl="2" w:tplc="04090005" w:tentative="1">
+      <w:start w:val="1"/>
+      <w:numFmt w:val="bullet"/>
+      <w:lvlText w:val=""/>
+      <w:lvlJc w:val="left"/>
+      <w:pPr>
+        <w:ind w:left="1440" w:hanging="480"/>
+      </w:pPr>
+      <w:rPr>
+        <w:rFonts w:ascii="Wingdings" w:hAnsi="Wingdings" w:hint="default"/>
+      </w:rPr>
+    </w:lvl>
+    <w:lvl w:ilvl="3" w:tplc="04090001" w:tentative="1">
+      <w:start w:val="1"/>
+      <w:numFmt w:val="bullet"/>
+      <w:lvlText w:val=""/>
+      <w:lvlJc w:val="left"/>
+      <w:pPr>
+        <w:ind w:left="1920" w:hanging="480"/>
+      </w:pPr>
+      <w:rPr>
+        <w:rFonts w:ascii="Wingdings" w:hAnsi="Wingdings" w:hint="default"/>
+      </w:rPr>
+    </w:lvl>
+    <w:lvl w:ilvl="4" w:tplc="04090003" w:tentative="1">
+      <w:start w:val="1"/>
+      <w:numFmt w:val="bullet"/>
+      <w:lvlText w:val=""/>
+      <w:lvlJc w:val="left"/>
+      <w:pPr>
+        <w:ind w:left="2400" w:hanging="480"/>
+      </w:pPr>
+      <w:rPr>
+        <w:rFonts w:ascii="Wingdings" w:hAnsi="Wingdings" w:hint="default"/>
+      </w:rPr>
+    </w:lvl>
+    <w:lvl w:ilvl="5" w:tplc="04090005" w:tentative="1">
+      <w:start w:val="1"/>
+      <w:numFmt w:val="bullet"/>
+      <w:lvlText w:val=""/>
+      <w:lvlJc w:val="left"/>
+      <w:pPr>
+        <w:ind w:left="2880" w:hanging="480"/>
+      </w:pPr>
+      <w:rPr>
+        <w:rFonts w:ascii="Wingdings" w:hAnsi="Wingdings" w:hint="default"/>
+      </w:rPr>
+    </w:lvl>
+    <w:lvl w:ilvl="6" w:tplc="04090001" w:tentative="1">
+      <w:start w:val="1"/>
+      <w:numFmt w:val="bullet"/>
+      <w:lvlText w:val=""/>
+      <w:lvlJc w:val="left"/>
+      <w:pPr>
+        <w:ind w:left="3360" w:hanging="480"/>
+      </w:pPr>
+      <w:rPr>
+        <w:rFonts w:ascii="Wingdings" w:hAnsi="Wingdings" w:hint="default"/>
+      </w:rPr>
+    </w:lvl>
+    <w:lvl w:ilvl="7" w:tplc="04090003" w:tentative="1">
+      <w:start w:val="1"/>
+      <w:numFmt w:val="bullet"/>
+      <w:lvlText w:val=""/>
+      <w:lvlJc w:val="left"/>
+      <w:pPr>
+        <w:ind w:left="3840" w:hanging="480"/>
+      </w:pPr>
+      <w:rPr>
+        <w:rFonts w:ascii="Wingdings" w:hAnsi="Wingdings" w:hint="default"/>
+      </w:rPr>
+    </w:lvl>
+    <w:lvl w:ilvl="8" w:tplc="04090005" w:tentative="1">
+      <w:start w:val="1"/>
+      <w:numFmt w:val="bullet"/>
+      <w:lvlText w:val=""/>
+      <w:lvlJc w:val="left"/>
+      <w:pPr>
+        <w:ind w:left="4320" w:hanging="480"/>
+      </w:pPr>
+      <w:rPr>
+        <w:rFonts w:ascii="Wingdings" w:hAnsi="Wingdings" w:hint="default"/>
+      </w:rPr>
+    </w:lvl>
+  </w:abstractNum>
+  <w:abstractNum w:abstractNumId="18" w15:restartNumberingAfterBreak="0">
+    <w:nsid w:val="58771EFB"/>
+    <w:multiLevelType w:val="hybridMultilevel"/>
+    <w:tmpl w:val="96FCCB34"/>
+    <w:lvl w:ilvl="0" w:tplc="04090001">
+      <w:start w:val="1"/>
+      <w:numFmt w:val="bullet"/>
+      <w:lvlText w:val=""/>
+      <w:lvlJc w:val="left"/>
+      <w:pPr>
+        <w:ind w:left="480" w:hanging="480"/>
+      </w:pPr>
+      <w:rPr>
+        <w:rFonts w:ascii="Wingdings" w:hAnsi="Wingdings" w:hint="default"/>
+      </w:rPr>
+    </w:lvl>
+    <w:lvl w:ilvl="1" w:tplc="04090003" w:tentative="1">
+      <w:start w:val="1"/>
+      <w:numFmt w:val="bullet"/>
+      <w:lvlText w:val=""/>
+      <w:lvlJc w:val="left"/>
+      <w:pPr>
+        <w:ind w:left="960" w:hanging="480"/>
+      </w:pPr>
+      <w:rPr>
+        <w:rFonts w:ascii="Wingdings" w:hAnsi="Wingdings" w:hint="default"/>
+      </w:rPr>
+    </w:lvl>
+    <w:lvl w:ilvl="2" w:tplc="04090005" w:tentative="1">
+      <w:start w:val="1"/>
+      <w:numFmt w:val="bullet"/>
+      <w:lvlText w:val=""/>
+      <w:lvlJc w:val="left"/>
+      <w:pPr>
+        <w:ind w:left="1440" w:hanging="480"/>
+      </w:pPr>
+      <w:rPr>
+        <w:rFonts w:ascii="Wingdings" w:hAnsi="Wingdings" w:hint="default"/>
+      </w:rPr>
+    </w:lvl>
+    <w:lvl w:ilvl="3" w:tplc="04090001" w:tentative="1">
+      <w:start w:val="1"/>
+      <w:numFmt w:val="bullet"/>
+      <w:lvlText w:val=""/>
+      <w:lvlJc w:val="left"/>
+      <w:pPr>
+        <w:ind w:left="1920" w:hanging="480"/>
+      </w:pPr>
+      <w:rPr>
+        <w:rFonts w:ascii="Wingdings" w:hAnsi="Wingdings" w:hint="default"/>
+      </w:rPr>
+    </w:lvl>
+    <w:lvl w:ilvl="4" w:tplc="04090003" w:tentative="1">
+      <w:start w:val="1"/>
+      <w:numFmt w:val="bullet"/>
+      <w:lvlText w:val=""/>
+      <w:lvlJc w:val="left"/>
+      <w:pPr>
+        <w:ind w:left="2400" w:hanging="480"/>
+      </w:pPr>
+      <w:rPr>
+        <w:rFonts w:ascii="Wingdings" w:hAnsi="Wingdings" w:hint="default"/>
+      </w:rPr>
+    </w:lvl>
+    <w:lvl w:ilvl="5" w:tplc="04090005" w:tentative="1">
+      <w:start w:val="1"/>
+      <w:numFmt w:val="bullet"/>
+      <w:lvlText w:val=""/>
+      <w:lvlJc w:val="left"/>
+      <w:pPr>
+        <w:ind w:left="2880" w:hanging="480"/>
+      </w:pPr>
+      <w:rPr>
+        <w:rFonts w:ascii="Wingdings" w:hAnsi="Wingdings" w:hint="default"/>
+      </w:rPr>
+    </w:lvl>
+    <w:lvl w:ilvl="6" w:tplc="04090001" w:tentative="1">
+      <w:start w:val="1"/>
+      <w:numFmt w:val="bullet"/>
+      <w:lvlText w:val=""/>
+      <w:lvlJc w:val="left"/>
+      <w:pPr>
+        <w:ind w:left="3360" w:hanging="480"/>
+      </w:pPr>
+      <w:rPr>
+        <w:rFonts w:ascii="Wingdings" w:hAnsi="Wingdings" w:hint="default"/>
+      </w:rPr>
+    </w:lvl>
+    <w:lvl w:ilvl="7" w:tplc="04090003" w:tentative="1">
+      <w:start w:val="1"/>
+      <w:numFmt w:val="bullet"/>
+      <w:lvlText w:val=""/>
+      <w:lvlJc w:val="left"/>
+      <w:pPr>
+        <w:ind w:left="3840" w:hanging="480"/>
+      </w:pPr>
+      <w:rPr>
+        <w:rFonts w:ascii="Wingdings" w:hAnsi="Wingdings" w:hint="default"/>
+      </w:rPr>
+    </w:lvl>
+    <w:lvl w:ilvl="8" w:tplc="04090005" w:tentative="1">
+      <w:start w:val="1"/>
+      <w:numFmt w:val="bullet"/>
+      <w:lvlText w:val=""/>
+      <w:lvlJc w:val="left"/>
+      <w:pPr>
+        <w:ind w:left="4320" w:hanging="480"/>
+      </w:pPr>
+      <w:rPr>
+        <w:rFonts w:ascii="Wingdings" w:hAnsi="Wingdings" w:hint="default"/>
+      </w:rPr>
+    </w:lvl>
+  </w:abstractNum>
+  <w:abstractNum w:abstractNumId="19" w15:restartNumberingAfterBreak="0">
+    <w:nsid w:val="66BD3B6D"/>
+    <w:multiLevelType w:val="multilevel"/>
+    <w:tmpl w:val="18F48934"/>
     <w:lvl w:ilvl="0">
       <w:start w:val="1"/>
       <w:numFmt w:val="bullet"/>
@@ -24317,10 +27196,10 @@
       </w:rPr>
     </w:lvl>
   </w:abstractNum>
-  <w:abstractNum w:abstractNumId="2" w15:restartNumberingAfterBreak="0">
-    <w:nsid w:val="0965093F"/>
+  <w:abstractNum w:abstractNumId="20" w15:restartNumberingAfterBreak="0">
+    <w:nsid w:val="6C7D52A5"/>
     <w:multiLevelType w:val="hybridMultilevel"/>
-    <w:tmpl w:val="E662D69E"/>
+    <w:tmpl w:val="82FEE878"/>
     <w:lvl w:ilvl="0" w:tplc="04090001">
       <w:start w:val="1"/>
       <w:numFmt w:val="bullet"/>
@@ -24430,5027 +27309,7 @@
       </w:rPr>
     </w:lvl>
   </w:abstractNum>
-  <w:abstractNum w:abstractNumId="3" w15:restartNumberingAfterBreak="0">
-    <w:nsid w:val="098678AF"/>
-    <w:multiLevelType w:val="hybridMultilevel"/>
-    <w:tmpl w:val="23ACCEEC"/>
-    <w:lvl w:ilvl="0" w:tplc="0409000F">
-      <w:start w:val="1"/>
-      <w:numFmt w:val="decimal"/>
-      <w:lvlText w:val="%1."/>
-      <w:lvlJc w:val="left"/>
-      <w:pPr>
-        <w:ind w:left="480" w:hanging="480"/>
-      </w:pPr>
-    </w:lvl>
-    <w:lvl w:ilvl="1" w:tplc="04090019" w:tentative="1">
-      <w:start w:val="1"/>
-      <w:numFmt w:val="ideographTraditional"/>
-      <w:lvlText w:val="%2、"/>
-      <w:lvlJc w:val="left"/>
-      <w:pPr>
-        <w:ind w:left="960" w:hanging="480"/>
-      </w:pPr>
-    </w:lvl>
-    <w:lvl w:ilvl="2" w:tplc="0409001B" w:tentative="1">
-      <w:start w:val="1"/>
-      <w:numFmt w:val="lowerRoman"/>
-      <w:lvlText w:val="%3."/>
-      <w:lvlJc w:val="right"/>
-      <w:pPr>
-        <w:ind w:left="1440" w:hanging="480"/>
-      </w:pPr>
-    </w:lvl>
-    <w:lvl w:ilvl="3" w:tplc="0409000F" w:tentative="1">
-      <w:start w:val="1"/>
-      <w:numFmt w:val="decimal"/>
-      <w:lvlText w:val="%4."/>
-      <w:lvlJc w:val="left"/>
-      <w:pPr>
-        <w:ind w:left="1920" w:hanging="480"/>
-      </w:pPr>
-    </w:lvl>
-    <w:lvl w:ilvl="4" w:tplc="04090019" w:tentative="1">
-      <w:start w:val="1"/>
-      <w:numFmt w:val="ideographTraditional"/>
-      <w:lvlText w:val="%5、"/>
-      <w:lvlJc w:val="left"/>
-      <w:pPr>
-        <w:ind w:left="2400" w:hanging="480"/>
-      </w:pPr>
-    </w:lvl>
-    <w:lvl w:ilvl="5" w:tplc="0409001B" w:tentative="1">
-      <w:start w:val="1"/>
-      <w:numFmt w:val="lowerRoman"/>
-      <w:lvlText w:val="%6."/>
-      <w:lvlJc w:val="right"/>
-      <w:pPr>
-        <w:ind w:left="2880" w:hanging="480"/>
-      </w:pPr>
-    </w:lvl>
-    <w:lvl w:ilvl="6" w:tplc="0409000F" w:tentative="1">
-      <w:start w:val="1"/>
-      <w:numFmt w:val="decimal"/>
-      <w:lvlText w:val="%7."/>
-      <w:lvlJc w:val="left"/>
-      <w:pPr>
-        <w:ind w:left="3360" w:hanging="480"/>
-      </w:pPr>
-    </w:lvl>
-    <w:lvl w:ilvl="7" w:tplc="04090019" w:tentative="1">
-      <w:start w:val="1"/>
-      <w:numFmt w:val="ideographTraditional"/>
-      <w:lvlText w:val="%8、"/>
-      <w:lvlJc w:val="left"/>
-      <w:pPr>
-        <w:ind w:left="3840" w:hanging="480"/>
-      </w:pPr>
-    </w:lvl>
-    <w:lvl w:ilvl="8" w:tplc="0409001B" w:tentative="1">
-      <w:start w:val="1"/>
-      <w:numFmt w:val="lowerRoman"/>
-      <w:lvlText w:val="%9."/>
-      <w:lvlJc w:val="right"/>
-      <w:pPr>
-        <w:ind w:left="4320" w:hanging="480"/>
-      </w:pPr>
-    </w:lvl>
-  </w:abstractNum>
-  <w:abstractNum w:abstractNumId="4" w15:restartNumberingAfterBreak="0">
-    <w:nsid w:val="0A66177B"/>
-    <w:multiLevelType w:val="hybridMultilevel"/>
-    <w:tmpl w:val="1E2E25A4"/>
-    <w:lvl w:ilvl="0" w:tplc="04090001">
-      <w:start w:val="1"/>
-      <w:numFmt w:val="bullet"/>
-      <w:lvlText w:val=""/>
-      <w:lvlJc w:val="left"/>
-      <w:pPr>
-        <w:ind w:left="480" w:hanging="480"/>
-      </w:pPr>
-      <w:rPr>
-        <w:rFonts w:ascii="Wingdings" w:hAnsi="Wingdings" w:hint="default"/>
-      </w:rPr>
-    </w:lvl>
-    <w:lvl w:ilvl="1" w:tplc="04090003" w:tentative="1">
-      <w:start w:val="1"/>
-      <w:numFmt w:val="bullet"/>
-      <w:lvlText w:val=""/>
-      <w:lvlJc w:val="left"/>
-      <w:pPr>
-        <w:ind w:left="960" w:hanging="480"/>
-      </w:pPr>
-      <w:rPr>
-        <w:rFonts w:ascii="Wingdings" w:hAnsi="Wingdings" w:hint="default"/>
-      </w:rPr>
-    </w:lvl>
-    <w:lvl w:ilvl="2" w:tplc="04090005" w:tentative="1">
-      <w:start w:val="1"/>
-      <w:numFmt w:val="bullet"/>
-      <w:lvlText w:val=""/>
-      <w:lvlJc w:val="left"/>
-      <w:pPr>
-        <w:ind w:left="1440" w:hanging="480"/>
-      </w:pPr>
-      <w:rPr>
-        <w:rFonts w:ascii="Wingdings" w:hAnsi="Wingdings" w:hint="default"/>
-      </w:rPr>
-    </w:lvl>
-    <w:lvl w:ilvl="3" w:tplc="04090001" w:tentative="1">
-      <w:start w:val="1"/>
-      <w:numFmt w:val="bullet"/>
-      <w:lvlText w:val=""/>
-      <w:lvlJc w:val="left"/>
-      <w:pPr>
-        <w:ind w:left="1920" w:hanging="480"/>
-      </w:pPr>
-      <w:rPr>
-        <w:rFonts w:ascii="Wingdings" w:hAnsi="Wingdings" w:hint="default"/>
-      </w:rPr>
-    </w:lvl>
-    <w:lvl w:ilvl="4" w:tplc="04090003" w:tentative="1">
-      <w:start w:val="1"/>
-      <w:numFmt w:val="bullet"/>
-      <w:lvlText w:val=""/>
-      <w:lvlJc w:val="left"/>
-      <w:pPr>
-        <w:ind w:left="2400" w:hanging="480"/>
-      </w:pPr>
-      <w:rPr>
-        <w:rFonts w:ascii="Wingdings" w:hAnsi="Wingdings" w:hint="default"/>
-      </w:rPr>
-    </w:lvl>
-    <w:lvl w:ilvl="5" w:tplc="04090005" w:tentative="1">
-      <w:start w:val="1"/>
-      <w:numFmt w:val="bullet"/>
-      <w:lvlText w:val=""/>
-      <w:lvlJc w:val="left"/>
-      <w:pPr>
-        <w:ind w:left="2880" w:hanging="480"/>
-      </w:pPr>
-      <w:rPr>
-        <w:rFonts w:ascii="Wingdings" w:hAnsi="Wingdings" w:hint="default"/>
-      </w:rPr>
-    </w:lvl>
-    <w:lvl w:ilvl="6" w:tplc="04090001" w:tentative="1">
-      <w:start w:val="1"/>
-      <w:numFmt w:val="bullet"/>
-      <w:lvlText w:val=""/>
-      <w:lvlJc w:val="left"/>
-      <w:pPr>
-        <w:ind w:left="3360" w:hanging="480"/>
-      </w:pPr>
-      <w:rPr>
-        <w:rFonts w:ascii="Wingdings" w:hAnsi="Wingdings" w:hint="default"/>
-      </w:rPr>
-    </w:lvl>
-    <w:lvl w:ilvl="7" w:tplc="04090003" w:tentative="1">
-      <w:start w:val="1"/>
-      <w:numFmt w:val="bullet"/>
-      <w:lvlText w:val=""/>
-      <w:lvlJc w:val="left"/>
-      <w:pPr>
-        <w:ind w:left="3840" w:hanging="480"/>
-      </w:pPr>
-      <w:rPr>
-        <w:rFonts w:ascii="Wingdings" w:hAnsi="Wingdings" w:hint="default"/>
-      </w:rPr>
-    </w:lvl>
-    <w:lvl w:ilvl="8" w:tplc="04090005" w:tentative="1">
-      <w:start w:val="1"/>
-      <w:numFmt w:val="bullet"/>
-      <w:lvlText w:val=""/>
-      <w:lvlJc w:val="left"/>
-      <w:pPr>
-        <w:ind w:left="4320" w:hanging="480"/>
-      </w:pPr>
-      <w:rPr>
-        <w:rFonts w:ascii="Wingdings" w:hAnsi="Wingdings" w:hint="default"/>
-      </w:rPr>
-    </w:lvl>
-  </w:abstractNum>
-  <w:abstractNum w:abstractNumId="5" w15:restartNumberingAfterBreak="0">
-    <w:nsid w:val="0C5141D0"/>
-    <w:multiLevelType w:val="hybridMultilevel"/>
-    <w:tmpl w:val="329847E6"/>
-    <w:lvl w:ilvl="0" w:tplc="04090001">
-      <w:start w:val="1"/>
-      <w:numFmt w:val="bullet"/>
-      <w:lvlText w:val=""/>
-      <w:lvlJc w:val="left"/>
-      <w:pPr>
-        <w:ind w:left="480" w:hanging="480"/>
-      </w:pPr>
-      <w:rPr>
-        <w:rFonts w:ascii="Wingdings" w:hAnsi="Wingdings" w:hint="default"/>
-      </w:rPr>
-    </w:lvl>
-    <w:lvl w:ilvl="1" w:tplc="04090003" w:tentative="1">
-      <w:start w:val="1"/>
-      <w:numFmt w:val="bullet"/>
-      <w:lvlText w:val=""/>
-      <w:lvlJc w:val="left"/>
-      <w:pPr>
-        <w:ind w:left="960" w:hanging="480"/>
-      </w:pPr>
-      <w:rPr>
-        <w:rFonts w:ascii="Wingdings" w:hAnsi="Wingdings" w:hint="default"/>
-      </w:rPr>
-    </w:lvl>
-    <w:lvl w:ilvl="2" w:tplc="04090005" w:tentative="1">
-      <w:start w:val="1"/>
-      <w:numFmt w:val="bullet"/>
-      <w:lvlText w:val=""/>
-      <w:lvlJc w:val="left"/>
-      <w:pPr>
-        <w:ind w:left="1440" w:hanging="480"/>
-      </w:pPr>
-      <w:rPr>
-        <w:rFonts w:ascii="Wingdings" w:hAnsi="Wingdings" w:hint="default"/>
-      </w:rPr>
-    </w:lvl>
-    <w:lvl w:ilvl="3" w:tplc="04090001" w:tentative="1">
-      <w:start w:val="1"/>
-      <w:numFmt w:val="bullet"/>
-      <w:lvlText w:val=""/>
-      <w:lvlJc w:val="left"/>
-      <w:pPr>
-        <w:ind w:left="1920" w:hanging="480"/>
-      </w:pPr>
-      <w:rPr>
-        <w:rFonts w:ascii="Wingdings" w:hAnsi="Wingdings" w:hint="default"/>
-      </w:rPr>
-    </w:lvl>
-    <w:lvl w:ilvl="4" w:tplc="04090003" w:tentative="1">
-      <w:start w:val="1"/>
-      <w:numFmt w:val="bullet"/>
-      <w:lvlText w:val=""/>
-      <w:lvlJc w:val="left"/>
-      <w:pPr>
-        <w:ind w:left="2400" w:hanging="480"/>
-      </w:pPr>
-      <w:rPr>
-        <w:rFonts w:ascii="Wingdings" w:hAnsi="Wingdings" w:hint="default"/>
-      </w:rPr>
-    </w:lvl>
-    <w:lvl w:ilvl="5" w:tplc="04090005" w:tentative="1">
-      <w:start w:val="1"/>
-      <w:numFmt w:val="bullet"/>
-      <w:lvlText w:val=""/>
-      <w:lvlJc w:val="left"/>
-      <w:pPr>
-        <w:ind w:left="2880" w:hanging="480"/>
-      </w:pPr>
-      <w:rPr>
-        <w:rFonts w:ascii="Wingdings" w:hAnsi="Wingdings" w:hint="default"/>
-      </w:rPr>
-    </w:lvl>
-    <w:lvl w:ilvl="6" w:tplc="04090001" w:tentative="1">
-      <w:start w:val="1"/>
-      <w:numFmt w:val="bullet"/>
-      <w:lvlText w:val=""/>
-      <w:lvlJc w:val="left"/>
-      <w:pPr>
-        <w:ind w:left="3360" w:hanging="480"/>
-      </w:pPr>
-      <w:rPr>
-        <w:rFonts w:ascii="Wingdings" w:hAnsi="Wingdings" w:hint="default"/>
-      </w:rPr>
-    </w:lvl>
-    <w:lvl w:ilvl="7" w:tplc="04090003" w:tentative="1">
-      <w:start w:val="1"/>
-      <w:numFmt w:val="bullet"/>
-      <w:lvlText w:val=""/>
-      <w:lvlJc w:val="left"/>
-      <w:pPr>
-        <w:ind w:left="3840" w:hanging="480"/>
-      </w:pPr>
-      <w:rPr>
-        <w:rFonts w:ascii="Wingdings" w:hAnsi="Wingdings" w:hint="default"/>
-      </w:rPr>
-    </w:lvl>
-    <w:lvl w:ilvl="8" w:tplc="04090005" w:tentative="1">
-      <w:start w:val="1"/>
-      <w:numFmt w:val="bullet"/>
-      <w:lvlText w:val=""/>
-      <w:lvlJc w:val="left"/>
-      <w:pPr>
-        <w:ind w:left="4320" w:hanging="480"/>
-      </w:pPr>
-      <w:rPr>
-        <w:rFonts w:ascii="Wingdings" w:hAnsi="Wingdings" w:hint="default"/>
-      </w:rPr>
-    </w:lvl>
-  </w:abstractNum>
-  <w:abstractNum w:abstractNumId="6" w15:restartNumberingAfterBreak="0">
-    <w:nsid w:val="0CBF1C44"/>
-    <w:multiLevelType w:val="hybridMultilevel"/>
-    <w:tmpl w:val="05F01EC2"/>
-    <w:lvl w:ilvl="0" w:tplc="04090001">
-      <w:start w:val="1"/>
-      <w:numFmt w:val="bullet"/>
-      <w:lvlText w:val=""/>
-      <w:lvlJc w:val="left"/>
-      <w:pPr>
-        <w:ind w:left="480" w:hanging="480"/>
-      </w:pPr>
-      <w:rPr>
-        <w:rFonts w:ascii="Wingdings" w:hAnsi="Wingdings" w:hint="default"/>
-      </w:rPr>
-    </w:lvl>
-    <w:lvl w:ilvl="1" w:tplc="04090003" w:tentative="1">
-      <w:start w:val="1"/>
-      <w:numFmt w:val="bullet"/>
-      <w:lvlText w:val=""/>
-      <w:lvlJc w:val="left"/>
-      <w:pPr>
-        <w:ind w:left="960" w:hanging="480"/>
-      </w:pPr>
-      <w:rPr>
-        <w:rFonts w:ascii="Wingdings" w:hAnsi="Wingdings" w:hint="default"/>
-      </w:rPr>
-    </w:lvl>
-    <w:lvl w:ilvl="2" w:tplc="04090005" w:tentative="1">
-      <w:start w:val="1"/>
-      <w:numFmt w:val="bullet"/>
-      <w:lvlText w:val=""/>
-      <w:lvlJc w:val="left"/>
-      <w:pPr>
-        <w:ind w:left="1440" w:hanging="480"/>
-      </w:pPr>
-      <w:rPr>
-        <w:rFonts w:ascii="Wingdings" w:hAnsi="Wingdings" w:hint="default"/>
-      </w:rPr>
-    </w:lvl>
-    <w:lvl w:ilvl="3" w:tplc="04090001" w:tentative="1">
-      <w:start w:val="1"/>
-      <w:numFmt w:val="bullet"/>
-      <w:lvlText w:val=""/>
-      <w:lvlJc w:val="left"/>
-      <w:pPr>
-        <w:ind w:left="1920" w:hanging="480"/>
-      </w:pPr>
-      <w:rPr>
-        <w:rFonts w:ascii="Wingdings" w:hAnsi="Wingdings" w:hint="default"/>
-      </w:rPr>
-    </w:lvl>
-    <w:lvl w:ilvl="4" w:tplc="04090003" w:tentative="1">
-      <w:start w:val="1"/>
-      <w:numFmt w:val="bullet"/>
-      <w:lvlText w:val=""/>
-      <w:lvlJc w:val="left"/>
-      <w:pPr>
-        <w:ind w:left="2400" w:hanging="480"/>
-      </w:pPr>
-      <w:rPr>
-        <w:rFonts w:ascii="Wingdings" w:hAnsi="Wingdings" w:hint="default"/>
-      </w:rPr>
-    </w:lvl>
-    <w:lvl w:ilvl="5" w:tplc="04090005" w:tentative="1">
-      <w:start w:val="1"/>
-      <w:numFmt w:val="bullet"/>
-      <w:lvlText w:val=""/>
-      <w:lvlJc w:val="left"/>
-      <w:pPr>
-        <w:ind w:left="2880" w:hanging="480"/>
-      </w:pPr>
-      <w:rPr>
-        <w:rFonts w:ascii="Wingdings" w:hAnsi="Wingdings" w:hint="default"/>
-      </w:rPr>
-    </w:lvl>
-    <w:lvl w:ilvl="6" w:tplc="04090001" w:tentative="1">
-      <w:start w:val="1"/>
-      <w:numFmt w:val="bullet"/>
-      <w:lvlText w:val=""/>
-      <w:lvlJc w:val="left"/>
-      <w:pPr>
-        <w:ind w:left="3360" w:hanging="480"/>
-      </w:pPr>
-      <w:rPr>
-        <w:rFonts w:ascii="Wingdings" w:hAnsi="Wingdings" w:hint="default"/>
-      </w:rPr>
-    </w:lvl>
-    <w:lvl w:ilvl="7" w:tplc="04090003" w:tentative="1">
-      <w:start w:val="1"/>
-      <w:numFmt w:val="bullet"/>
-      <w:lvlText w:val=""/>
-      <w:lvlJc w:val="left"/>
-      <w:pPr>
-        <w:ind w:left="3840" w:hanging="480"/>
-      </w:pPr>
-      <w:rPr>
-        <w:rFonts w:ascii="Wingdings" w:hAnsi="Wingdings" w:hint="default"/>
-      </w:rPr>
-    </w:lvl>
-    <w:lvl w:ilvl="8" w:tplc="04090005" w:tentative="1">
-      <w:start w:val="1"/>
-      <w:numFmt w:val="bullet"/>
-      <w:lvlText w:val=""/>
-      <w:lvlJc w:val="left"/>
-      <w:pPr>
-        <w:ind w:left="4320" w:hanging="480"/>
-      </w:pPr>
-      <w:rPr>
-        <w:rFonts w:ascii="Wingdings" w:hAnsi="Wingdings" w:hint="default"/>
-      </w:rPr>
-    </w:lvl>
-  </w:abstractNum>
-  <w:abstractNum w:abstractNumId="7" w15:restartNumberingAfterBreak="0">
-    <w:nsid w:val="12F27D04"/>
-    <w:multiLevelType w:val="multilevel"/>
-    <w:tmpl w:val="CE12201E"/>
-    <w:lvl w:ilvl="0">
-      <w:start w:val="1"/>
-      <w:numFmt w:val="bullet"/>
-      <w:lvlText w:val=""/>
-      <w:lvlJc w:val="left"/>
-      <w:pPr>
-        <w:tabs>
-          <w:tab w:val="num" w:pos="720"/>
-        </w:tabs>
-        <w:ind w:left="720" w:hanging="360"/>
-      </w:pPr>
-      <w:rPr>
-        <w:rFonts w:ascii="Symbol" w:hAnsi="Symbol" w:hint="default"/>
-        <w:sz w:val="20"/>
-      </w:rPr>
-    </w:lvl>
-    <w:lvl w:ilvl="1" w:tentative="1">
-      <w:start w:val="1"/>
-      <w:numFmt w:val="bullet"/>
-      <w:lvlText w:val="o"/>
-      <w:lvlJc w:val="left"/>
-      <w:pPr>
-        <w:tabs>
-          <w:tab w:val="num" w:pos="1440"/>
-        </w:tabs>
-        <w:ind w:left="1440" w:hanging="360"/>
-      </w:pPr>
-      <w:rPr>
-        <w:rFonts w:ascii="Courier New" w:hAnsi="Courier New" w:hint="default"/>
-        <w:sz w:val="20"/>
-      </w:rPr>
-    </w:lvl>
-    <w:lvl w:ilvl="2" w:tentative="1">
-      <w:start w:val="1"/>
-      <w:numFmt w:val="bullet"/>
-      <w:lvlText w:val=""/>
-      <w:lvlJc w:val="left"/>
-      <w:pPr>
-        <w:tabs>
-          <w:tab w:val="num" w:pos="2160"/>
-        </w:tabs>
-        <w:ind w:left="2160" w:hanging="360"/>
-      </w:pPr>
-      <w:rPr>
-        <w:rFonts w:ascii="Wingdings" w:hAnsi="Wingdings" w:hint="default"/>
-        <w:sz w:val="20"/>
-      </w:rPr>
-    </w:lvl>
-    <w:lvl w:ilvl="3" w:tentative="1">
-      <w:start w:val="1"/>
-      <w:numFmt w:val="bullet"/>
-      <w:lvlText w:val=""/>
-      <w:lvlJc w:val="left"/>
-      <w:pPr>
-        <w:tabs>
-          <w:tab w:val="num" w:pos="2880"/>
-        </w:tabs>
-        <w:ind w:left="2880" w:hanging="360"/>
-      </w:pPr>
-      <w:rPr>
-        <w:rFonts w:ascii="Wingdings" w:hAnsi="Wingdings" w:hint="default"/>
-        <w:sz w:val="20"/>
-      </w:rPr>
-    </w:lvl>
-    <w:lvl w:ilvl="4" w:tentative="1">
-      <w:start w:val="1"/>
-      <w:numFmt w:val="bullet"/>
-      <w:lvlText w:val=""/>
-      <w:lvlJc w:val="left"/>
-      <w:pPr>
-        <w:tabs>
-          <w:tab w:val="num" w:pos="3600"/>
-        </w:tabs>
-        <w:ind w:left="3600" w:hanging="360"/>
-      </w:pPr>
-      <w:rPr>
-        <w:rFonts w:ascii="Wingdings" w:hAnsi="Wingdings" w:hint="default"/>
-        <w:sz w:val="20"/>
-      </w:rPr>
-    </w:lvl>
-    <w:lvl w:ilvl="5" w:tentative="1">
-      <w:start w:val="1"/>
-      <w:numFmt w:val="bullet"/>
-      <w:lvlText w:val=""/>
-      <w:lvlJc w:val="left"/>
-      <w:pPr>
-        <w:tabs>
-          <w:tab w:val="num" w:pos="4320"/>
-        </w:tabs>
-        <w:ind w:left="4320" w:hanging="360"/>
-      </w:pPr>
-      <w:rPr>
-        <w:rFonts w:ascii="Wingdings" w:hAnsi="Wingdings" w:hint="default"/>
-        <w:sz w:val="20"/>
-      </w:rPr>
-    </w:lvl>
-    <w:lvl w:ilvl="6" w:tentative="1">
-      <w:start w:val="1"/>
-      <w:numFmt w:val="bullet"/>
-      <w:lvlText w:val=""/>
-      <w:lvlJc w:val="left"/>
-      <w:pPr>
-        <w:tabs>
-          <w:tab w:val="num" w:pos="5040"/>
-        </w:tabs>
-        <w:ind w:left="5040" w:hanging="360"/>
-      </w:pPr>
-      <w:rPr>
-        <w:rFonts w:ascii="Wingdings" w:hAnsi="Wingdings" w:hint="default"/>
-        <w:sz w:val="20"/>
-      </w:rPr>
-    </w:lvl>
-    <w:lvl w:ilvl="7" w:tentative="1">
-      <w:start w:val="1"/>
-      <w:numFmt w:val="bullet"/>
-      <w:lvlText w:val=""/>
-      <w:lvlJc w:val="left"/>
-      <w:pPr>
-        <w:tabs>
-          <w:tab w:val="num" w:pos="5760"/>
-        </w:tabs>
-        <w:ind w:left="5760" w:hanging="360"/>
-      </w:pPr>
-      <w:rPr>
-        <w:rFonts w:ascii="Wingdings" w:hAnsi="Wingdings" w:hint="default"/>
-        <w:sz w:val="20"/>
-      </w:rPr>
-    </w:lvl>
-    <w:lvl w:ilvl="8" w:tentative="1">
-      <w:start w:val="1"/>
-      <w:numFmt w:val="bullet"/>
-      <w:lvlText w:val=""/>
-      <w:lvlJc w:val="left"/>
-      <w:pPr>
-        <w:tabs>
-          <w:tab w:val="num" w:pos="6480"/>
-        </w:tabs>
-        <w:ind w:left="6480" w:hanging="360"/>
-      </w:pPr>
-      <w:rPr>
-        <w:rFonts w:ascii="Wingdings" w:hAnsi="Wingdings" w:hint="default"/>
-        <w:sz w:val="20"/>
-      </w:rPr>
-    </w:lvl>
-  </w:abstractNum>
-  <w:abstractNum w:abstractNumId="8" w15:restartNumberingAfterBreak="0">
-    <w:nsid w:val="14E96BFE"/>
-    <w:multiLevelType w:val="multilevel"/>
-    <w:tmpl w:val="8826B1C4"/>
-    <w:lvl w:ilvl="0">
-      <w:start w:val="1"/>
-      <w:numFmt w:val="bullet"/>
-      <w:lvlText w:val=""/>
-      <w:lvlJc w:val="left"/>
-      <w:pPr>
-        <w:tabs>
-          <w:tab w:val="num" w:pos="720"/>
-        </w:tabs>
-        <w:ind w:left="720" w:hanging="360"/>
-      </w:pPr>
-      <w:rPr>
-        <w:rFonts w:ascii="Symbol" w:hAnsi="Symbol" w:hint="default"/>
-        <w:sz w:val="20"/>
-      </w:rPr>
-    </w:lvl>
-    <w:lvl w:ilvl="1" w:tentative="1">
-      <w:start w:val="1"/>
-      <w:numFmt w:val="bullet"/>
-      <w:lvlText w:val="o"/>
-      <w:lvlJc w:val="left"/>
-      <w:pPr>
-        <w:tabs>
-          <w:tab w:val="num" w:pos="1440"/>
-        </w:tabs>
-        <w:ind w:left="1440" w:hanging="360"/>
-      </w:pPr>
-      <w:rPr>
-        <w:rFonts w:ascii="Courier New" w:hAnsi="Courier New" w:hint="default"/>
-        <w:sz w:val="20"/>
-      </w:rPr>
-    </w:lvl>
-    <w:lvl w:ilvl="2" w:tentative="1">
-      <w:start w:val="1"/>
-      <w:numFmt w:val="bullet"/>
-      <w:lvlText w:val=""/>
-      <w:lvlJc w:val="left"/>
-      <w:pPr>
-        <w:tabs>
-          <w:tab w:val="num" w:pos="2160"/>
-        </w:tabs>
-        <w:ind w:left="2160" w:hanging="360"/>
-      </w:pPr>
-      <w:rPr>
-        <w:rFonts w:ascii="Wingdings" w:hAnsi="Wingdings" w:hint="default"/>
-        <w:sz w:val="20"/>
-      </w:rPr>
-    </w:lvl>
-    <w:lvl w:ilvl="3" w:tentative="1">
-      <w:start w:val="1"/>
-      <w:numFmt w:val="bullet"/>
-      <w:lvlText w:val=""/>
-      <w:lvlJc w:val="left"/>
-      <w:pPr>
-        <w:tabs>
-          <w:tab w:val="num" w:pos="2880"/>
-        </w:tabs>
-        <w:ind w:left="2880" w:hanging="360"/>
-      </w:pPr>
-      <w:rPr>
-        <w:rFonts w:ascii="Wingdings" w:hAnsi="Wingdings" w:hint="default"/>
-        <w:sz w:val="20"/>
-      </w:rPr>
-    </w:lvl>
-    <w:lvl w:ilvl="4" w:tentative="1">
-      <w:start w:val="1"/>
-      <w:numFmt w:val="bullet"/>
-      <w:lvlText w:val=""/>
-      <w:lvlJc w:val="left"/>
-      <w:pPr>
-        <w:tabs>
-          <w:tab w:val="num" w:pos="3600"/>
-        </w:tabs>
-        <w:ind w:left="3600" w:hanging="360"/>
-      </w:pPr>
-      <w:rPr>
-        <w:rFonts w:ascii="Wingdings" w:hAnsi="Wingdings" w:hint="default"/>
-        <w:sz w:val="20"/>
-      </w:rPr>
-    </w:lvl>
-    <w:lvl w:ilvl="5" w:tentative="1">
-      <w:start w:val="1"/>
-      <w:numFmt w:val="bullet"/>
-      <w:lvlText w:val=""/>
-      <w:lvlJc w:val="left"/>
-      <w:pPr>
-        <w:tabs>
-          <w:tab w:val="num" w:pos="4320"/>
-        </w:tabs>
-        <w:ind w:left="4320" w:hanging="360"/>
-      </w:pPr>
-      <w:rPr>
-        <w:rFonts w:ascii="Wingdings" w:hAnsi="Wingdings" w:hint="default"/>
-        <w:sz w:val="20"/>
-      </w:rPr>
-    </w:lvl>
-    <w:lvl w:ilvl="6" w:tentative="1">
-      <w:start w:val="1"/>
-      <w:numFmt w:val="bullet"/>
-      <w:lvlText w:val=""/>
-      <w:lvlJc w:val="left"/>
-      <w:pPr>
-        <w:tabs>
-          <w:tab w:val="num" w:pos="5040"/>
-        </w:tabs>
-        <w:ind w:left="5040" w:hanging="360"/>
-      </w:pPr>
-      <w:rPr>
-        <w:rFonts w:ascii="Wingdings" w:hAnsi="Wingdings" w:hint="default"/>
-        <w:sz w:val="20"/>
-      </w:rPr>
-    </w:lvl>
-    <w:lvl w:ilvl="7" w:tentative="1">
-      <w:start w:val="1"/>
-      <w:numFmt w:val="bullet"/>
-      <w:lvlText w:val=""/>
-      <w:lvlJc w:val="left"/>
-      <w:pPr>
-        <w:tabs>
-          <w:tab w:val="num" w:pos="5760"/>
-        </w:tabs>
-        <w:ind w:left="5760" w:hanging="360"/>
-      </w:pPr>
-      <w:rPr>
-        <w:rFonts w:ascii="Wingdings" w:hAnsi="Wingdings" w:hint="default"/>
-        <w:sz w:val="20"/>
-      </w:rPr>
-    </w:lvl>
-    <w:lvl w:ilvl="8" w:tentative="1">
-      <w:start w:val="1"/>
-      <w:numFmt w:val="bullet"/>
-      <w:lvlText w:val=""/>
-      <w:lvlJc w:val="left"/>
-      <w:pPr>
-        <w:tabs>
-          <w:tab w:val="num" w:pos="6480"/>
-        </w:tabs>
-        <w:ind w:left="6480" w:hanging="360"/>
-      </w:pPr>
-      <w:rPr>
-        <w:rFonts w:ascii="Wingdings" w:hAnsi="Wingdings" w:hint="default"/>
-        <w:sz w:val="20"/>
-      </w:rPr>
-    </w:lvl>
-  </w:abstractNum>
-  <w:abstractNum w:abstractNumId="9" w15:restartNumberingAfterBreak="0">
-    <w:nsid w:val="1551033A"/>
-    <w:multiLevelType w:val="multilevel"/>
-    <w:tmpl w:val="FB3CDE86"/>
-    <w:lvl w:ilvl="0">
-      <w:start w:val="1"/>
-      <w:numFmt w:val="decimal"/>
-      <w:lvlText w:val="%1."/>
-      <w:lvlJc w:val="left"/>
-      <w:pPr>
-        <w:tabs>
-          <w:tab w:val="num" w:pos="360"/>
-        </w:tabs>
-        <w:ind w:left="360" w:hanging="360"/>
-      </w:pPr>
-    </w:lvl>
-    <w:lvl w:ilvl="1" w:tentative="1">
-      <w:start w:val="1"/>
-      <w:numFmt w:val="decimal"/>
-      <w:lvlText w:val="%2."/>
-      <w:lvlJc w:val="left"/>
-      <w:pPr>
-        <w:tabs>
-          <w:tab w:val="num" w:pos="1080"/>
-        </w:tabs>
-        <w:ind w:left="1080" w:hanging="360"/>
-      </w:pPr>
-    </w:lvl>
-    <w:lvl w:ilvl="2" w:tentative="1">
-      <w:start w:val="1"/>
-      <w:numFmt w:val="decimal"/>
-      <w:lvlText w:val="%3."/>
-      <w:lvlJc w:val="left"/>
-      <w:pPr>
-        <w:tabs>
-          <w:tab w:val="num" w:pos="1800"/>
-        </w:tabs>
-        <w:ind w:left="1800" w:hanging="360"/>
-      </w:pPr>
-    </w:lvl>
-    <w:lvl w:ilvl="3" w:tentative="1">
-      <w:start w:val="1"/>
-      <w:numFmt w:val="decimal"/>
-      <w:lvlText w:val="%4."/>
-      <w:lvlJc w:val="left"/>
-      <w:pPr>
-        <w:tabs>
-          <w:tab w:val="num" w:pos="2520"/>
-        </w:tabs>
-        <w:ind w:left="2520" w:hanging="360"/>
-      </w:pPr>
-    </w:lvl>
-    <w:lvl w:ilvl="4" w:tentative="1">
-      <w:start w:val="1"/>
-      <w:numFmt w:val="decimal"/>
-      <w:lvlText w:val="%5."/>
-      <w:lvlJc w:val="left"/>
-      <w:pPr>
-        <w:tabs>
-          <w:tab w:val="num" w:pos="3240"/>
-        </w:tabs>
-        <w:ind w:left="3240" w:hanging="360"/>
-      </w:pPr>
-    </w:lvl>
-    <w:lvl w:ilvl="5" w:tentative="1">
-      <w:start w:val="1"/>
-      <w:numFmt w:val="decimal"/>
-      <w:lvlText w:val="%6."/>
-      <w:lvlJc w:val="left"/>
-      <w:pPr>
-        <w:tabs>
-          <w:tab w:val="num" w:pos="3960"/>
-        </w:tabs>
-        <w:ind w:left="3960" w:hanging="360"/>
-      </w:pPr>
-    </w:lvl>
-    <w:lvl w:ilvl="6" w:tentative="1">
-      <w:start w:val="1"/>
-      <w:numFmt w:val="decimal"/>
-      <w:lvlText w:val="%7."/>
-      <w:lvlJc w:val="left"/>
-      <w:pPr>
-        <w:tabs>
-          <w:tab w:val="num" w:pos="4680"/>
-        </w:tabs>
-        <w:ind w:left="4680" w:hanging="360"/>
-      </w:pPr>
-    </w:lvl>
-    <w:lvl w:ilvl="7" w:tentative="1">
-      <w:start w:val="1"/>
-      <w:numFmt w:val="decimal"/>
-      <w:lvlText w:val="%8."/>
-      <w:lvlJc w:val="left"/>
-      <w:pPr>
-        <w:tabs>
-          <w:tab w:val="num" w:pos="5400"/>
-        </w:tabs>
-        <w:ind w:left="5400" w:hanging="360"/>
-      </w:pPr>
-    </w:lvl>
-    <w:lvl w:ilvl="8" w:tentative="1">
-      <w:start w:val="1"/>
-      <w:numFmt w:val="decimal"/>
-      <w:lvlText w:val="%9."/>
-      <w:lvlJc w:val="left"/>
-      <w:pPr>
-        <w:tabs>
-          <w:tab w:val="num" w:pos="6120"/>
-        </w:tabs>
-        <w:ind w:left="6120" w:hanging="360"/>
-      </w:pPr>
-    </w:lvl>
-  </w:abstractNum>
-  <w:abstractNum w:abstractNumId="10" w15:restartNumberingAfterBreak="0">
-    <w:nsid w:val="175710B0"/>
-    <w:multiLevelType w:val="multilevel"/>
-    <w:tmpl w:val="E070BCA0"/>
-    <w:lvl w:ilvl="0">
-      <w:start w:val="1"/>
-      <w:numFmt w:val="bullet"/>
-      <w:lvlText w:val=""/>
-      <w:lvlJc w:val="left"/>
-      <w:pPr>
-        <w:tabs>
-          <w:tab w:val="num" w:pos="720"/>
-        </w:tabs>
-        <w:ind w:left="720" w:hanging="360"/>
-      </w:pPr>
-      <w:rPr>
-        <w:rFonts w:ascii="Symbol" w:hAnsi="Symbol" w:hint="default"/>
-        <w:sz w:val="20"/>
-      </w:rPr>
-    </w:lvl>
-    <w:lvl w:ilvl="1" w:tentative="1">
-      <w:start w:val="1"/>
-      <w:numFmt w:val="bullet"/>
-      <w:lvlText w:val="o"/>
-      <w:lvlJc w:val="left"/>
-      <w:pPr>
-        <w:tabs>
-          <w:tab w:val="num" w:pos="1440"/>
-        </w:tabs>
-        <w:ind w:left="1440" w:hanging="360"/>
-      </w:pPr>
-      <w:rPr>
-        <w:rFonts w:ascii="Courier New" w:hAnsi="Courier New" w:hint="default"/>
-        <w:sz w:val="20"/>
-      </w:rPr>
-    </w:lvl>
-    <w:lvl w:ilvl="2" w:tentative="1">
-      <w:start w:val="1"/>
-      <w:numFmt w:val="bullet"/>
-      <w:lvlText w:val=""/>
-      <w:lvlJc w:val="left"/>
-      <w:pPr>
-        <w:tabs>
-          <w:tab w:val="num" w:pos="2160"/>
-        </w:tabs>
-        <w:ind w:left="2160" w:hanging="360"/>
-      </w:pPr>
-      <w:rPr>
-        <w:rFonts w:ascii="Wingdings" w:hAnsi="Wingdings" w:hint="default"/>
-        <w:sz w:val="20"/>
-      </w:rPr>
-    </w:lvl>
-    <w:lvl w:ilvl="3" w:tentative="1">
-      <w:start w:val="1"/>
-      <w:numFmt w:val="bullet"/>
-      <w:lvlText w:val=""/>
-      <w:lvlJc w:val="left"/>
-      <w:pPr>
-        <w:tabs>
-          <w:tab w:val="num" w:pos="2880"/>
-        </w:tabs>
-        <w:ind w:left="2880" w:hanging="360"/>
-      </w:pPr>
-      <w:rPr>
-        <w:rFonts w:ascii="Wingdings" w:hAnsi="Wingdings" w:hint="default"/>
-        <w:sz w:val="20"/>
-      </w:rPr>
-    </w:lvl>
-    <w:lvl w:ilvl="4" w:tentative="1">
-      <w:start w:val="1"/>
-      <w:numFmt w:val="bullet"/>
-      <w:lvlText w:val=""/>
-      <w:lvlJc w:val="left"/>
-      <w:pPr>
-        <w:tabs>
-          <w:tab w:val="num" w:pos="3600"/>
-        </w:tabs>
-        <w:ind w:left="3600" w:hanging="360"/>
-      </w:pPr>
-      <w:rPr>
-        <w:rFonts w:ascii="Wingdings" w:hAnsi="Wingdings" w:hint="default"/>
-        <w:sz w:val="20"/>
-      </w:rPr>
-    </w:lvl>
-    <w:lvl w:ilvl="5" w:tentative="1">
-      <w:start w:val="1"/>
-      <w:numFmt w:val="bullet"/>
-      <w:lvlText w:val=""/>
-      <w:lvlJc w:val="left"/>
-      <w:pPr>
-        <w:tabs>
-          <w:tab w:val="num" w:pos="4320"/>
-        </w:tabs>
-        <w:ind w:left="4320" w:hanging="360"/>
-      </w:pPr>
-      <w:rPr>
-        <w:rFonts w:ascii="Wingdings" w:hAnsi="Wingdings" w:hint="default"/>
-        <w:sz w:val="20"/>
-      </w:rPr>
-    </w:lvl>
-    <w:lvl w:ilvl="6" w:tentative="1">
-      <w:start w:val="1"/>
-      <w:numFmt w:val="bullet"/>
-      <w:lvlText w:val=""/>
-      <w:lvlJc w:val="left"/>
-      <w:pPr>
-        <w:tabs>
-          <w:tab w:val="num" w:pos="5040"/>
-        </w:tabs>
-        <w:ind w:left="5040" w:hanging="360"/>
-      </w:pPr>
-      <w:rPr>
-        <w:rFonts w:ascii="Wingdings" w:hAnsi="Wingdings" w:hint="default"/>
-        <w:sz w:val="20"/>
-      </w:rPr>
-    </w:lvl>
-    <w:lvl w:ilvl="7" w:tentative="1">
-      <w:start w:val="1"/>
-      <w:numFmt w:val="bullet"/>
-      <w:lvlText w:val=""/>
-      <w:lvlJc w:val="left"/>
-      <w:pPr>
-        <w:tabs>
-          <w:tab w:val="num" w:pos="5760"/>
-        </w:tabs>
-        <w:ind w:left="5760" w:hanging="360"/>
-      </w:pPr>
-      <w:rPr>
-        <w:rFonts w:ascii="Wingdings" w:hAnsi="Wingdings" w:hint="default"/>
-        <w:sz w:val="20"/>
-      </w:rPr>
-    </w:lvl>
-    <w:lvl w:ilvl="8" w:tentative="1">
-      <w:start w:val="1"/>
-      <w:numFmt w:val="bullet"/>
-      <w:lvlText w:val=""/>
-      <w:lvlJc w:val="left"/>
-      <w:pPr>
-        <w:tabs>
-          <w:tab w:val="num" w:pos="6480"/>
-        </w:tabs>
-        <w:ind w:left="6480" w:hanging="360"/>
-      </w:pPr>
-      <w:rPr>
-        <w:rFonts w:ascii="Wingdings" w:hAnsi="Wingdings" w:hint="default"/>
-        <w:sz w:val="20"/>
-      </w:rPr>
-    </w:lvl>
-  </w:abstractNum>
-  <w:abstractNum w:abstractNumId="11" w15:restartNumberingAfterBreak="0">
-    <w:nsid w:val="180D6C9B"/>
-    <w:multiLevelType w:val="multilevel"/>
-    <w:tmpl w:val="806AEFBA"/>
-    <w:lvl w:ilvl="0">
-      <w:start w:val="1"/>
-      <w:numFmt w:val="bullet"/>
-      <w:lvlText w:val=""/>
-      <w:lvlJc w:val="left"/>
-      <w:pPr>
-        <w:tabs>
-          <w:tab w:val="num" w:pos="720"/>
-        </w:tabs>
-        <w:ind w:left="720" w:hanging="360"/>
-      </w:pPr>
-      <w:rPr>
-        <w:rFonts w:ascii="Symbol" w:hAnsi="Symbol" w:hint="default"/>
-        <w:sz w:val="20"/>
-      </w:rPr>
-    </w:lvl>
-    <w:lvl w:ilvl="1" w:tentative="1">
-      <w:start w:val="1"/>
-      <w:numFmt w:val="bullet"/>
-      <w:lvlText w:val="o"/>
-      <w:lvlJc w:val="left"/>
-      <w:pPr>
-        <w:tabs>
-          <w:tab w:val="num" w:pos="1440"/>
-        </w:tabs>
-        <w:ind w:left="1440" w:hanging="360"/>
-      </w:pPr>
-      <w:rPr>
-        <w:rFonts w:ascii="Courier New" w:hAnsi="Courier New" w:hint="default"/>
-        <w:sz w:val="20"/>
-      </w:rPr>
-    </w:lvl>
-    <w:lvl w:ilvl="2" w:tentative="1">
-      <w:start w:val="1"/>
-      <w:numFmt w:val="bullet"/>
-      <w:lvlText w:val=""/>
-      <w:lvlJc w:val="left"/>
-      <w:pPr>
-        <w:tabs>
-          <w:tab w:val="num" w:pos="2160"/>
-        </w:tabs>
-        <w:ind w:left="2160" w:hanging="360"/>
-      </w:pPr>
-      <w:rPr>
-        <w:rFonts w:ascii="Wingdings" w:hAnsi="Wingdings" w:hint="default"/>
-        <w:sz w:val="20"/>
-      </w:rPr>
-    </w:lvl>
-    <w:lvl w:ilvl="3" w:tentative="1">
-      <w:start w:val="1"/>
-      <w:numFmt w:val="bullet"/>
-      <w:lvlText w:val=""/>
-      <w:lvlJc w:val="left"/>
-      <w:pPr>
-        <w:tabs>
-          <w:tab w:val="num" w:pos="2880"/>
-        </w:tabs>
-        <w:ind w:left="2880" w:hanging="360"/>
-      </w:pPr>
-      <w:rPr>
-        <w:rFonts w:ascii="Wingdings" w:hAnsi="Wingdings" w:hint="default"/>
-        <w:sz w:val="20"/>
-      </w:rPr>
-    </w:lvl>
-    <w:lvl w:ilvl="4" w:tentative="1">
-      <w:start w:val="1"/>
-      <w:numFmt w:val="bullet"/>
-      <w:lvlText w:val=""/>
-      <w:lvlJc w:val="left"/>
-      <w:pPr>
-        <w:tabs>
-          <w:tab w:val="num" w:pos="3600"/>
-        </w:tabs>
-        <w:ind w:left="3600" w:hanging="360"/>
-      </w:pPr>
-      <w:rPr>
-        <w:rFonts w:ascii="Wingdings" w:hAnsi="Wingdings" w:hint="default"/>
-        <w:sz w:val="20"/>
-      </w:rPr>
-    </w:lvl>
-    <w:lvl w:ilvl="5" w:tentative="1">
-      <w:start w:val="1"/>
-      <w:numFmt w:val="bullet"/>
-      <w:lvlText w:val=""/>
-      <w:lvlJc w:val="left"/>
-      <w:pPr>
-        <w:tabs>
-          <w:tab w:val="num" w:pos="4320"/>
-        </w:tabs>
-        <w:ind w:left="4320" w:hanging="360"/>
-      </w:pPr>
-      <w:rPr>
-        <w:rFonts w:ascii="Wingdings" w:hAnsi="Wingdings" w:hint="default"/>
-        <w:sz w:val="20"/>
-      </w:rPr>
-    </w:lvl>
-    <w:lvl w:ilvl="6" w:tentative="1">
-      <w:start w:val="1"/>
-      <w:numFmt w:val="bullet"/>
-      <w:lvlText w:val=""/>
-      <w:lvlJc w:val="left"/>
-      <w:pPr>
-        <w:tabs>
-          <w:tab w:val="num" w:pos="5040"/>
-        </w:tabs>
-        <w:ind w:left="5040" w:hanging="360"/>
-      </w:pPr>
-      <w:rPr>
-        <w:rFonts w:ascii="Wingdings" w:hAnsi="Wingdings" w:hint="default"/>
-        <w:sz w:val="20"/>
-      </w:rPr>
-    </w:lvl>
-    <w:lvl w:ilvl="7" w:tentative="1">
-      <w:start w:val="1"/>
-      <w:numFmt w:val="bullet"/>
-      <w:lvlText w:val=""/>
-      <w:lvlJc w:val="left"/>
-      <w:pPr>
-        <w:tabs>
-          <w:tab w:val="num" w:pos="5760"/>
-        </w:tabs>
-        <w:ind w:left="5760" w:hanging="360"/>
-      </w:pPr>
-      <w:rPr>
-        <w:rFonts w:ascii="Wingdings" w:hAnsi="Wingdings" w:hint="default"/>
-        <w:sz w:val="20"/>
-      </w:rPr>
-    </w:lvl>
-    <w:lvl w:ilvl="8" w:tentative="1">
-      <w:start w:val="1"/>
-      <w:numFmt w:val="bullet"/>
-      <w:lvlText w:val=""/>
-      <w:lvlJc w:val="left"/>
-      <w:pPr>
-        <w:tabs>
-          <w:tab w:val="num" w:pos="6480"/>
-        </w:tabs>
-        <w:ind w:left="6480" w:hanging="360"/>
-      </w:pPr>
-      <w:rPr>
-        <w:rFonts w:ascii="Wingdings" w:hAnsi="Wingdings" w:hint="default"/>
-        <w:sz w:val="20"/>
-      </w:rPr>
-    </w:lvl>
-  </w:abstractNum>
-  <w:abstractNum w:abstractNumId="12" w15:restartNumberingAfterBreak="0">
-    <w:nsid w:val="19F463D1"/>
-    <w:multiLevelType w:val="hybridMultilevel"/>
-    <w:tmpl w:val="496051E0"/>
-    <w:lvl w:ilvl="0" w:tplc="04090001">
-      <w:start w:val="1"/>
-      <w:numFmt w:val="bullet"/>
-      <w:lvlText w:val=""/>
-      <w:lvlJc w:val="left"/>
-      <w:pPr>
-        <w:ind w:left="480" w:hanging="480"/>
-      </w:pPr>
-      <w:rPr>
-        <w:rFonts w:ascii="Wingdings" w:hAnsi="Wingdings" w:hint="default"/>
-      </w:rPr>
-    </w:lvl>
-    <w:lvl w:ilvl="1" w:tplc="04090003" w:tentative="1">
-      <w:start w:val="1"/>
-      <w:numFmt w:val="bullet"/>
-      <w:lvlText w:val=""/>
-      <w:lvlJc w:val="left"/>
-      <w:pPr>
-        <w:ind w:left="960" w:hanging="480"/>
-      </w:pPr>
-      <w:rPr>
-        <w:rFonts w:ascii="Wingdings" w:hAnsi="Wingdings" w:hint="default"/>
-      </w:rPr>
-    </w:lvl>
-    <w:lvl w:ilvl="2" w:tplc="04090005" w:tentative="1">
-      <w:start w:val="1"/>
-      <w:numFmt w:val="bullet"/>
-      <w:lvlText w:val=""/>
-      <w:lvlJc w:val="left"/>
-      <w:pPr>
-        <w:ind w:left="1440" w:hanging="480"/>
-      </w:pPr>
-      <w:rPr>
-        <w:rFonts w:ascii="Wingdings" w:hAnsi="Wingdings" w:hint="default"/>
-      </w:rPr>
-    </w:lvl>
-    <w:lvl w:ilvl="3" w:tplc="04090001" w:tentative="1">
-      <w:start w:val="1"/>
-      <w:numFmt w:val="bullet"/>
-      <w:lvlText w:val=""/>
-      <w:lvlJc w:val="left"/>
-      <w:pPr>
-        <w:ind w:left="1920" w:hanging="480"/>
-      </w:pPr>
-      <w:rPr>
-        <w:rFonts w:ascii="Wingdings" w:hAnsi="Wingdings" w:hint="default"/>
-      </w:rPr>
-    </w:lvl>
-    <w:lvl w:ilvl="4" w:tplc="04090003" w:tentative="1">
-      <w:start w:val="1"/>
-      <w:numFmt w:val="bullet"/>
-      <w:lvlText w:val=""/>
-      <w:lvlJc w:val="left"/>
-      <w:pPr>
-        <w:ind w:left="2400" w:hanging="480"/>
-      </w:pPr>
-      <w:rPr>
-        <w:rFonts w:ascii="Wingdings" w:hAnsi="Wingdings" w:hint="default"/>
-      </w:rPr>
-    </w:lvl>
-    <w:lvl w:ilvl="5" w:tplc="04090005" w:tentative="1">
-      <w:start w:val="1"/>
-      <w:numFmt w:val="bullet"/>
-      <w:lvlText w:val=""/>
-      <w:lvlJc w:val="left"/>
-      <w:pPr>
-        <w:ind w:left="2880" w:hanging="480"/>
-      </w:pPr>
-      <w:rPr>
-        <w:rFonts w:ascii="Wingdings" w:hAnsi="Wingdings" w:hint="default"/>
-      </w:rPr>
-    </w:lvl>
-    <w:lvl w:ilvl="6" w:tplc="04090001" w:tentative="1">
-      <w:start w:val="1"/>
-      <w:numFmt w:val="bullet"/>
-      <w:lvlText w:val=""/>
-      <w:lvlJc w:val="left"/>
-      <w:pPr>
-        <w:ind w:left="3360" w:hanging="480"/>
-      </w:pPr>
-      <w:rPr>
-        <w:rFonts w:ascii="Wingdings" w:hAnsi="Wingdings" w:hint="default"/>
-      </w:rPr>
-    </w:lvl>
-    <w:lvl w:ilvl="7" w:tplc="04090003" w:tentative="1">
-      <w:start w:val="1"/>
-      <w:numFmt w:val="bullet"/>
-      <w:lvlText w:val=""/>
-      <w:lvlJc w:val="left"/>
-      <w:pPr>
-        <w:ind w:left="3840" w:hanging="480"/>
-      </w:pPr>
-      <w:rPr>
-        <w:rFonts w:ascii="Wingdings" w:hAnsi="Wingdings" w:hint="default"/>
-      </w:rPr>
-    </w:lvl>
-    <w:lvl w:ilvl="8" w:tplc="04090005" w:tentative="1">
-      <w:start w:val="1"/>
-      <w:numFmt w:val="bullet"/>
-      <w:lvlText w:val=""/>
-      <w:lvlJc w:val="left"/>
-      <w:pPr>
-        <w:ind w:left="4320" w:hanging="480"/>
-      </w:pPr>
-      <w:rPr>
-        <w:rFonts w:ascii="Wingdings" w:hAnsi="Wingdings" w:hint="default"/>
-      </w:rPr>
-    </w:lvl>
-  </w:abstractNum>
-  <w:abstractNum w:abstractNumId="13" w15:restartNumberingAfterBreak="0">
-    <w:nsid w:val="1A0C6577"/>
-    <w:multiLevelType w:val="multilevel"/>
-    <w:tmpl w:val="9AAC5E86"/>
-    <w:lvl w:ilvl="0">
-      <w:start w:val="1"/>
-      <w:numFmt w:val="bullet"/>
-      <w:lvlText w:val=""/>
-      <w:lvlJc w:val="left"/>
-      <w:pPr>
-        <w:tabs>
-          <w:tab w:val="num" w:pos="720"/>
-        </w:tabs>
-        <w:ind w:left="720" w:hanging="360"/>
-      </w:pPr>
-      <w:rPr>
-        <w:rFonts w:ascii="Symbol" w:hAnsi="Symbol" w:hint="default"/>
-        <w:sz w:val="20"/>
-      </w:rPr>
-    </w:lvl>
-    <w:lvl w:ilvl="1" w:tentative="1">
-      <w:start w:val="1"/>
-      <w:numFmt w:val="bullet"/>
-      <w:lvlText w:val="o"/>
-      <w:lvlJc w:val="left"/>
-      <w:pPr>
-        <w:tabs>
-          <w:tab w:val="num" w:pos="1440"/>
-        </w:tabs>
-        <w:ind w:left="1440" w:hanging="360"/>
-      </w:pPr>
-      <w:rPr>
-        <w:rFonts w:ascii="Courier New" w:hAnsi="Courier New" w:hint="default"/>
-        <w:sz w:val="20"/>
-      </w:rPr>
-    </w:lvl>
-    <w:lvl w:ilvl="2" w:tentative="1">
-      <w:start w:val="1"/>
-      <w:numFmt w:val="bullet"/>
-      <w:lvlText w:val=""/>
-      <w:lvlJc w:val="left"/>
-      <w:pPr>
-        <w:tabs>
-          <w:tab w:val="num" w:pos="2160"/>
-        </w:tabs>
-        <w:ind w:left="2160" w:hanging="360"/>
-      </w:pPr>
-      <w:rPr>
-        <w:rFonts w:ascii="Wingdings" w:hAnsi="Wingdings" w:hint="default"/>
-        <w:sz w:val="20"/>
-      </w:rPr>
-    </w:lvl>
-    <w:lvl w:ilvl="3" w:tentative="1">
-      <w:start w:val="1"/>
-      <w:numFmt w:val="bullet"/>
-      <w:lvlText w:val=""/>
-      <w:lvlJc w:val="left"/>
-      <w:pPr>
-        <w:tabs>
-          <w:tab w:val="num" w:pos="2880"/>
-        </w:tabs>
-        <w:ind w:left="2880" w:hanging="360"/>
-      </w:pPr>
-      <w:rPr>
-        <w:rFonts w:ascii="Wingdings" w:hAnsi="Wingdings" w:hint="default"/>
-        <w:sz w:val="20"/>
-      </w:rPr>
-    </w:lvl>
-    <w:lvl w:ilvl="4" w:tentative="1">
-      <w:start w:val="1"/>
-      <w:numFmt w:val="bullet"/>
-      <w:lvlText w:val=""/>
-      <w:lvlJc w:val="left"/>
-      <w:pPr>
-        <w:tabs>
-          <w:tab w:val="num" w:pos="3600"/>
-        </w:tabs>
-        <w:ind w:left="3600" w:hanging="360"/>
-      </w:pPr>
-      <w:rPr>
-        <w:rFonts w:ascii="Wingdings" w:hAnsi="Wingdings" w:hint="default"/>
-        <w:sz w:val="20"/>
-      </w:rPr>
-    </w:lvl>
-    <w:lvl w:ilvl="5" w:tentative="1">
-      <w:start w:val="1"/>
-      <w:numFmt w:val="bullet"/>
-      <w:lvlText w:val=""/>
-      <w:lvlJc w:val="left"/>
-      <w:pPr>
-        <w:tabs>
-          <w:tab w:val="num" w:pos="4320"/>
-        </w:tabs>
-        <w:ind w:left="4320" w:hanging="360"/>
-      </w:pPr>
-      <w:rPr>
-        <w:rFonts w:ascii="Wingdings" w:hAnsi="Wingdings" w:hint="default"/>
-        <w:sz w:val="20"/>
-      </w:rPr>
-    </w:lvl>
-    <w:lvl w:ilvl="6" w:tentative="1">
-      <w:start w:val="1"/>
-      <w:numFmt w:val="bullet"/>
-      <w:lvlText w:val=""/>
-      <w:lvlJc w:val="left"/>
-      <w:pPr>
-        <w:tabs>
-          <w:tab w:val="num" w:pos="5040"/>
-        </w:tabs>
-        <w:ind w:left="5040" w:hanging="360"/>
-      </w:pPr>
-      <w:rPr>
-        <w:rFonts w:ascii="Wingdings" w:hAnsi="Wingdings" w:hint="default"/>
-        <w:sz w:val="20"/>
-      </w:rPr>
-    </w:lvl>
-    <w:lvl w:ilvl="7" w:tentative="1">
-      <w:start w:val="1"/>
-      <w:numFmt w:val="bullet"/>
-      <w:lvlText w:val=""/>
-      <w:lvlJc w:val="left"/>
-      <w:pPr>
-        <w:tabs>
-          <w:tab w:val="num" w:pos="5760"/>
-        </w:tabs>
-        <w:ind w:left="5760" w:hanging="360"/>
-      </w:pPr>
-      <w:rPr>
-        <w:rFonts w:ascii="Wingdings" w:hAnsi="Wingdings" w:hint="default"/>
-        <w:sz w:val="20"/>
-      </w:rPr>
-    </w:lvl>
-    <w:lvl w:ilvl="8" w:tentative="1">
-      <w:start w:val="1"/>
-      <w:numFmt w:val="bullet"/>
-      <w:lvlText w:val=""/>
-      <w:lvlJc w:val="left"/>
-      <w:pPr>
-        <w:tabs>
-          <w:tab w:val="num" w:pos="6480"/>
-        </w:tabs>
-        <w:ind w:left="6480" w:hanging="360"/>
-      </w:pPr>
-      <w:rPr>
-        <w:rFonts w:ascii="Wingdings" w:hAnsi="Wingdings" w:hint="default"/>
-        <w:sz w:val="20"/>
-      </w:rPr>
-    </w:lvl>
-  </w:abstractNum>
-  <w:abstractNum w:abstractNumId="14" w15:restartNumberingAfterBreak="0">
-    <w:nsid w:val="1A794044"/>
-    <w:multiLevelType w:val="multilevel"/>
-    <w:tmpl w:val="824401C4"/>
-    <w:lvl w:ilvl="0">
-      <w:start w:val="1"/>
-      <w:numFmt w:val="bullet"/>
-      <w:lvlText w:val=""/>
-      <w:lvlJc w:val="left"/>
-      <w:pPr>
-        <w:tabs>
-          <w:tab w:val="num" w:pos="720"/>
-        </w:tabs>
-        <w:ind w:left="720" w:hanging="360"/>
-      </w:pPr>
-      <w:rPr>
-        <w:rFonts w:ascii="Symbol" w:hAnsi="Symbol" w:hint="default"/>
-        <w:sz w:val="20"/>
-      </w:rPr>
-    </w:lvl>
-    <w:lvl w:ilvl="1" w:tentative="1">
-      <w:start w:val="1"/>
-      <w:numFmt w:val="bullet"/>
-      <w:lvlText w:val="o"/>
-      <w:lvlJc w:val="left"/>
-      <w:pPr>
-        <w:tabs>
-          <w:tab w:val="num" w:pos="1440"/>
-        </w:tabs>
-        <w:ind w:left="1440" w:hanging="360"/>
-      </w:pPr>
-      <w:rPr>
-        <w:rFonts w:ascii="Courier New" w:hAnsi="Courier New" w:hint="default"/>
-        <w:sz w:val="20"/>
-      </w:rPr>
-    </w:lvl>
-    <w:lvl w:ilvl="2" w:tentative="1">
-      <w:start w:val="1"/>
-      <w:numFmt w:val="bullet"/>
-      <w:lvlText w:val=""/>
-      <w:lvlJc w:val="left"/>
-      <w:pPr>
-        <w:tabs>
-          <w:tab w:val="num" w:pos="2160"/>
-        </w:tabs>
-        <w:ind w:left="2160" w:hanging="360"/>
-      </w:pPr>
-      <w:rPr>
-        <w:rFonts w:ascii="Wingdings" w:hAnsi="Wingdings" w:hint="default"/>
-        <w:sz w:val="20"/>
-      </w:rPr>
-    </w:lvl>
-    <w:lvl w:ilvl="3" w:tentative="1">
-      <w:start w:val="1"/>
-      <w:numFmt w:val="bullet"/>
-      <w:lvlText w:val=""/>
-      <w:lvlJc w:val="left"/>
-      <w:pPr>
-        <w:tabs>
-          <w:tab w:val="num" w:pos="2880"/>
-        </w:tabs>
-        <w:ind w:left="2880" w:hanging="360"/>
-      </w:pPr>
-      <w:rPr>
-        <w:rFonts w:ascii="Wingdings" w:hAnsi="Wingdings" w:hint="default"/>
-        <w:sz w:val="20"/>
-      </w:rPr>
-    </w:lvl>
-    <w:lvl w:ilvl="4" w:tentative="1">
-      <w:start w:val="1"/>
-      <w:numFmt w:val="bullet"/>
-      <w:lvlText w:val=""/>
-      <w:lvlJc w:val="left"/>
-      <w:pPr>
-        <w:tabs>
-          <w:tab w:val="num" w:pos="3600"/>
-        </w:tabs>
-        <w:ind w:left="3600" w:hanging="360"/>
-      </w:pPr>
-      <w:rPr>
-        <w:rFonts w:ascii="Wingdings" w:hAnsi="Wingdings" w:hint="default"/>
-        <w:sz w:val="20"/>
-      </w:rPr>
-    </w:lvl>
-    <w:lvl w:ilvl="5" w:tentative="1">
-      <w:start w:val="1"/>
-      <w:numFmt w:val="bullet"/>
-      <w:lvlText w:val=""/>
-      <w:lvlJc w:val="left"/>
-      <w:pPr>
-        <w:tabs>
-          <w:tab w:val="num" w:pos="4320"/>
-        </w:tabs>
-        <w:ind w:left="4320" w:hanging="360"/>
-      </w:pPr>
-      <w:rPr>
-        <w:rFonts w:ascii="Wingdings" w:hAnsi="Wingdings" w:hint="default"/>
-        <w:sz w:val="20"/>
-      </w:rPr>
-    </w:lvl>
-    <w:lvl w:ilvl="6" w:tentative="1">
-      <w:start w:val="1"/>
-      <w:numFmt w:val="bullet"/>
-      <w:lvlText w:val=""/>
-      <w:lvlJc w:val="left"/>
-      <w:pPr>
-        <w:tabs>
-          <w:tab w:val="num" w:pos="5040"/>
-        </w:tabs>
-        <w:ind w:left="5040" w:hanging="360"/>
-      </w:pPr>
-      <w:rPr>
-        <w:rFonts w:ascii="Wingdings" w:hAnsi="Wingdings" w:hint="default"/>
-        <w:sz w:val="20"/>
-      </w:rPr>
-    </w:lvl>
-    <w:lvl w:ilvl="7" w:tentative="1">
-      <w:start w:val="1"/>
-      <w:numFmt w:val="bullet"/>
-      <w:lvlText w:val=""/>
-      <w:lvlJc w:val="left"/>
-      <w:pPr>
-        <w:tabs>
-          <w:tab w:val="num" w:pos="5760"/>
-        </w:tabs>
-        <w:ind w:left="5760" w:hanging="360"/>
-      </w:pPr>
-      <w:rPr>
-        <w:rFonts w:ascii="Wingdings" w:hAnsi="Wingdings" w:hint="default"/>
-        <w:sz w:val="20"/>
-      </w:rPr>
-    </w:lvl>
-    <w:lvl w:ilvl="8" w:tentative="1">
-      <w:start w:val="1"/>
-      <w:numFmt w:val="bullet"/>
-      <w:lvlText w:val=""/>
-      <w:lvlJc w:val="left"/>
-      <w:pPr>
-        <w:tabs>
-          <w:tab w:val="num" w:pos="6480"/>
-        </w:tabs>
-        <w:ind w:left="6480" w:hanging="360"/>
-      </w:pPr>
-      <w:rPr>
-        <w:rFonts w:ascii="Wingdings" w:hAnsi="Wingdings" w:hint="default"/>
-        <w:sz w:val="20"/>
-      </w:rPr>
-    </w:lvl>
-  </w:abstractNum>
-  <w:abstractNum w:abstractNumId="15" w15:restartNumberingAfterBreak="0">
-    <w:nsid w:val="1E526E63"/>
-    <w:multiLevelType w:val="hybridMultilevel"/>
-    <w:tmpl w:val="30C2EF02"/>
-    <w:lvl w:ilvl="0" w:tplc="04090001">
-      <w:start w:val="1"/>
-      <w:numFmt w:val="bullet"/>
-      <w:lvlText w:val=""/>
-      <w:lvlJc w:val="left"/>
-      <w:pPr>
-        <w:ind w:left="480" w:hanging="480"/>
-      </w:pPr>
-      <w:rPr>
-        <w:rFonts w:ascii="Wingdings" w:hAnsi="Wingdings" w:hint="default"/>
-      </w:rPr>
-    </w:lvl>
-    <w:lvl w:ilvl="1" w:tplc="04090003" w:tentative="1">
-      <w:start w:val="1"/>
-      <w:numFmt w:val="bullet"/>
-      <w:lvlText w:val=""/>
-      <w:lvlJc w:val="left"/>
-      <w:pPr>
-        <w:ind w:left="960" w:hanging="480"/>
-      </w:pPr>
-      <w:rPr>
-        <w:rFonts w:ascii="Wingdings" w:hAnsi="Wingdings" w:hint="default"/>
-      </w:rPr>
-    </w:lvl>
-    <w:lvl w:ilvl="2" w:tplc="04090005" w:tentative="1">
-      <w:start w:val="1"/>
-      <w:numFmt w:val="bullet"/>
-      <w:lvlText w:val=""/>
-      <w:lvlJc w:val="left"/>
-      <w:pPr>
-        <w:ind w:left="1440" w:hanging="480"/>
-      </w:pPr>
-      <w:rPr>
-        <w:rFonts w:ascii="Wingdings" w:hAnsi="Wingdings" w:hint="default"/>
-      </w:rPr>
-    </w:lvl>
-    <w:lvl w:ilvl="3" w:tplc="04090001" w:tentative="1">
-      <w:start w:val="1"/>
-      <w:numFmt w:val="bullet"/>
-      <w:lvlText w:val=""/>
-      <w:lvlJc w:val="left"/>
-      <w:pPr>
-        <w:ind w:left="1920" w:hanging="480"/>
-      </w:pPr>
-      <w:rPr>
-        <w:rFonts w:ascii="Wingdings" w:hAnsi="Wingdings" w:hint="default"/>
-      </w:rPr>
-    </w:lvl>
-    <w:lvl w:ilvl="4" w:tplc="04090003" w:tentative="1">
-      <w:start w:val="1"/>
-      <w:numFmt w:val="bullet"/>
-      <w:lvlText w:val=""/>
-      <w:lvlJc w:val="left"/>
-      <w:pPr>
-        <w:ind w:left="2400" w:hanging="480"/>
-      </w:pPr>
-      <w:rPr>
-        <w:rFonts w:ascii="Wingdings" w:hAnsi="Wingdings" w:hint="default"/>
-      </w:rPr>
-    </w:lvl>
-    <w:lvl w:ilvl="5" w:tplc="04090005" w:tentative="1">
-      <w:start w:val="1"/>
-      <w:numFmt w:val="bullet"/>
-      <w:lvlText w:val=""/>
-      <w:lvlJc w:val="left"/>
-      <w:pPr>
-        <w:ind w:left="2880" w:hanging="480"/>
-      </w:pPr>
-      <w:rPr>
-        <w:rFonts w:ascii="Wingdings" w:hAnsi="Wingdings" w:hint="default"/>
-      </w:rPr>
-    </w:lvl>
-    <w:lvl w:ilvl="6" w:tplc="04090001" w:tentative="1">
-      <w:start w:val="1"/>
-      <w:numFmt w:val="bullet"/>
-      <w:lvlText w:val=""/>
-      <w:lvlJc w:val="left"/>
-      <w:pPr>
-        <w:ind w:left="3360" w:hanging="480"/>
-      </w:pPr>
-      <w:rPr>
-        <w:rFonts w:ascii="Wingdings" w:hAnsi="Wingdings" w:hint="default"/>
-      </w:rPr>
-    </w:lvl>
-    <w:lvl w:ilvl="7" w:tplc="04090003" w:tentative="1">
-      <w:start w:val="1"/>
-      <w:numFmt w:val="bullet"/>
-      <w:lvlText w:val=""/>
-      <w:lvlJc w:val="left"/>
-      <w:pPr>
-        <w:ind w:left="3840" w:hanging="480"/>
-      </w:pPr>
-      <w:rPr>
-        <w:rFonts w:ascii="Wingdings" w:hAnsi="Wingdings" w:hint="default"/>
-      </w:rPr>
-    </w:lvl>
-    <w:lvl w:ilvl="8" w:tplc="04090005" w:tentative="1">
-      <w:start w:val="1"/>
-      <w:numFmt w:val="bullet"/>
-      <w:lvlText w:val=""/>
-      <w:lvlJc w:val="left"/>
-      <w:pPr>
-        <w:ind w:left="4320" w:hanging="480"/>
-      </w:pPr>
-      <w:rPr>
-        <w:rFonts w:ascii="Wingdings" w:hAnsi="Wingdings" w:hint="default"/>
-      </w:rPr>
-    </w:lvl>
-  </w:abstractNum>
-  <w:abstractNum w:abstractNumId="16" w15:restartNumberingAfterBreak="0">
-    <w:nsid w:val="2190531F"/>
-    <w:multiLevelType w:val="hybridMultilevel"/>
-    <w:tmpl w:val="09A41EC4"/>
-    <w:lvl w:ilvl="0" w:tplc="04090001">
-      <w:start w:val="1"/>
-      <w:numFmt w:val="bullet"/>
-      <w:lvlText w:val=""/>
-      <w:lvlJc w:val="left"/>
-      <w:pPr>
-        <w:ind w:left="480" w:hanging="480"/>
-      </w:pPr>
-      <w:rPr>
-        <w:rFonts w:ascii="Wingdings" w:hAnsi="Wingdings" w:hint="default"/>
-      </w:rPr>
-    </w:lvl>
-    <w:lvl w:ilvl="1" w:tplc="04090003" w:tentative="1">
-      <w:start w:val="1"/>
-      <w:numFmt w:val="bullet"/>
-      <w:lvlText w:val=""/>
-      <w:lvlJc w:val="left"/>
-      <w:pPr>
-        <w:ind w:left="960" w:hanging="480"/>
-      </w:pPr>
-      <w:rPr>
-        <w:rFonts w:ascii="Wingdings" w:hAnsi="Wingdings" w:hint="default"/>
-      </w:rPr>
-    </w:lvl>
-    <w:lvl w:ilvl="2" w:tplc="04090005" w:tentative="1">
-      <w:start w:val="1"/>
-      <w:numFmt w:val="bullet"/>
-      <w:lvlText w:val=""/>
-      <w:lvlJc w:val="left"/>
-      <w:pPr>
-        <w:ind w:left="1440" w:hanging="480"/>
-      </w:pPr>
-      <w:rPr>
-        <w:rFonts w:ascii="Wingdings" w:hAnsi="Wingdings" w:hint="default"/>
-      </w:rPr>
-    </w:lvl>
-    <w:lvl w:ilvl="3" w:tplc="04090001" w:tentative="1">
-      <w:start w:val="1"/>
-      <w:numFmt w:val="bullet"/>
-      <w:lvlText w:val=""/>
-      <w:lvlJc w:val="left"/>
-      <w:pPr>
-        <w:ind w:left="1920" w:hanging="480"/>
-      </w:pPr>
-      <w:rPr>
-        <w:rFonts w:ascii="Wingdings" w:hAnsi="Wingdings" w:hint="default"/>
-      </w:rPr>
-    </w:lvl>
-    <w:lvl w:ilvl="4" w:tplc="04090003" w:tentative="1">
-      <w:start w:val="1"/>
-      <w:numFmt w:val="bullet"/>
-      <w:lvlText w:val=""/>
-      <w:lvlJc w:val="left"/>
-      <w:pPr>
-        <w:ind w:left="2400" w:hanging="480"/>
-      </w:pPr>
-      <w:rPr>
-        <w:rFonts w:ascii="Wingdings" w:hAnsi="Wingdings" w:hint="default"/>
-      </w:rPr>
-    </w:lvl>
-    <w:lvl w:ilvl="5" w:tplc="04090005" w:tentative="1">
-      <w:start w:val="1"/>
-      <w:numFmt w:val="bullet"/>
-      <w:lvlText w:val=""/>
-      <w:lvlJc w:val="left"/>
-      <w:pPr>
-        <w:ind w:left="2880" w:hanging="480"/>
-      </w:pPr>
-      <w:rPr>
-        <w:rFonts w:ascii="Wingdings" w:hAnsi="Wingdings" w:hint="default"/>
-      </w:rPr>
-    </w:lvl>
-    <w:lvl w:ilvl="6" w:tplc="04090001" w:tentative="1">
-      <w:start w:val="1"/>
-      <w:numFmt w:val="bullet"/>
-      <w:lvlText w:val=""/>
-      <w:lvlJc w:val="left"/>
-      <w:pPr>
-        <w:ind w:left="3360" w:hanging="480"/>
-      </w:pPr>
-      <w:rPr>
-        <w:rFonts w:ascii="Wingdings" w:hAnsi="Wingdings" w:hint="default"/>
-      </w:rPr>
-    </w:lvl>
-    <w:lvl w:ilvl="7" w:tplc="04090003" w:tentative="1">
-      <w:start w:val="1"/>
-      <w:numFmt w:val="bullet"/>
-      <w:lvlText w:val=""/>
-      <w:lvlJc w:val="left"/>
-      <w:pPr>
-        <w:ind w:left="3840" w:hanging="480"/>
-      </w:pPr>
-      <w:rPr>
-        <w:rFonts w:ascii="Wingdings" w:hAnsi="Wingdings" w:hint="default"/>
-      </w:rPr>
-    </w:lvl>
-    <w:lvl w:ilvl="8" w:tplc="04090005" w:tentative="1">
-      <w:start w:val="1"/>
-      <w:numFmt w:val="bullet"/>
-      <w:lvlText w:val=""/>
-      <w:lvlJc w:val="left"/>
-      <w:pPr>
-        <w:ind w:left="4320" w:hanging="480"/>
-      </w:pPr>
-      <w:rPr>
-        <w:rFonts w:ascii="Wingdings" w:hAnsi="Wingdings" w:hint="default"/>
-      </w:rPr>
-    </w:lvl>
-  </w:abstractNum>
-  <w:abstractNum w:abstractNumId="17" w15:restartNumberingAfterBreak="0">
-    <w:nsid w:val="21EB610D"/>
-    <w:multiLevelType w:val="multilevel"/>
-    <w:tmpl w:val="0A1ADFFC"/>
-    <w:lvl w:ilvl="0">
-      <w:start w:val="1"/>
-      <w:numFmt w:val="decimal"/>
-      <w:lvlText w:val="%1."/>
-      <w:lvlJc w:val="left"/>
-      <w:pPr>
-        <w:tabs>
-          <w:tab w:val="num" w:pos="720"/>
-        </w:tabs>
-        <w:ind w:left="720" w:hanging="360"/>
-      </w:pPr>
-    </w:lvl>
-    <w:lvl w:ilvl="1" w:tentative="1">
-      <w:start w:val="1"/>
-      <w:numFmt w:val="decimal"/>
-      <w:lvlText w:val="%2."/>
-      <w:lvlJc w:val="left"/>
-      <w:pPr>
-        <w:tabs>
-          <w:tab w:val="num" w:pos="1440"/>
-        </w:tabs>
-        <w:ind w:left="1440" w:hanging="360"/>
-      </w:pPr>
-    </w:lvl>
-    <w:lvl w:ilvl="2" w:tentative="1">
-      <w:start w:val="1"/>
-      <w:numFmt w:val="decimal"/>
-      <w:lvlText w:val="%3."/>
-      <w:lvlJc w:val="left"/>
-      <w:pPr>
-        <w:tabs>
-          <w:tab w:val="num" w:pos="2160"/>
-        </w:tabs>
-        <w:ind w:left="2160" w:hanging="360"/>
-      </w:pPr>
-    </w:lvl>
-    <w:lvl w:ilvl="3" w:tentative="1">
-      <w:start w:val="1"/>
-      <w:numFmt w:val="decimal"/>
-      <w:lvlText w:val="%4."/>
-      <w:lvlJc w:val="left"/>
-      <w:pPr>
-        <w:tabs>
-          <w:tab w:val="num" w:pos="2880"/>
-        </w:tabs>
-        <w:ind w:left="2880" w:hanging="360"/>
-      </w:pPr>
-    </w:lvl>
-    <w:lvl w:ilvl="4" w:tentative="1">
-      <w:start w:val="1"/>
-      <w:numFmt w:val="decimal"/>
-      <w:lvlText w:val="%5."/>
-      <w:lvlJc w:val="left"/>
-      <w:pPr>
-        <w:tabs>
-          <w:tab w:val="num" w:pos="3600"/>
-        </w:tabs>
-        <w:ind w:left="3600" w:hanging="360"/>
-      </w:pPr>
-    </w:lvl>
-    <w:lvl w:ilvl="5" w:tentative="1">
-      <w:start w:val="1"/>
-      <w:numFmt w:val="decimal"/>
-      <w:lvlText w:val="%6."/>
-      <w:lvlJc w:val="left"/>
-      <w:pPr>
-        <w:tabs>
-          <w:tab w:val="num" w:pos="4320"/>
-        </w:tabs>
-        <w:ind w:left="4320" w:hanging="360"/>
-      </w:pPr>
-    </w:lvl>
-    <w:lvl w:ilvl="6" w:tentative="1">
-      <w:start w:val="1"/>
-      <w:numFmt w:val="decimal"/>
-      <w:lvlText w:val="%7."/>
-      <w:lvlJc w:val="left"/>
-      <w:pPr>
-        <w:tabs>
-          <w:tab w:val="num" w:pos="5040"/>
-        </w:tabs>
-        <w:ind w:left="5040" w:hanging="360"/>
-      </w:pPr>
-    </w:lvl>
-    <w:lvl w:ilvl="7" w:tentative="1">
-      <w:start w:val="1"/>
-      <w:numFmt w:val="decimal"/>
-      <w:lvlText w:val="%8."/>
-      <w:lvlJc w:val="left"/>
-      <w:pPr>
-        <w:tabs>
-          <w:tab w:val="num" w:pos="5760"/>
-        </w:tabs>
-        <w:ind w:left="5760" w:hanging="360"/>
-      </w:pPr>
-    </w:lvl>
-    <w:lvl w:ilvl="8" w:tentative="1">
-      <w:start w:val="1"/>
-      <w:numFmt w:val="decimal"/>
-      <w:lvlText w:val="%9."/>
-      <w:lvlJc w:val="left"/>
-      <w:pPr>
-        <w:tabs>
-          <w:tab w:val="num" w:pos="6480"/>
-        </w:tabs>
-        <w:ind w:left="6480" w:hanging="360"/>
-      </w:pPr>
-    </w:lvl>
-  </w:abstractNum>
-  <w:abstractNum w:abstractNumId="18" w15:restartNumberingAfterBreak="0">
-    <w:nsid w:val="246F75E5"/>
-    <w:multiLevelType w:val="multilevel"/>
-    <w:tmpl w:val="6A4655FC"/>
-    <w:lvl w:ilvl="0">
-      <w:start w:val="1"/>
-      <w:numFmt w:val="bullet"/>
-      <w:lvlText w:val=""/>
-      <w:lvlJc w:val="left"/>
-      <w:pPr>
-        <w:tabs>
-          <w:tab w:val="num" w:pos="720"/>
-        </w:tabs>
-        <w:ind w:left="720" w:hanging="360"/>
-      </w:pPr>
-      <w:rPr>
-        <w:rFonts w:ascii="Symbol" w:hAnsi="Symbol" w:hint="default"/>
-        <w:sz w:val="20"/>
-      </w:rPr>
-    </w:lvl>
-    <w:lvl w:ilvl="1" w:tentative="1">
-      <w:start w:val="1"/>
-      <w:numFmt w:val="bullet"/>
-      <w:lvlText w:val="o"/>
-      <w:lvlJc w:val="left"/>
-      <w:pPr>
-        <w:tabs>
-          <w:tab w:val="num" w:pos="1440"/>
-        </w:tabs>
-        <w:ind w:left="1440" w:hanging="360"/>
-      </w:pPr>
-      <w:rPr>
-        <w:rFonts w:ascii="Courier New" w:hAnsi="Courier New" w:hint="default"/>
-        <w:sz w:val="20"/>
-      </w:rPr>
-    </w:lvl>
-    <w:lvl w:ilvl="2" w:tentative="1">
-      <w:start w:val="1"/>
-      <w:numFmt w:val="bullet"/>
-      <w:lvlText w:val=""/>
-      <w:lvlJc w:val="left"/>
-      <w:pPr>
-        <w:tabs>
-          <w:tab w:val="num" w:pos="2160"/>
-        </w:tabs>
-        <w:ind w:left="2160" w:hanging="360"/>
-      </w:pPr>
-      <w:rPr>
-        <w:rFonts w:ascii="Wingdings" w:hAnsi="Wingdings" w:hint="default"/>
-        <w:sz w:val="20"/>
-      </w:rPr>
-    </w:lvl>
-    <w:lvl w:ilvl="3" w:tentative="1">
-      <w:start w:val="1"/>
-      <w:numFmt w:val="bullet"/>
-      <w:lvlText w:val=""/>
-      <w:lvlJc w:val="left"/>
-      <w:pPr>
-        <w:tabs>
-          <w:tab w:val="num" w:pos="2880"/>
-        </w:tabs>
-        <w:ind w:left="2880" w:hanging="360"/>
-      </w:pPr>
-      <w:rPr>
-        <w:rFonts w:ascii="Wingdings" w:hAnsi="Wingdings" w:hint="default"/>
-        <w:sz w:val="20"/>
-      </w:rPr>
-    </w:lvl>
-    <w:lvl w:ilvl="4" w:tentative="1">
-      <w:start w:val="1"/>
-      <w:numFmt w:val="bullet"/>
-      <w:lvlText w:val=""/>
-      <w:lvlJc w:val="left"/>
-      <w:pPr>
-        <w:tabs>
-          <w:tab w:val="num" w:pos="3600"/>
-        </w:tabs>
-        <w:ind w:left="3600" w:hanging="360"/>
-      </w:pPr>
-      <w:rPr>
-        <w:rFonts w:ascii="Wingdings" w:hAnsi="Wingdings" w:hint="default"/>
-        <w:sz w:val="20"/>
-      </w:rPr>
-    </w:lvl>
-    <w:lvl w:ilvl="5" w:tentative="1">
-      <w:start w:val="1"/>
-      <w:numFmt w:val="bullet"/>
-      <w:lvlText w:val=""/>
-      <w:lvlJc w:val="left"/>
-      <w:pPr>
-        <w:tabs>
-          <w:tab w:val="num" w:pos="4320"/>
-        </w:tabs>
-        <w:ind w:left="4320" w:hanging="360"/>
-      </w:pPr>
-      <w:rPr>
-        <w:rFonts w:ascii="Wingdings" w:hAnsi="Wingdings" w:hint="default"/>
-        <w:sz w:val="20"/>
-      </w:rPr>
-    </w:lvl>
-    <w:lvl w:ilvl="6" w:tentative="1">
-      <w:start w:val="1"/>
-      <w:numFmt w:val="bullet"/>
-      <w:lvlText w:val=""/>
-      <w:lvlJc w:val="left"/>
-      <w:pPr>
-        <w:tabs>
-          <w:tab w:val="num" w:pos="5040"/>
-        </w:tabs>
-        <w:ind w:left="5040" w:hanging="360"/>
-      </w:pPr>
-      <w:rPr>
-        <w:rFonts w:ascii="Wingdings" w:hAnsi="Wingdings" w:hint="default"/>
-        <w:sz w:val="20"/>
-      </w:rPr>
-    </w:lvl>
-    <w:lvl w:ilvl="7" w:tentative="1">
-      <w:start w:val="1"/>
-      <w:numFmt w:val="bullet"/>
-      <w:lvlText w:val=""/>
-      <w:lvlJc w:val="left"/>
-      <w:pPr>
-        <w:tabs>
-          <w:tab w:val="num" w:pos="5760"/>
-        </w:tabs>
-        <w:ind w:left="5760" w:hanging="360"/>
-      </w:pPr>
-      <w:rPr>
-        <w:rFonts w:ascii="Wingdings" w:hAnsi="Wingdings" w:hint="default"/>
-        <w:sz w:val="20"/>
-      </w:rPr>
-    </w:lvl>
-    <w:lvl w:ilvl="8" w:tentative="1">
-      <w:start w:val="1"/>
-      <w:numFmt w:val="bullet"/>
-      <w:lvlText w:val=""/>
-      <w:lvlJc w:val="left"/>
-      <w:pPr>
-        <w:tabs>
-          <w:tab w:val="num" w:pos="6480"/>
-        </w:tabs>
-        <w:ind w:left="6480" w:hanging="360"/>
-      </w:pPr>
-      <w:rPr>
-        <w:rFonts w:ascii="Wingdings" w:hAnsi="Wingdings" w:hint="default"/>
-        <w:sz w:val="20"/>
-      </w:rPr>
-    </w:lvl>
-  </w:abstractNum>
-  <w:abstractNum w:abstractNumId="19" w15:restartNumberingAfterBreak="0">
-    <w:nsid w:val="29572537"/>
-    <w:multiLevelType w:val="multilevel"/>
-    <w:tmpl w:val="E542D26C"/>
-    <w:lvl w:ilvl="0">
-      <w:start w:val="1"/>
-      <w:numFmt w:val="bullet"/>
-      <w:lvlText w:val=""/>
-      <w:lvlJc w:val="left"/>
-      <w:pPr>
-        <w:tabs>
-          <w:tab w:val="num" w:pos="720"/>
-        </w:tabs>
-        <w:ind w:left="720" w:hanging="360"/>
-      </w:pPr>
-      <w:rPr>
-        <w:rFonts w:ascii="Symbol" w:hAnsi="Symbol" w:hint="default"/>
-        <w:sz w:val="20"/>
-      </w:rPr>
-    </w:lvl>
-    <w:lvl w:ilvl="1" w:tentative="1">
-      <w:start w:val="1"/>
-      <w:numFmt w:val="bullet"/>
-      <w:lvlText w:val="o"/>
-      <w:lvlJc w:val="left"/>
-      <w:pPr>
-        <w:tabs>
-          <w:tab w:val="num" w:pos="1440"/>
-        </w:tabs>
-        <w:ind w:left="1440" w:hanging="360"/>
-      </w:pPr>
-      <w:rPr>
-        <w:rFonts w:ascii="Courier New" w:hAnsi="Courier New" w:hint="default"/>
-        <w:sz w:val="20"/>
-      </w:rPr>
-    </w:lvl>
-    <w:lvl w:ilvl="2" w:tentative="1">
-      <w:start w:val="1"/>
-      <w:numFmt w:val="bullet"/>
-      <w:lvlText w:val=""/>
-      <w:lvlJc w:val="left"/>
-      <w:pPr>
-        <w:tabs>
-          <w:tab w:val="num" w:pos="2160"/>
-        </w:tabs>
-        <w:ind w:left="2160" w:hanging="360"/>
-      </w:pPr>
-      <w:rPr>
-        <w:rFonts w:ascii="Wingdings" w:hAnsi="Wingdings" w:hint="default"/>
-        <w:sz w:val="20"/>
-      </w:rPr>
-    </w:lvl>
-    <w:lvl w:ilvl="3" w:tentative="1">
-      <w:start w:val="1"/>
-      <w:numFmt w:val="bullet"/>
-      <w:lvlText w:val=""/>
-      <w:lvlJc w:val="left"/>
-      <w:pPr>
-        <w:tabs>
-          <w:tab w:val="num" w:pos="2880"/>
-        </w:tabs>
-        <w:ind w:left="2880" w:hanging="360"/>
-      </w:pPr>
-      <w:rPr>
-        <w:rFonts w:ascii="Wingdings" w:hAnsi="Wingdings" w:hint="default"/>
-        <w:sz w:val="20"/>
-      </w:rPr>
-    </w:lvl>
-    <w:lvl w:ilvl="4" w:tentative="1">
-      <w:start w:val="1"/>
-      <w:numFmt w:val="bullet"/>
-      <w:lvlText w:val=""/>
-      <w:lvlJc w:val="left"/>
-      <w:pPr>
-        <w:tabs>
-          <w:tab w:val="num" w:pos="3600"/>
-        </w:tabs>
-        <w:ind w:left="3600" w:hanging="360"/>
-      </w:pPr>
-      <w:rPr>
-        <w:rFonts w:ascii="Wingdings" w:hAnsi="Wingdings" w:hint="default"/>
-        <w:sz w:val="20"/>
-      </w:rPr>
-    </w:lvl>
-    <w:lvl w:ilvl="5" w:tentative="1">
-      <w:start w:val="1"/>
-      <w:numFmt w:val="bullet"/>
-      <w:lvlText w:val=""/>
-      <w:lvlJc w:val="left"/>
-      <w:pPr>
-        <w:tabs>
-          <w:tab w:val="num" w:pos="4320"/>
-        </w:tabs>
-        <w:ind w:left="4320" w:hanging="360"/>
-      </w:pPr>
-      <w:rPr>
-        <w:rFonts w:ascii="Wingdings" w:hAnsi="Wingdings" w:hint="default"/>
-        <w:sz w:val="20"/>
-      </w:rPr>
-    </w:lvl>
-    <w:lvl w:ilvl="6" w:tentative="1">
-      <w:start w:val="1"/>
-      <w:numFmt w:val="bullet"/>
-      <w:lvlText w:val=""/>
-      <w:lvlJc w:val="left"/>
-      <w:pPr>
-        <w:tabs>
-          <w:tab w:val="num" w:pos="5040"/>
-        </w:tabs>
-        <w:ind w:left="5040" w:hanging="360"/>
-      </w:pPr>
-      <w:rPr>
-        <w:rFonts w:ascii="Wingdings" w:hAnsi="Wingdings" w:hint="default"/>
-        <w:sz w:val="20"/>
-      </w:rPr>
-    </w:lvl>
-    <w:lvl w:ilvl="7" w:tentative="1">
-      <w:start w:val="1"/>
-      <w:numFmt w:val="bullet"/>
-      <w:lvlText w:val=""/>
-      <w:lvlJc w:val="left"/>
-      <w:pPr>
-        <w:tabs>
-          <w:tab w:val="num" w:pos="5760"/>
-        </w:tabs>
-        <w:ind w:left="5760" w:hanging="360"/>
-      </w:pPr>
-      <w:rPr>
-        <w:rFonts w:ascii="Wingdings" w:hAnsi="Wingdings" w:hint="default"/>
-        <w:sz w:val="20"/>
-      </w:rPr>
-    </w:lvl>
-    <w:lvl w:ilvl="8" w:tentative="1">
-      <w:start w:val="1"/>
-      <w:numFmt w:val="bullet"/>
-      <w:lvlText w:val=""/>
-      <w:lvlJc w:val="left"/>
-      <w:pPr>
-        <w:tabs>
-          <w:tab w:val="num" w:pos="6480"/>
-        </w:tabs>
-        <w:ind w:left="6480" w:hanging="360"/>
-      </w:pPr>
-      <w:rPr>
-        <w:rFonts w:ascii="Wingdings" w:hAnsi="Wingdings" w:hint="default"/>
-        <w:sz w:val="20"/>
-      </w:rPr>
-    </w:lvl>
-  </w:abstractNum>
-  <w:abstractNum w:abstractNumId="20" w15:restartNumberingAfterBreak="0">
-    <w:nsid w:val="2B627AE5"/>
-    <w:multiLevelType w:val="multilevel"/>
-    <w:tmpl w:val="D00AC292"/>
-    <w:lvl w:ilvl="0">
-      <w:start w:val="1"/>
-      <w:numFmt w:val="bullet"/>
-      <w:lvlText w:val=""/>
-      <w:lvlJc w:val="left"/>
-      <w:pPr>
-        <w:tabs>
-          <w:tab w:val="num" w:pos="720"/>
-        </w:tabs>
-        <w:ind w:left="720" w:hanging="360"/>
-      </w:pPr>
-      <w:rPr>
-        <w:rFonts w:ascii="Symbol" w:hAnsi="Symbol" w:hint="default"/>
-        <w:sz w:val="20"/>
-      </w:rPr>
-    </w:lvl>
-    <w:lvl w:ilvl="1" w:tentative="1">
-      <w:start w:val="1"/>
-      <w:numFmt w:val="bullet"/>
-      <w:lvlText w:val="o"/>
-      <w:lvlJc w:val="left"/>
-      <w:pPr>
-        <w:tabs>
-          <w:tab w:val="num" w:pos="1440"/>
-        </w:tabs>
-        <w:ind w:left="1440" w:hanging="360"/>
-      </w:pPr>
-      <w:rPr>
-        <w:rFonts w:ascii="Courier New" w:hAnsi="Courier New" w:hint="default"/>
-        <w:sz w:val="20"/>
-      </w:rPr>
-    </w:lvl>
-    <w:lvl w:ilvl="2" w:tentative="1">
-      <w:start w:val="1"/>
-      <w:numFmt w:val="bullet"/>
-      <w:lvlText w:val=""/>
-      <w:lvlJc w:val="left"/>
-      <w:pPr>
-        <w:tabs>
-          <w:tab w:val="num" w:pos="2160"/>
-        </w:tabs>
-        <w:ind w:left="2160" w:hanging="360"/>
-      </w:pPr>
-      <w:rPr>
-        <w:rFonts w:ascii="Wingdings" w:hAnsi="Wingdings" w:hint="default"/>
-        <w:sz w:val="20"/>
-      </w:rPr>
-    </w:lvl>
-    <w:lvl w:ilvl="3" w:tentative="1">
-      <w:start w:val="1"/>
-      <w:numFmt w:val="bullet"/>
-      <w:lvlText w:val=""/>
-      <w:lvlJc w:val="left"/>
-      <w:pPr>
-        <w:tabs>
-          <w:tab w:val="num" w:pos="2880"/>
-        </w:tabs>
-        <w:ind w:left="2880" w:hanging="360"/>
-      </w:pPr>
-      <w:rPr>
-        <w:rFonts w:ascii="Wingdings" w:hAnsi="Wingdings" w:hint="default"/>
-        <w:sz w:val="20"/>
-      </w:rPr>
-    </w:lvl>
-    <w:lvl w:ilvl="4" w:tentative="1">
-      <w:start w:val="1"/>
-      <w:numFmt w:val="bullet"/>
-      <w:lvlText w:val=""/>
-      <w:lvlJc w:val="left"/>
-      <w:pPr>
-        <w:tabs>
-          <w:tab w:val="num" w:pos="3600"/>
-        </w:tabs>
-        <w:ind w:left="3600" w:hanging="360"/>
-      </w:pPr>
-      <w:rPr>
-        <w:rFonts w:ascii="Wingdings" w:hAnsi="Wingdings" w:hint="default"/>
-        <w:sz w:val="20"/>
-      </w:rPr>
-    </w:lvl>
-    <w:lvl w:ilvl="5" w:tentative="1">
-      <w:start w:val="1"/>
-      <w:numFmt w:val="bullet"/>
-      <w:lvlText w:val=""/>
-      <w:lvlJc w:val="left"/>
-      <w:pPr>
-        <w:tabs>
-          <w:tab w:val="num" w:pos="4320"/>
-        </w:tabs>
-        <w:ind w:left="4320" w:hanging="360"/>
-      </w:pPr>
-      <w:rPr>
-        <w:rFonts w:ascii="Wingdings" w:hAnsi="Wingdings" w:hint="default"/>
-        <w:sz w:val="20"/>
-      </w:rPr>
-    </w:lvl>
-    <w:lvl w:ilvl="6" w:tentative="1">
-      <w:start w:val="1"/>
-      <w:numFmt w:val="bullet"/>
-      <w:lvlText w:val=""/>
-      <w:lvlJc w:val="left"/>
-      <w:pPr>
-        <w:tabs>
-          <w:tab w:val="num" w:pos="5040"/>
-        </w:tabs>
-        <w:ind w:left="5040" w:hanging="360"/>
-      </w:pPr>
-      <w:rPr>
-        <w:rFonts w:ascii="Wingdings" w:hAnsi="Wingdings" w:hint="default"/>
-        <w:sz w:val="20"/>
-      </w:rPr>
-    </w:lvl>
-    <w:lvl w:ilvl="7" w:tentative="1">
-      <w:start w:val="1"/>
-      <w:numFmt w:val="bullet"/>
-      <w:lvlText w:val=""/>
-      <w:lvlJc w:val="left"/>
-      <w:pPr>
-        <w:tabs>
-          <w:tab w:val="num" w:pos="5760"/>
-        </w:tabs>
-        <w:ind w:left="5760" w:hanging="360"/>
-      </w:pPr>
-      <w:rPr>
-        <w:rFonts w:ascii="Wingdings" w:hAnsi="Wingdings" w:hint="default"/>
-        <w:sz w:val="20"/>
-      </w:rPr>
-    </w:lvl>
-    <w:lvl w:ilvl="8" w:tentative="1">
-      <w:start w:val="1"/>
-      <w:numFmt w:val="bullet"/>
-      <w:lvlText w:val=""/>
-      <w:lvlJc w:val="left"/>
-      <w:pPr>
-        <w:tabs>
-          <w:tab w:val="num" w:pos="6480"/>
-        </w:tabs>
-        <w:ind w:left="6480" w:hanging="360"/>
-      </w:pPr>
-      <w:rPr>
-        <w:rFonts w:ascii="Wingdings" w:hAnsi="Wingdings" w:hint="default"/>
-        <w:sz w:val="20"/>
-      </w:rPr>
-    </w:lvl>
-  </w:abstractNum>
   <w:abstractNum w:abstractNumId="21" w15:restartNumberingAfterBreak="0">
-    <w:nsid w:val="2C377A65"/>
-    <w:multiLevelType w:val="multilevel"/>
-    <w:tmpl w:val="A11A0F98"/>
-    <w:lvl w:ilvl="0">
-      <w:start w:val="1"/>
-      <w:numFmt w:val="bullet"/>
-      <w:lvlText w:val=""/>
-      <w:lvlJc w:val="left"/>
-      <w:pPr>
-        <w:tabs>
-          <w:tab w:val="num" w:pos="720"/>
-        </w:tabs>
-        <w:ind w:left="720" w:hanging="360"/>
-      </w:pPr>
-      <w:rPr>
-        <w:rFonts w:ascii="Symbol" w:hAnsi="Symbol" w:hint="default"/>
-        <w:sz w:val="20"/>
-      </w:rPr>
-    </w:lvl>
-    <w:lvl w:ilvl="1" w:tentative="1">
-      <w:start w:val="1"/>
-      <w:numFmt w:val="bullet"/>
-      <w:lvlText w:val="o"/>
-      <w:lvlJc w:val="left"/>
-      <w:pPr>
-        <w:tabs>
-          <w:tab w:val="num" w:pos="1440"/>
-        </w:tabs>
-        <w:ind w:left="1440" w:hanging="360"/>
-      </w:pPr>
-      <w:rPr>
-        <w:rFonts w:ascii="Courier New" w:hAnsi="Courier New" w:hint="default"/>
-        <w:sz w:val="20"/>
-      </w:rPr>
-    </w:lvl>
-    <w:lvl w:ilvl="2" w:tentative="1">
-      <w:start w:val="1"/>
-      <w:numFmt w:val="bullet"/>
-      <w:lvlText w:val=""/>
-      <w:lvlJc w:val="left"/>
-      <w:pPr>
-        <w:tabs>
-          <w:tab w:val="num" w:pos="2160"/>
-        </w:tabs>
-        <w:ind w:left="2160" w:hanging="360"/>
-      </w:pPr>
-      <w:rPr>
-        <w:rFonts w:ascii="Wingdings" w:hAnsi="Wingdings" w:hint="default"/>
-        <w:sz w:val="20"/>
-      </w:rPr>
-    </w:lvl>
-    <w:lvl w:ilvl="3" w:tentative="1">
-      <w:start w:val="1"/>
-      <w:numFmt w:val="bullet"/>
-      <w:lvlText w:val=""/>
-      <w:lvlJc w:val="left"/>
-      <w:pPr>
-        <w:tabs>
-          <w:tab w:val="num" w:pos="2880"/>
-        </w:tabs>
-        <w:ind w:left="2880" w:hanging="360"/>
-      </w:pPr>
-      <w:rPr>
-        <w:rFonts w:ascii="Wingdings" w:hAnsi="Wingdings" w:hint="default"/>
-        <w:sz w:val="20"/>
-      </w:rPr>
-    </w:lvl>
-    <w:lvl w:ilvl="4" w:tentative="1">
-      <w:start w:val="1"/>
-      <w:numFmt w:val="bullet"/>
-      <w:lvlText w:val=""/>
-      <w:lvlJc w:val="left"/>
-      <w:pPr>
-        <w:tabs>
-          <w:tab w:val="num" w:pos="3600"/>
-        </w:tabs>
-        <w:ind w:left="3600" w:hanging="360"/>
-      </w:pPr>
-      <w:rPr>
-        <w:rFonts w:ascii="Wingdings" w:hAnsi="Wingdings" w:hint="default"/>
-        <w:sz w:val="20"/>
-      </w:rPr>
-    </w:lvl>
-    <w:lvl w:ilvl="5" w:tentative="1">
-      <w:start w:val="1"/>
-      <w:numFmt w:val="bullet"/>
-      <w:lvlText w:val=""/>
-      <w:lvlJc w:val="left"/>
-      <w:pPr>
-        <w:tabs>
-          <w:tab w:val="num" w:pos="4320"/>
-        </w:tabs>
-        <w:ind w:left="4320" w:hanging="360"/>
-      </w:pPr>
-      <w:rPr>
-        <w:rFonts w:ascii="Wingdings" w:hAnsi="Wingdings" w:hint="default"/>
-        <w:sz w:val="20"/>
-      </w:rPr>
-    </w:lvl>
-    <w:lvl w:ilvl="6" w:tentative="1">
-      <w:start w:val="1"/>
-      <w:numFmt w:val="bullet"/>
-      <w:lvlText w:val=""/>
-      <w:lvlJc w:val="left"/>
-      <w:pPr>
-        <w:tabs>
-          <w:tab w:val="num" w:pos="5040"/>
-        </w:tabs>
-        <w:ind w:left="5040" w:hanging="360"/>
-      </w:pPr>
-      <w:rPr>
-        <w:rFonts w:ascii="Wingdings" w:hAnsi="Wingdings" w:hint="default"/>
-        <w:sz w:val="20"/>
-      </w:rPr>
-    </w:lvl>
-    <w:lvl w:ilvl="7" w:tentative="1">
-      <w:start w:val="1"/>
-      <w:numFmt w:val="bullet"/>
-      <w:lvlText w:val=""/>
-      <w:lvlJc w:val="left"/>
-      <w:pPr>
-        <w:tabs>
-          <w:tab w:val="num" w:pos="5760"/>
-        </w:tabs>
-        <w:ind w:left="5760" w:hanging="360"/>
-      </w:pPr>
-      <w:rPr>
-        <w:rFonts w:ascii="Wingdings" w:hAnsi="Wingdings" w:hint="default"/>
-        <w:sz w:val="20"/>
-      </w:rPr>
-    </w:lvl>
-    <w:lvl w:ilvl="8" w:tentative="1">
-      <w:start w:val="1"/>
-      <w:numFmt w:val="bullet"/>
-      <w:lvlText w:val=""/>
-      <w:lvlJc w:val="left"/>
-      <w:pPr>
-        <w:tabs>
-          <w:tab w:val="num" w:pos="6480"/>
-        </w:tabs>
-        <w:ind w:left="6480" w:hanging="360"/>
-      </w:pPr>
-      <w:rPr>
-        <w:rFonts w:ascii="Wingdings" w:hAnsi="Wingdings" w:hint="default"/>
-        <w:sz w:val="20"/>
-      </w:rPr>
-    </w:lvl>
-  </w:abstractNum>
-  <w:abstractNum w:abstractNumId="22" w15:restartNumberingAfterBreak="0">
-    <w:nsid w:val="2D8327A4"/>
-    <w:multiLevelType w:val="hybridMultilevel"/>
-    <w:tmpl w:val="128CD1CC"/>
-    <w:lvl w:ilvl="0" w:tplc="04090001">
-      <w:start w:val="1"/>
-      <w:numFmt w:val="bullet"/>
-      <w:lvlText w:val=""/>
-      <w:lvlJc w:val="left"/>
-      <w:pPr>
-        <w:ind w:left="480" w:hanging="480"/>
-      </w:pPr>
-      <w:rPr>
-        <w:rFonts w:ascii="Wingdings" w:hAnsi="Wingdings" w:hint="default"/>
-      </w:rPr>
-    </w:lvl>
-    <w:lvl w:ilvl="1" w:tplc="04090003" w:tentative="1">
-      <w:start w:val="1"/>
-      <w:numFmt w:val="bullet"/>
-      <w:lvlText w:val=""/>
-      <w:lvlJc w:val="left"/>
-      <w:pPr>
-        <w:ind w:left="960" w:hanging="480"/>
-      </w:pPr>
-      <w:rPr>
-        <w:rFonts w:ascii="Wingdings" w:hAnsi="Wingdings" w:hint="default"/>
-      </w:rPr>
-    </w:lvl>
-    <w:lvl w:ilvl="2" w:tplc="04090005" w:tentative="1">
-      <w:start w:val="1"/>
-      <w:numFmt w:val="bullet"/>
-      <w:lvlText w:val=""/>
-      <w:lvlJc w:val="left"/>
-      <w:pPr>
-        <w:ind w:left="1440" w:hanging="480"/>
-      </w:pPr>
-      <w:rPr>
-        <w:rFonts w:ascii="Wingdings" w:hAnsi="Wingdings" w:hint="default"/>
-      </w:rPr>
-    </w:lvl>
-    <w:lvl w:ilvl="3" w:tplc="04090001" w:tentative="1">
-      <w:start w:val="1"/>
-      <w:numFmt w:val="bullet"/>
-      <w:lvlText w:val=""/>
-      <w:lvlJc w:val="left"/>
-      <w:pPr>
-        <w:ind w:left="1920" w:hanging="480"/>
-      </w:pPr>
-      <w:rPr>
-        <w:rFonts w:ascii="Wingdings" w:hAnsi="Wingdings" w:hint="default"/>
-      </w:rPr>
-    </w:lvl>
-    <w:lvl w:ilvl="4" w:tplc="04090003" w:tentative="1">
-      <w:start w:val="1"/>
-      <w:numFmt w:val="bullet"/>
-      <w:lvlText w:val=""/>
-      <w:lvlJc w:val="left"/>
-      <w:pPr>
-        <w:ind w:left="2400" w:hanging="480"/>
-      </w:pPr>
-      <w:rPr>
-        <w:rFonts w:ascii="Wingdings" w:hAnsi="Wingdings" w:hint="default"/>
-      </w:rPr>
-    </w:lvl>
-    <w:lvl w:ilvl="5" w:tplc="04090005" w:tentative="1">
-      <w:start w:val="1"/>
-      <w:numFmt w:val="bullet"/>
-      <w:lvlText w:val=""/>
-      <w:lvlJc w:val="left"/>
-      <w:pPr>
-        <w:ind w:left="2880" w:hanging="480"/>
-      </w:pPr>
-      <w:rPr>
-        <w:rFonts w:ascii="Wingdings" w:hAnsi="Wingdings" w:hint="default"/>
-      </w:rPr>
-    </w:lvl>
-    <w:lvl w:ilvl="6" w:tplc="04090001" w:tentative="1">
-      <w:start w:val="1"/>
-      <w:numFmt w:val="bullet"/>
-      <w:lvlText w:val=""/>
-      <w:lvlJc w:val="left"/>
-      <w:pPr>
-        <w:ind w:left="3360" w:hanging="480"/>
-      </w:pPr>
-      <w:rPr>
-        <w:rFonts w:ascii="Wingdings" w:hAnsi="Wingdings" w:hint="default"/>
-      </w:rPr>
-    </w:lvl>
-    <w:lvl w:ilvl="7" w:tplc="04090003" w:tentative="1">
-      <w:start w:val="1"/>
-      <w:numFmt w:val="bullet"/>
-      <w:lvlText w:val=""/>
-      <w:lvlJc w:val="left"/>
-      <w:pPr>
-        <w:ind w:left="3840" w:hanging="480"/>
-      </w:pPr>
-      <w:rPr>
-        <w:rFonts w:ascii="Wingdings" w:hAnsi="Wingdings" w:hint="default"/>
-      </w:rPr>
-    </w:lvl>
-    <w:lvl w:ilvl="8" w:tplc="04090005" w:tentative="1">
-      <w:start w:val="1"/>
-      <w:numFmt w:val="bullet"/>
-      <w:lvlText w:val=""/>
-      <w:lvlJc w:val="left"/>
-      <w:pPr>
-        <w:ind w:left="4320" w:hanging="480"/>
-      </w:pPr>
-      <w:rPr>
-        <w:rFonts w:ascii="Wingdings" w:hAnsi="Wingdings" w:hint="default"/>
-      </w:rPr>
-    </w:lvl>
-  </w:abstractNum>
-  <w:abstractNum w:abstractNumId="23" w15:restartNumberingAfterBreak="0">
-    <w:nsid w:val="2ED021CC"/>
-    <w:multiLevelType w:val="hybridMultilevel"/>
-    <w:tmpl w:val="7F9044EA"/>
-    <w:lvl w:ilvl="0" w:tplc="04090001">
-      <w:start w:val="1"/>
-      <w:numFmt w:val="bullet"/>
-      <w:lvlText w:val=""/>
-      <w:lvlJc w:val="left"/>
-      <w:pPr>
-        <w:ind w:left="480" w:hanging="480"/>
-      </w:pPr>
-      <w:rPr>
-        <w:rFonts w:ascii="Wingdings" w:hAnsi="Wingdings" w:hint="default"/>
-      </w:rPr>
-    </w:lvl>
-    <w:lvl w:ilvl="1" w:tplc="04090003" w:tentative="1">
-      <w:start w:val="1"/>
-      <w:numFmt w:val="bullet"/>
-      <w:lvlText w:val=""/>
-      <w:lvlJc w:val="left"/>
-      <w:pPr>
-        <w:ind w:left="960" w:hanging="480"/>
-      </w:pPr>
-      <w:rPr>
-        <w:rFonts w:ascii="Wingdings" w:hAnsi="Wingdings" w:hint="default"/>
-      </w:rPr>
-    </w:lvl>
-    <w:lvl w:ilvl="2" w:tplc="04090005" w:tentative="1">
-      <w:start w:val="1"/>
-      <w:numFmt w:val="bullet"/>
-      <w:lvlText w:val=""/>
-      <w:lvlJc w:val="left"/>
-      <w:pPr>
-        <w:ind w:left="1440" w:hanging="480"/>
-      </w:pPr>
-      <w:rPr>
-        <w:rFonts w:ascii="Wingdings" w:hAnsi="Wingdings" w:hint="default"/>
-      </w:rPr>
-    </w:lvl>
-    <w:lvl w:ilvl="3" w:tplc="04090001" w:tentative="1">
-      <w:start w:val="1"/>
-      <w:numFmt w:val="bullet"/>
-      <w:lvlText w:val=""/>
-      <w:lvlJc w:val="left"/>
-      <w:pPr>
-        <w:ind w:left="1920" w:hanging="480"/>
-      </w:pPr>
-      <w:rPr>
-        <w:rFonts w:ascii="Wingdings" w:hAnsi="Wingdings" w:hint="default"/>
-      </w:rPr>
-    </w:lvl>
-    <w:lvl w:ilvl="4" w:tplc="04090003" w:tentative="1">
-      <w:start w:val="1"/>
-      <w:numFmt w:val="bullet"/>
-      <w:lvlText w:val=""/>
-      <w:lvlJc w:val="left"/>
-      <w:pPr>
-        <w:ind w:left="2400" w:hanging="480"/>
-      </w:pPr>
-      <w:rPr>
-        <w:rFonts w:ascii="Wingdings" w:hAnsi="Wingdings" w:hint="default"/>
-      </w:rPr>
-    </w:lvl>
-    <w:lvl w:ilvl="5" w:tplc="04090005" w:tentative="1">
-      <w:start w:val="1"/>
-      <w:numFmt w:val="bullet"/>
-      <w:lvlText w:val=""/>
-      <w:lvlJc w:val="left"/>
-      <w:pPr>
-        <w:ind w:left="2880" w:hanging="480"/>
-      </w:pPr>
-      <w:rPr>
-        <w:rFonts w:ascii="Wingdings" w:hAnsi="Wingdings" w:hint="default"/>
-      </w:rPr>
-    </w:lvl>
-    <w:lvl w:ilvl="6" w:tplc="04090001" w:tentative="1">
-      <w:start w:val="1"/>
-      <w:numFmt w:val="bullet"/>
-      <w:lvlText w:val=""/>
-      <w:lvlJc w:val="left"/>
-      <w:pPr>
-        <w:ind w:left="3360" w:hanging="480"/>
-      </w:pPr>
-      <w:rPr>
-        <w:rFonts w:ascii="Wingdings" w:hAnsi="Wingdings" w:hint="default"/>
-      </w:rPr>
-    </w:lvl>
-    <w:lvl w:ilvl="7" w:tplc="04090003" w:tentative="1">
-      <w:start w:val="1"/>
-      <w:numFmt w:val="bullet"/>
-      <w:lvlText w:val=""/>
-      <w:lvlJc w:val="left"/>
-      <w:pPr>
-        <w:ind w:left="3840" w:hanging="480"/>
-      </w:pPr>
-      <w:rPr>
-        <w:rFonts w:ascii="Wingdings" w:hAnsi="Wingdings" w:hint="default"/>
-      </w:rPr>
-    </w:lvl>
-    <w:lvl w:ilvl="8" w:tplc="04090005" w:tentative="1">
-      <w:start w:val="1"/>
-      <w:numFmt w:val="bullet"/>
-      <w:lvlText w:val=""/>
-      <w:lvlJc w:val="left"/>
-      <w:pPr>
-        <w:ind w:left="4320" w:hanging="480"/>
-      </w:pPr>
-      <w:rPr>
-        <w:rFonts w:ascii="Wingdings" w:hAnsi="Wingdings" w:hint="default"/>
-      </w:rPr>
-    </w:lvl>
-  </w:abstractNum>
-  <w:abstractNum w:abstractNumId="24" w15:restartNumberingAfterBreak="0">
-    <w:nsid w:val="32E82A2A"/>
-    <w:multiLevelType w:val="hybridMultilevel"/>
-    <w:tmpl w:val="A9967018"/>
-    <w:lvl w:ilvl="0" w:tplc="4FCCD922">
-      <w:numFmt w:val="decimal"/>
-      <w:lvlText w:val="%1."/>
-      <w:lvlJc w:val="left"/>
-      <w:pPr>
-        <w:ind w:left="360" w:hanging="360"/>
-      </w:pPr>
-      <w:rPr>
-        <w:rFonts w:hint="default"/>
-      </w:rPr>
-    </w:lvl>
-    <w:lvl w:ilvl="1" w:tplc="04090019" w:tentative="1">
-      <w:start w:val="1"/>
-      <w:numFmt w:val="ideographTraditional"/>
-      <w:lvlText w:val="%2、"/>
-      <w:lvlJc w:val="left"/>
-      <w:pPr>
-        <w:ind w:left="960" w:hanging="480"/>
-      </w:pPr>
-    </w:lvl>
-    <w:lvl w:ilvl="2" w:tplc="0409001B" w:tentative="1">
-      <w:start w:val="1"/>
-      <w:numFmt w:val="lowerRoman"/>
-      <w:lvlText w:val="%3."/>
-      <w:lvlJc w:val="right"/>
-      <w:pPr>
-        <w:ind w:left="1440" w:hanging="480"/>
-      </w:pPr>
-    </w:lvl>
-    <w:lvl w:ilvl="3" w:tplc="0409000F" w:tentative="1">
-      <w:start w:val="1"/>
-      <w:numFmt w:val="decimal"/>
-      <w:lvlText w:val="%4."/>
-      <w:lvlJc w:val="left"/>
-      <w:pPr>
-        <w:ind w:left="1920" w:hanging="480"/>
-      </w:pPr>
-    </w:lvl>
-    <w:lvl w:ilvl="4" w:tplc="04090019" w:tentative="1">
-      <w:start w:val="1"/>
-      <w:numFmt w:val="ideographTraditional"/>
-      <w:lvlText w:val="%5、"/>
-      <w:lvlJc w:val="left"/>
-      <w:pPr>
-        <w:ind w:left="2400" w:hanging="480"/>
-      </w:pPr>
-    </w:lvl>
-    <w:lvl w:ilvl="5" w:tplc="0409001B" w:tentative="1">
-      <w:start w:val="1"/>
-      <w:numFmt w:val="lowerRoman"/>
-      <w:lvlText w:val="%6."/>
-      <w:lvlJc w:val="right"/>
-      <w:pPr>
-        <w:ind w:left="2880" w:hanging="480"/>
-      </w:pPr>
-    </w:lvl>
-    <w:lvl w:ilvl="6" w:tplc="0409000F" w:tentative="1">
-      <w:start w:val="1"/>
-      <w:numFmt w:val="decimal"/>
-      <w:lvlText w:val="%7."/>
-      <w:lvlJc w:val="left"/>
-      <w:pPr>
-        <w:ind w:left="3360" w:hanging="480"/>
-      </w:pPr>
-    </w:lvl>
-    <w:lvl w:ilvl="7" w:tplc="04090019" w:tentative="1">
-      <w:start w:val="1"/>
-      <w:numFmt w:val="ideographTraditional"/>
-      <w:lvlText w:val="%8、"/>
-      <w:lvlJc w:val="left"/>
-      <w:pPr>
-        <w:ind w:left="3840" w:hanging="480"/>
-      </w:pPr>
-    </w:lvl>
-    <w:lvl w:ilvl="8" w:tplc="0409001B" w:tentative="1">
-      <w:start w:val="1"/>
-      <w:numFmt w:val="lowerRoman"/>
-      <w:lvlText w:val="%9."/>
-      <w:lvlJc w:val="right"/>
-      <w:pPr>
-        <w:ind w:left="4320" w:hanging="480"/>
-      </w:pPr>
-    </w:lvl>
-  </w:abstractNum>
-  <w:abstractNum w:abstractNumId="25" w15:restartNumberingAfterBreak="0">
-    <w:nsid w:val="35774A59"/>
-    <w:multiLevelType w:val="multilevel"/>
-    <w:tmpl w:val="D4B6C2C0"/>
-    <w:lvl w:ilvl="0">
-      <w:start w:val="1"/>
-      <w:numFmt w:val="decimal"/>
-      <w:lvlText w:val="%1."/>
-      <w:lvlJc w:val="left"/>
-      <w:pPr>
-        <w:tabs>
-          <w:tab w:val="num" w:pos="360"/>
-        </w:tabs>
-        <w:ind w:left="360" w:hanging="360"/>
-      </w:pPr>
-    </w:lvl>
-    <w:lvl w:ilvl="1" w:tentative="1">
-      <w:start w:val="1"/>
-      <w:numFmt w:val="decimal"/>
-      <w:lvlText w:val="%2."/>
-      <w:lvlJc w:val="left"/>
-      <w:pPr>
-        <w:tabs>
-          <w:tab w:val="num" w:pos="1080"/>
-        </w:tabs>
-        <w:ind w:left="1080" w:hanging="360"/>
-      </w:pPr>
-    </w:lvl>
-    <w:lvl w:ilvl="2" w:tentative="1">
-      <w:start w:val="1"/>
-      <w:numFmt w:val="decimal"/>
-      <w:lvlText w:val="%3."/>
-      <w:lvlJc w:val="left"/>
-      <w:pPr>
-        <w:tabs>
-          <w:tab w:val="num" w:pos="1800"/>
-        </w:tabs>
-        <w:ind w:left="1800" w:hanging="360"/>
-      </w:pPr>
-    </w:lvl>
-    <w:lvl w:ilvl="3" w:tentative="1">
-      <w:start w:val="1"/>
-      <w:numFmt w:val="decimal"/>
-      <w:lvlText w:val="%4."/>
-      <w:lvlJc w:val="left"/>
-      <w:pPr>
-        <w:tabs>
-          <w:tab w:val="num" w:pos="2520"/>
-        </w:tabs>
-        <w:ind w:left="2520" w:hanging="360"/>
-      </w:pPr>
-    </w:lvl>
-    <w:lvl w:ilvl="4" w:tentative="1">
-      <w:start w:val="1"/>
-      <w:numFmt w:val="decimal"/>
-      <w:lvlText w:val="%5."/>
-      <w:lvlJc w:val="left"/>
-      <w:pPr>
-        <w:tabs>
-          <w:tab w:val="num" w:pos="3240"/>
-        </w:tabs>
-        <w:ind w:left="3240" w:hanging="360"/>
-      </w:pPr>
-    </w:lvl>
-    <w:lvl w:ilvl="5" w:tentative="1">
-      <w:start w:val="1"/>
-      <w:numFmt w:val="decimal"/>
-      <w:lvlText w:val="%6."/>
-      <w:lvlJc w:val="left"/>
-      <w:pPr>
-        <w:tabs>
-          <w:tab w:val="num" w:pos="3960"/>
-        </w:tabs>
-        <w:ind w:left="3960" w:hanging="360"/>
-      </w:pPr>
-    </w:lvl>
-    <w:lvl w:ilvl="6" w:tentative="1">
-      <w:start w:val="1"/>
-      <w:numFmt w:val="decimal"/>
-      <w:lvlText w:val="%7."/>
-      <w:lvlJc w:val="left"/>
-      <w:pPr>
-        <w:tabs>
-          <w:tab w:val="num" w:pos="4680"/>
-        </w:tabs>
-        <w:ind w:left="4680" w:hanging="360"/>
-      </w:pPr>
-    </w:lvl>
-    <w:lvl w:ilvl="7" w:tentative="1">
-      <w:start w:val="1"/>
-      <w:numFmt w:val="decimal"/>
-      <w:lvlText w:val="%8."/>
-      <w:lvlJc w:val="left"/>
-      <w:pPr>
-        <w:tabs>
-          <w:tab w:val="num" w:pos="5400"/>
-        </w:tabs>
-        <w:ind w:left="5400" w:hanging="360"/>
-      </w:pPr>
-    </w:lvl>
-    <w:lvl w:ilvl="8" w:tentative="1">
-      <w:start w:val="1"/>
-      <w:numFmt w:val="decimal"/>
-      <w:lvlText w:val="%9."/>
-      <w:lvlJc w:val="left"/>
-      <w:pPr>
-        <w:tabs>
-          <w:tab w:val="num" w:pos="6120"/>
-        </w:tabs>
-        <w:ind w:left="6120" w:hanging="360"/>
-      </w:pPr>
-    </w:lvl>
-  </w:abstractNum>
-  <w:abstractNum w:abstractNumId="26" w15:restartNumberingAfterBreak="0">
-    <w:nsid w:val="41CD273C"/>
-    <w:multiLevelType w:val="hybridMultilevel"/>
-    <w:tmpl w:val="D4066B7E"/>
-    <w:lvl w:ilvl="0" w:tplc="04090001">
-      <w:start w:val="1"/>
-      <w:numFmt w:val="bullet"/>
-      <w:lvlText w:val=""/>
-      <w:lvlJc w:val="left"/>
-      <w:pPr>
-        <w:ind w:left="480" w:hanging="480"/>
-      </w:pPr>
-      <w:rPr>
-        <w:rFonts w:ascii="Wingdings" w:hAnsi="Wingdings" w:hint="default"/>
-      </w:rPr>
-    </w:lvl>
-    <w:lvl w:ilvl="1" w:tplc="04090003" w:tentative="1">
-      <w:start w:val="1"/>
-      <w:numFmt w:val="bullet"/>
-      <w:lvlText w:val=""/>
-      <w:lvlJc w:val="left"/>
-      <w:pPr>
-        <w:ind w:left="960" w:hanging="480"/>
-      </w:pPr>
-      <w:rPr>
-        <w:rFonts w:ascii="Wingdings" w:hAnsi="Wingdings" w:hint="default"/>
-      </w:rPr>
-    </w:lvl>
-    <w:lvl w:ilvl="2" w:tplc="04090005" w:tentative="1">
-      <w:start w:val="1"/>
-      <w:numFmt w:val="bullet"/>
-      <w:lvlText w:val=""/>
-      <w:lvlJc w:val="left"/>
-      <w:pPr>
-        <w:ind w:left="1440" w:hanging="480"/>
-      </w:pPr>
-      <w:rPr>
-        <w:rFonts w:ascii="Wingdings" w:hAnsi="Wingdings" w:hint="default"/>
-      </w:rPr>
-    </w:lvl>
-    <w:lvl w:ilvl="3" w:tplc="04090001" w:tentative="1">
-      <w:start w:val="1"/>
-      <w:numFmt w:val="bullet"/>
-      <w:lvlText w:val=""/>
-      <w:lvlJc w:val="left"/>
-      <w:pPr>
-        <w:ind w:left="1920" w:hanging="480"/>
-      </w:pPr>
-      <w:rPr>
-        <w:rFonts w:ascii="Wingdings" w:hAnsi="Wingdings" w:hint="default"/>
-      </w:rPr>
-    </w:lvl>
-    <w:lvl w:ilvl="4" w:tplc="04090003" w:tentative="1">
-      <w:start w:val="1"/>
-      <w:numFmt w:val="bullet"/>
-      <w:lvlText w:val=""/>
-      <w:lvlJc w:val="left"/>
-      <w:pPr>
-        <w:ind w:left="2400" w:hanging="480"/>
-      </w:pPr>
-      <w:rPr>
-        <w:rFonts w:ascii="Wingdings" w:hAnsi="Wingdings" w:hint="default"/>
-      </w:rPr>
-    </w:lvl>
-    <w:lvl w:ilvl="5" w:tplc="04090005" w:tentative="1">
-      <w:start w:val="1"/>
-      <w:numFmt w:val="bullet"/>
-      <w:lvlText w:val=""/>
-      <w:lvlJc w:val="left"/>
-      <w:pPr>
-        <w:ind w:left="2880" w:hanging="480"/>
-      </w:pPr>
-      <w:rPr>
-        <w:rFonts w:ascii="Wingdings" w:hAnsi="Wingdings" w:hint="default"/>
-      </w:rPr>
-    </w:lvl>
-    <w:lvl w:ilvl="6" w:tplc="04090001" w:tentative="1">
-      <w:start w:val="1"/>
-      <w:numFmt w:val="bullet"/>
-      <w:lvlText w:val=""/>
-      <w:lvlJc w:val="left"/>
-      <w:pPr>
-        <w:ind w:left="3360" w:hanging="480"/>
-      </w:pPr>
-      <w:rPr>
-        <w:rFonts w:ascii="Wingdings" w:hAnsi="Wingdings" w:hint="default"/>
-      </w:rPr>
-    </w:lvl>
-    <w:lvl w:ilvl="7" w:tplc="04090003" w:tentative="1">
-      <w:start w:val="1"/>
-      <w:numFmt w:val="bullet"/>
-      <w:lvlText w:val=""/>
-      <w:lvlJc w:val="left"/>
-      <w:pPr>
-        <w:ind w:left="3840" w:hanging="480"/>
-      </w:pPr>
-      <w:rPr>
-        <w:rFonts w:ascii="Wingdings" w:hAnsi="Wingdings" w:hint="default"/>
-      </w:rPr>
-    </w:lvl>
-    <w:lvl w:ilvl="8" w:tplc="04090005" w:tentative="1">
-      <w:start w:val="1"/>
-      <w:numFmt w:val="bullet"/>
-      <w:lvlText w:val=""/>
-      <w:lvlJc w:val="left"/>
-      <w:pPr>
-        <w:ind w:left="4320" w:hanging="480"/>
-      </w:pPr>
-      <w:rPr>
-        <w:rFonts w:ascii="Wingdings" w:hAnsi="Wingdings" w:hint="default"/>
-      </w:rPr>
-    </w:lvl>
-  </w:abstractNum>
-  <w:abstractNum w:abstractNumId="27" w15:restartNumberingAfterBreak="0">
-    <w:nsid w:val="479903C4"/>
-    <w:multiLevelType w:val="hybridMultilevel"/>
-    <w:tmpl w:val="661A6350"/>
-    <w:lvl w:ilvl="0" w:tplc="04090001">
-      <w:start w:val="1"/>
-      <w:numFmt w:val="bullet"/>
-      <w:lvlText w:val=""/>
-      <w:lvlJc w:val="left"/>
-      <w:pPr>
-        <w:ind w:left="480" w:hanging="480"/>
-      </w:pPr>
-      <w:rPr>
-        <w:rFonts w:ascii="Wingdings" w:hAnsi="Wingdings" w:hint="default"/>
-      </w:rPr>
-    </w:lvl>
-    <w:lvl w:ilvl="1" w:tplc="04090003" w:tentative="1">
-      <w:start w:val="1"/>
-      <w:numFmt w:val="bullet"/>
-      <w:lvlText w:val=""/>
-      <w:lvlJc w:val="left"/>
-      <w:pPr>
-        <w:ind w:left="960" w:hanging="480"/>
-      </w:pPr>
-      <w:rPr>
-        <w:rFonts w:ascii="Wingdings" w:hAnsi="Wingdings" w:hint="default"/>
-      </w:rPr>
-    </w:lvl>
-    <w:lvl w:ilvl="2" w:tplc="04090005" w:tentative="1">
-      <w:start w:val="1"/>
-      <w:numFmt w:val="bullet"/>
-      <w:lvlText w:val=""/>
-      <w:lvlJc w:val="left"/>
-      <w:pPr>
-        <w:ind w:left="1440" w:hanging="480"/>
-      </w:pPr>
-      <w:rPr>
-        <w:rFonts w:ascii="Wingdings" w:hAnsi="Wingdings" w:hint="default"/>
-      </w:rPr>
-    </w:lvl>
-    <w:lvl w:ilvl="3" w:tplc="04090001" w:tentative="1">
-      <w:start w:val="1"/>
-      <w:numFmt w:val="bullet"/>
-      <w:lvlText w:val=""/>
-      <w:lvlJc w:val="left"/>
-      <w:pPr>
-        <w:ind w:left="1920" w:hanging="480"/>
-      </w:pPr>
-      <w:rPr>
-        <w:rFonts w:ascii="Wingdings" w:hAnsi="Wingdings" w:hint="default"/>
-      </w:rPr>
-    </w:lvl>
-    <w:lvl w:ilvl="4" w:tplc="04090003" w:tentative="1">
-      <w:start w:val="1"/>
-      <w:numFmt w:val="bullet"/>
-      <w:lvlText w:val=""/>
-      <w:lvlJc w:val="left"/>
-      <w:pPr>
-        <w:ind w:left="2400" w:hanging="480"/>
-      </w:pPr>
-      <w:rPr>
-        <w:rFonts w:ascii="Wingdings" w:hAnsi="Wingdings" w:hint="default"/>
-      </w:rPr>
-    </w:lvl>
-    <w:lvl w:ilvl="5" w:tplc="04090005" w:tentative="1">
-      <w:start w:val="1"/>
-      <w:numFmt w:val="bullet"/>
-      <w:lvlText w:val=""/>
-      <w:lvlJc w:val="left"/>
-      <w:pPr>
-        <w:ind w:left="2880" w:hanging="480"/>
-      </w:pPr>
-      <w:rPr>
-        <w:rFonts w:ascii="Wingdings" w:hAnsi="Wingdings" w:hint="default"/>
-      </w:rPr>
-    </w:lvl>
-    <w:lvl w:ilvl="6" w:tplc="04090001" w:tentative="1">
-      <w:start w:val="1"/>
-      <w:numFmt w:val="bullet"/>
-      <w:lvlText w:val=""/>
-      <w:lvlJc w:val="left"/>
-      <w:pPr>
-        <w:ind w:left="3360" w:hanging="480"/>
-      </w:pPr>
-      <w:rPr>
-        <w:rFonts w:ascii="Wingdings" w:hAnsi="Wingdings" w:hint="default"/>
-      </w:rPr>
-    </w:lvl>
-    <w:lvl w:ilvl="7" w:tplc="04090003" w:tentative="1">
-      <w:start w:val="1"/>
-      <w:numFmt w:val="bullet"/>
-      <w:lvlText w:val=""/>
-      <w:lvlJc w:val="left"/>
-      <w:pPr>
-        <w:ind w:left="3840" w:hanging="480"/>
-      </w:pPr>
-      <w:rPr>
-        <w:rFonts w:ascii="Wingdings" w:hAnsi="Wingdings" w:hint="default"/>
-      </w:rPr>
-    </w:lvl>
-    <w:lvl w:ilvl="8" w:tplc="04090005" w:tentative="1">
-      <w:start w:val="1"/>
-      <w:numFmt w:val="bullet"/>
-      <w:lvlText w:val=""/>
-      <w:lvlJc w:val="left"/>
-      <w:pPr>
-        <w:ind w:left="4320" w:hanging="480"/>
-      </w:pPr>
-      <w:rPr>
-        <w:rFonts w:ascii="Wingdings" w:hAnsi="Wingdings" w:hint="default"/>
-      </w:rPr>
-    </w:lvl>
-  </w:abstractNum>
-  <w:abstractNum w:abstractNumId="28" w15:restartNumberingAfterBreak="0">
-    <w:nsid w:val="483B32E0"/>
-    <w:multiLevelType w:val="hybridMultilevel"/>
-    <w:tmpl w:val="D24E75E8"/>
-    <w:lvl w:ilvl="0" w:tplc="04090001">
-      <w:start w:val="1"/>
-      <w:numFmt w:val="bullet"/>
-      <w:lvlText w:val=""/>
-      <w:lvlJc w:val="left"/>
-      <w:pPr>
-        <w:ind w:left="480" w:hanging="480"/>
-      </w:pPr>
-      <w:rPr>
-        <w:rFonts w:ascii="Wingdings" w:hAnsi="Wingdings" w:hint="default"/>
-      </w:rPr>
-    </w:lvl>
-    <w:lvl w:ilvl="1" w:tplc="04090003" w:tentative="1">
-      <w:start w:val="1"/>
-      <w:numFmt w:val="bullet"/>
-      <w:lvlText w:val=""/>
-      <w:lvlJc w:val="left"/>
-      <w:pPr>
-        <w:ind w:left="960" w:hanging="480"/>
-      </w:pPr>
-      <w:rPr>
-        <w:rFonts w:ascii="Wingdings" w:hAnsi="Wingdings" w:hint="default"/>
-      </w:rPr>
-    </w:lvl>
-    <w:lvl w:ilvl="2" w:tplc="04090005" w:tentative="1">
-      <w:start w:val="1"/>
-      <w:numFmt w:val="bullet"/>
-      <w:lvlText w:val=""/>
-      <w:lvlJc w:val="left"/>
-      <w:pPr>
-        <w:ind w:left="1440" w:hanging="480"/>
-      </w:pPr>
-      <w:rPr>
-        <w:rFonts w:ascii="Wingdings" w:hAnsi="Wingdings" w:hint="default"/>
-      </w:rPr>
-    </w:lvl>
-    <w:lvl w:ilvl="3" w:tplc="04090001" w:tentative="1">
-      <w:start w:val="1"/>
-      <w:numFmt w:val="bullet"/>
-      <w:lvlText w:val=""/>
-      <w:lvlJc w:val="left"/>
-      <w:pPr>
-        <w:ind w:left="1920" w:hanging="480"/>
-      </w:pPr>
-      <w:rPr>
-        <w:rFonts w:ascii="Wingdings" w:hAnsi="Wingdings" w:hint="default"/>
-      </w:rPr>
-    </w:lvl>
-    <w:lvl w:ilvl="4" w:tplc="04090003" w:tentative="1">
-      <w:start w:val="1"/>
-      <w:numFmt w:val="bullet"/>
-      <w:lvlText w:val=""/>
-      <w:lvlJc w:val="left"/>
-      <w:pPr>
-        <w:ind w:left="2400" w:hanging="480"/>
-      </w:pPr>
-      <w:rPr>
-        <w:rFonts w:ascii="Wingdings" w:hAnsi="Wingdings" w:hint="default"/>
-      </w:rPr>
-    </w:lvl>
-    <w:lvl w:ilvl="5" w:tplc="04090005" w:tentative="1">
-      <w:start w:val="1"/>
-      <w:numFmt w:val="bullet"/>
-      <w:lvlText w:val=""/>
-      <w:lvlJc w:val="left"/>
-      <w:pPr>
-        <w:ind w:left="2880" w:hanging="480"/>
-      </w:pPr>
-      <w:rPr>
-        <w:rFonts w:ascii="Wingdings" w:hAnsi="Wingdings" w:hint="default"/>
-      </w:rPr>
-    </w:lvl>
-    <w:lvl w:ilvl="6" w:tplc="04090001" w:tentative="1">
-      <w:start w:val="1"/>
-      <w:numFmt w:val="bullet"/>
-      <w:lvlText w:val=""/>
-      <w:lvlJc w:val="left"/>
-      <w:pPr>
-        <w:ind w:left="3360" w:hanging="480"/>
-      </w:pPr>
-      <w:rPr>
-        <w:rFonts w:ascii="Wingdings" w:hAnsi="Wingdings" w:hint="default"/>
-      </w:rPr>
-    </w:lvl>
-    <w:lvl w:ilvl="7" w:tplc="04090003" w:tentative="1">
-      <w:start w:val="1"/>
-      <w:numFmt w:val="bullet"/>
-      <w:lvlText w:val=""/>
-      <w:lvlJc w:val="left"/>
-      <w:pPr>
-        <w:ind w:left="3840" w:hanging="480"/>
-      </w:pPr>
-      <w:rPr>
-        <w:rFonts w:ascii="Wingdings" w:hAnsi="Wingdings" w:hint="default"/>
-      </w:rPr>
-    </w:lvl>
-    <w:lvl w:ilvl="8" w:tplc="04090005" w:tentative="1">
-      <w:start w:val="1"/>
-      <w:numFmt w:val="bullet"/>
-      <w:lvlText w:val=""/>
-      <w:lvlJc w:val="left"/>
-      <w:pPr>
-        <w:ind w:left="4320" w:hanging="480"/>
-      </w:pPr>
-      <w:rPr>
-        <w:rFonts w:ascii="Wingdings" w:hAnsi="Wingdings" w:hint="default"/>
-      </w:rPr>
-    </w:lvl>
-  </w:abstractNum>
-  <w:abstractNum w:abstractNumId="29" w15:restartNumberingAfterBreak="0">
-    <w:nsid w:val="48E714C7"/>
-    <w:multiLevelType w:val="hybridMultilevel"/>
-    <w:tmpl w:val="ADDECA54"/>
-    <w:lvl w:ilvl="0" w:tplc="04090001">
-      <w:start w:val="1"/>
-      <w:numFmt w:val="bullet"/>
-      <w:lvlText w:val=""/>
-      <w:lvlJc w:val="left"/>
-      <w:pPr>
-        <w:ind w:left="480" w:hanging="480"/>
-      </w:pPr>
-      <w:rPr>
-        <w:rFonts w:ascii="Wingdings" w:hAnsi="Wingdings" w:hint="default"/>
-      </w:rPr>
-    </w:lvl>
-    <w:lvl w:ilvl="1" w:tplc="04090003" w:tentative="1">
-      <w:start w:val="1"/>
-      <w:numFmt w:val="bullet"/>
-      <w:lvlText w:val=""/>
-      <w:lvlJc w:val="left"/>
-      <w:pPr>
-        <w:ind w:left="960" w:hanging="480"/>
-      </w:pPr>
-      <w:rPr>
-        <w:rFonts w:ascii="Wingdings" w:hAnsi="Wingdings" w:hint="default"/>
-      </w:rPr>
-    </w:lvl>
-    <w:lvl w:ilvl="2" w:tplc="04090005" w:tentative="1">
-      <w:start w:val="1"/>
-      <w:numFmt w:val="bullet"/>
-      <w:lvlText w:val=""/>
-      <w:lvlJc w:val="left"/>
-      <w:pPr>
-        <w:ind w:left="1440" w:hanging="480"/>
-      </w:pPr>
-      <w:rPr>
-        <w:rFonts w:ascii="Wingdings" w:hAnsi="Wingdings" w:hint="default"/>
-      </w:rPr>
-    </w:lvl>
-    <w:lvl w:ilvl="3" w:tplc="04090001" w:tentative="1">
-      <w:start w:val="1"/>
-      <w:numFmt w:val="bullet"/>
-      <w:lvlText w:val=""/>
-      <w:lvlJc w:val="left"/>
-      <w:pPr>
-        <w:ind w:left="1920" w:hanging="480"/>
-      </w:pPr>
-      <w:rPr>
-        <w:rFonts w:ascii="Wingdings" w:hAnsi="Wingdings" w:hint="default"/>
-      </w:rPr>
-    </w:lvl>
-    <w:lvl w:ilvl="4" w:tplc="04090003" w:tentative="1">
-      <w:start w:val="1"/>
-      <w:numFmt w:val="bullet"/>
-      <w:lvlText w:val=""/>
-      <w:lvlJc w:val="left"/>
-      <w:pPr>
-        <w:ind w:left="2400" w:hanging="480"/>
-      </w:pPr>
-      <w:rPr>
-        <w:rFonts w:ascii="Wingdings" w:hAnsi="Wingdings" w:hint="default"/>
-      </w:rPr>
-    </w:lvl>
-    <w:lvl w:ilvl="5" w:tplc="04090005" w:tentative="1">
-      <w:start w:val="1"/>
-      <w:numFmt w:val="bullet"/>
-      <w:lvlText w:val=""/>
-      <w:lvlJc w:val="left"/>
-      <w:pPr>
-        <w:ind w:left="2880" w:hanging="480"/>
-      </w:pPr>
-      <w:rPr>
-        <w:rFonts w:ascii="Wingdings" w:hAnsi="Wingdings" w:hint="default"/>
-      </w:rPr>
-    </w:lvl>
-    <w:lvl w:ilvl="6" w:tplc="04090001" w:tentative="1">
-      <w:start w:val="1"/>
-      <w:numFmt w:val="bullet"/>
-      <w:lvlText w:val=""/>
-      <w:lvlJc w:val="left"/>
-      <w:pPr>
-        <w:ind w:left="3360" w:hanging="480"/>
-      </w:pPr>
-      <w:rPr>
-        <w:rFonts w:ascii="Wingdings" w:hAnsi="Wingdings" w:hint="default"/>
-      </w:rPr>
-    </w:lvl>
-    <w:lvl w:ilvl="7" w:tplc="04090003" w:tentative="1">
-      <w:start w:val="1"/>
-      <w:numFmt w:val="bullet"/>
-      <w:lvlText w:val=""/>
-      <w:lvlJc w:val="left"/>
-      <w:pPr>
-        <w:ind w:left="3840" w:hanging="480"/>
-      </w:pPr>
-      <w:rPr>
-        <w:rFonts w:ascii="Wingdings" w:hAnsi="Wingdings" w:hint="default"/>
-      </w:rPr>
-    </w:lvl>
-    <w:lvl w:ilvl="8" w:tplc="04090005" w:tentative="1">
-      <w:start w:val="1"/>
-      <w:numFmt w:val="bullet"/>
-      <w:lvlText w:val=""/>
-      <w:lvlJc w:val="left"/>
-      <w:pPr>
-        <w:ind w:left="4320" w:hanging="480"/>
-      </w:pPr>
-      <w:rPr>
-        <w:rFonts w:ascii="Wingdings" w:hAnsi="Wingdings" w:hint="default"/>
-      </w:rPr>
-    </w:lvl>
-  </w:abstractNum>
-  <w:abstractNum w:abstractNumId="30" w15:restartNumberingAfterBreak="0">
-    <w:nsid w:val="4AB951F5"/>
-    <w:multiLevelType w:val="multilevel"/>
-    <w:tmpl w:val="C1488270"/>
-    <w:lvl w:ilvl="0">
-      <w:start w:val="1"/>
-      <w:numFmt w:val="bullet"/>
-      <w:lvlText w:val=""/>
-      <w:lvlJc w:val="left"/>
-      <w:pPr>
-        <w:tabs>
-          <w:tab w:val="num" w:pos="720"/>
-        </w:tabs>
-        <w:ind w:left="720" w:hanging="360"/>
-      </w:pPr>
-      <w:rPr>
-        <w:rFonts w:ascii="Symbol" w:hAnsi="Symbol" w:hint="default"/>
-        <w:sz w:val="20"/>
-      </w:rPr>
-    </w:lvl>
-    <w:lvl w:ilvl="1">
-      <w:start w:val="1"/>
-      <w:numFmt w:val="bullet"/>
-      <w:lvlText w:val="o"/>
-      <w:lvlJc w:val="left"/>
-      <w:pPr>
-        <w:tabs>
-          <w:tab w:val="num" w:pos="1440"/>
-        </w:tabs>
-        <w:ind w:left="1440" w:hanging="360"/>
-      </w:pPr>
-      <w:rPr>
-        <w:rFonts w:ascii="Courier New" w:hAnsi="Courier New" w:hint="default"/>
-        <w:sz w:val="20"/>
-      </w:rPr>
-    </w:lvl>
-    <w:lvl w:ilvl="2" w:tentative="1">
-      <w:start w:val="1"/>
-      <w:numFmt w:val="bullet"/>
-      <w:lvlText w:val=""/>
-      <w:lvlJc w:val="left"/>
-      <w:pPr>
-        <w:tabs>
-          <w:tab w:val="num" w:pos="2160"/>
-        </w:tabs>
-        <w:ind w:left="2160" w:hanging="360"/>
-      </w:pPr>
-      <w:rPr>
-        <w:rFonts w:ascii="Wingdings" w:hAnsi="Wingdings" w:hint="default"/>
-        <w:sz w:val="20"/>
-      </w:rPr>
-    </w:lvl>
-    <w:lvl w:ilvl="3" w:tentative="1">
-      <w:start w:val="1"/>
-      <w:numFmt w:val="bullet"/>
-      <w:lvlText w:val=""/>
-      <w:lvlJc w:val="left"/>
-      <w:pPr>
-        <w:tabs>
-          <w:tab w:val="num" w:pos="2880"/>
-        </w:tabs>
-        <w:ind w:left="2880" w:hanging="360"/>
-      </w:pPr>
-      <w:rPr>
-        <w:rFonts w:ascii="Wingdings" w:hAnsi="Wingdings" w:hint="default"/>
-        <w:sz w:val="20"/>
-      </w:rPr>
-    </w:lvl>
-    <w:lvl w:ilvl="4" w:tentative="1">
-      <w:start w:val="1"/>
-      <w:numFmt w:val="bullet"/>
-      <w:lvlText w:val=""/>
-      <w:lvlJc w:val="left"/>
-      <w:pPr>
-        <w:tabs>
-          <w:tab w:val="num" w:pos="3600"/>
-        </w:tabs>
-        <w:ind w:left="3600" w:hanging="360"/>
-      </w:pPr>
-      <w:rPr>
-        <w:rFonts w:ascii="Wingdings" w:hAnsi="Wingdings" w:hint="default"/>
-        <w:sz w:val="20"/>
-      </w:rPr>
-    </w:lvl>
-    <w:lvl w:ilvl="5" w:tentative="1">
-      <w:start w:val="1"/>
-      <w:numFmt w:val="bullet"/>
-      <w:lvlText w:val=""/>
-      <w:lvlJc w:val="left"/>
-      <w:pPr>
-        <w:tabs>
-          <w:tab w:val="num" w:pos="4320"/>
-        </w:tabs>
-        <w:ind w:left="4320" w:hanging="360"/>
-      </w:pPr>
-      <w:rPr>
-        <w:rFonts w:ascii="Wingdings" w:hAnsi="Wingdings" w:hint="default"/>
-        <w:sz w:val="20"/>
-      </w:rPr>
-    </w:lvl>
-    <w:lvl w:ilvl="6" w:tentative="1">
-      <w:start w:val="1"/>
-      <w:numFmt w:val="bullet"/>
-      <w:lvlText w:val=""/>
-      <w:lvlJc w:val="left"/>
-      <w:pPr>
-        <w:tabs>
-          <w:tab w:val="num" w:pos="5040"/>
-        </w:tabs>
-        <w:ind w:left="5040" w:hanging="360"/>
-      </w:pPr>
-      <w:rPr>
-        <w:rFonts w:ascii="Wingdings" w:hAnsi="Wingdings" w:hint="default"/>
-        <w:sz w:val="20"/>
-      </w:rPr>
-    </w:lvl>
-    <w:lvl w:ilvl="7" w:tentative="1">
-      <w:start w:val="1"/>
-      <w:numFmt w:val="bullet"/>
-      <w:lvlText w:val=""/>
-      <w:lvlJc w:val="left"/>
-      <w:pPr>
-        <w:tabs>
-          <w:tab w:val="num" w:pos="5760"/>
-        </w:tabs>
-        <w:ind w:left="5760" w:hanging="360"/>
-      </w:pPr>
-      <w:rPr>
-        <w:rFonts w:ascii="Wingdings" w:hAnsi="Wingdings" w:hint="default"/>
-        <w:sz w:val="20"/>
-      </w:rPr>
-    </w:lvl>
-    <w:lvl w:ilvl="8" w:tentative="1">
-      <w:start w:val="1"/>
-      <w:numFmt w:val="bullet"/>
-      <w:lvlText w:val=""/>
-      <w:lvlJc w:val="left"/>
-      <w:pPr>
-        <w:tabs>
-          <w:tab w:val="num" w:pos="6480"/>
-        </w:tabs>
-        <w:ind w:left="6480" w:hanging="360"/>
-      </w:pPr>
-      <w:rPr>
-        <w:rFonts w:ascii="Wingdings" w:hAnsi="Wingdings" w:hint="default"/>
-        <w:sz w:val="20"/>
-      </w:rPr>
-    </w:lvl>
-  </w:abstractNum>
-  <w:abstractNum w:abstractNumId="31" w15:restartNumberingAfterBreak="0">
-    <w:nsid w:val="4B791636"/>
-    <w:multiLevelType w:val="hybridMultilevel"/>
-    <w:tmpl w:val="BAF24534"/>
-    <w:lvl w:ilvl="0" w:tplc="04090001">
-      <w:start w:val="1"/>
-      <w:numFmt w:val="bullet"/>
-      <w:lvlText w:val=""/>
-      <w:lvlJc w:val="left"/>
-      <w:pPr>
-        <w:ind w:left="840" w:hanging="480"/>
-      </w:pPr>
-      <w:rPr>
-        <w:rFonts w:ascii="Wingdings" w:hAnsi="Wingdings" w:hint="default"/>
-      </w:rPr>
-    </w:lvl>
-    <w:lvl w:ilvl="1" w:tplc="04090003" w:tentative="1">
-      <w:start w:val="1"/>
-      <w:numFmt w:val="bullet"/>
-      <w:lvlText w:val=""/>
-      <w:lvlJc w:val="left"/>
-      <w:pPr>
-        <w:ind w:left="1320" w:hanging="480"/>
-      </w:pPr>
-      <w:rPr>
-        <w:rFonts w:ascii="Wingdings" w:hAnsi="Wingdings" w:hint="default"/>
-      </w:rPr>
-    </w:lvl>
-    <w:lvl w:ilvl="2" w:tplc="04090005" w:tentative="1">
-      <w:start w:val="1"/>
-      <w:numFmt w:val="bullet"/>
-      <w:lvlText w:val=""/>
-      <w:lvlJc w:val="left"/>
-      <w:pPr>
-        <w:ind w:left="1800" w:hanging="480"/>
-      </w:pPr>
-      <w:rPr>
-        <w:rFonts w:ascii="Wingdings" w:hAnsi="Wingdings" w:hint="default"/>
-      </w:rPr>
-    </w:lvl>
-    <w:lvl w:ilvl="3" w:tplc="04090001" w:tentative="1">
-      <w:start w:val="1"/>
-      <w:numFmt w:val="bullet"/>
-      <w:lvlText w:val=""/>
-      <w:lvlJc w:val="left"/>
-      <w:pPr>
-        <w:ind w:left="2280" w:hanging="480"/>
-      </w:pPr>
-      <w:rPr>
-        <w:rFonts w:ascii="Wingdings" w:hAnsi="Wingdings" w:hint="default"/>
-      </w:rPr>
-    </w:lvl>
-    <w:lvl w:ilvl="4" w:tplc="04090003" w:tentative="1">
-      <w:start w:val="1"/>
-      <w:numFmt w:val="bullet"/>
-      <w:lvlText w:val=""/>
-      <w:lvlJc w:val="left"/>
-      <w:pPr>
-        <w:ind w:left="2760" w:hanging="480"/>
-      </w:pPr>
-      <w:rPr>
-        <w:rFonts w:ascii="Wingdings" w:hAnsi="Wingdings" w:hint="default"/>
-      </w:rPr>
-    </w:lvl>
-    <w:lvl w:ilvl="5" w:tplc="04090005" w:tentative="1">
-      <w:start w:val="1"/>
-      <w:numFmt w:val="bullet"/>
-      <w:lvlText w:val=""/>
-      <w:lvlJc w:val="left"/>
-      <w:pPr>
-        <w:ind w:left="3240" w:hanging="480"/>
-      </w:pPr>
-      <w:rPr>
-        <w:rFonts w:ascii="Wingdings" w:hAnsi="Wingdings" w:hint="default"/>
-      </w:rPr>
-    </w:lvl>
-    <w:lvl w:ilvl="6" w:tplc="04090001" w:tentative="1">
-      <w:start w:val="1"/>
-      <w:numFmt w:val="bullet"/>
-      <w:lvlText w:val=""/>
-      <w:lvlJc w:val="left"/>
-      <w:pPr>
-        <w:ind w:left="3720" w:hanging="480"/>
-      </w:pPr>
-      <w:rPr>
-        <w:rFonts w:ascii="Wingdings" w:hAnsi="Wingdings" w:hint="default"/>
-      </w:rPr>
-    </w:lvl>
-    <w:lvl w:ilvl="7" w:tplc="04090003" w:tentative="1">
-      <w:start w:val="1"/>
-      <w:numFmt w:val="bullet"/>
-      <w:lvlText w:val=""/>
-      <w:lvlJc w:val="left"/>
-      <w:pPr>
-        <w:ind w:left="4200" w:hanging="480"/>
-      </w:pPr>
-      <w:rPr>
-        <w:rFonts w:ascii="Wingdings" w:hAnsi="Wingdings" w:hint="default"/>
-      </w:rPr>
-    </w:lvl>
-    <w:lvl w:ilvl="8" w:tplc="04090005" w:tentative="1">
-      <w:start w:val="1"/>
-      <w:numFmt w:val="bullet"/>
-      <w:lvlText w:val=""/>
-      <w:lvlJc w:val="left"/>
-      <w:pPr>
-        <w:ind w:left="4680" w:hanging="480"/>
-      </w:pPr>
-      <w:rPr>
-        <w:rFonts w:ascii="Wingdings" w:hAnsi="Wingdings" w:hint="default"/>
-      </w:rPr>
-    </w:lvl>
-  </w:abstractNum>
-  <w:abstractNum w:abstractNumId="32" w15:restartNumberingAfterBreak="0">
-    <w:nsid w:val="50E932BE"/>
-    <w:multiLevelType w:val="multilevel"/>
-    <w:tmpl w:val="E63C3310"/>
-    <w:lvl w:ilvl="0">
-      <w:start w:val="1"/>
-      <w:numFmt w:val="bullet"/>
-      <w:lvlText w:val=""/>
-      <w:lvlJc w:val="left"/>
-      <w:pPr>
-        <w:tabs>
-          <w:tab w:val="num" w:pos="720"/>
-        </w:tabs>
-        <w:ind w:left="720" w:hanging="360"/>
-      </w:pPr>
-      <w:rPr>
-        <w:rFonts w:ascii="Symbol" w:hAnsi="Symbol" w:hint="default"/>
-        <w:sz w:val="20"/>
-      </w:rPr>
-    </w:lvl>
-    <w:lvl w:ilvl="1" w:tentative="1">
-      <w:start w:val="1"/>
-      <w:numFmt w:val="bullet"/>
-      <w:lvlText w:val="o"/>
-      <w:lvlJc w:val="left"/>
-      <w:pPr>
-        <w:tabs>
-          <w:tab w:val="num" w:pos="1440"/>
-        </w:tabs>
-        <w:ind w:left="1440" w:hanging="360"/>
-      </w:pPr>
-      <w:rPr>
-        <w:rFonts w:ascii="Courier New" w:hAnsi="Courier New" w:hint="default"/>
-        <w:sz w:val="20"/>
-      </w:rPr>
-    </w:lvl>
-    <w:lvl w:ilvl="2" w:tentative="1">
-      <w:start w:val="1"/>
-      <w:numFmt w:val="bullet"/>
-      <w:lvlText w:val=""/>
-      <w:lvlJc w:val="left"/>
-      <w:pPr>
-        <w:tabs>
-          <w:tab w:val="num" w:pos="2160"/>
-        </w:tabs>
-        <w:ind w:left="2160" w:hanging="360"/>
-      </w:pPr>
-      <w:rPr>
-        <w:rFonts w:ascii="Wingdings" w:hAnsi="Wingdings" w:hint="default"/>
-        <w:sz w:val="20"/>
-      </w:rPr>
-    </w:lvl>
-    <w:lvl w:ilvl="3" w:tentative="1">
-      <w:start w:val="1"/>
-      <w:numFmt w:val="bullet"/>
-      <w:lvlText w:val=""/>
-      <w:lvlJc w:val="left"/>
-      <w:pPr>
-        <w:tabs>
-          <w:tab w:val="num" w:pos="2880"/>
-        </w:tabs>
-        <w:ind w:left="2880" w:hanging="360"/>
-      </w:pPr>
-      <w:rPr>
-        <w:rFonts w:ascii="Wingdings" w:hAnsi="Wingdings" w:hint="default"/>
-        <w:sz w:val="20"/>
-      </w:rPr>
-    </w:lvl>
-    <w:lvl w:ilvl="4" w:tentative="1">
-      <w:start w:val="1"/>
-      <w:numFmt w:val="bullet"/>
-      <w:lvlText w:val=""/>
-      <w:lvlJc w:val="left"/>
-      <w:pPr>
-        <w:tabs>
-          <w:tab w:val="num" w:pos="3600"/>
-        </w:tabs>
-        <w:ind w:left="3600" w:hanging="360"/>
-      </w:pPr>
-      <w:rPr>
-        <w:rFonts w:ascii="Wingdings" w:hAnsi="Wingdings" w:hint="default"/>
-        <w:sz w:val="20"/>
-      </w:rPr>
-    </w:lvl>
-    <w:lvl w:ilvl="5" w:tentative="1">
-      <w:start w:val="1"/>
-      <w:numFmt w:val="bullet"/>
-      <w:lvlText w:val=""/>
-      <w:lvlJc w:val="left"/>
-      <w:pPr>
-        <w:tabs>
-          <w:tab w:val="num" w:pos="4320"/>
-        </w:tabs>
-        <w:ind w:left="4320" w:hanging="360"/>
-      </w:pPr>
-      <w:rPr>
-        <w:rFonts w:ascii="Wingdings" w:hAnsi="Wingdings" w:hint="default"/>
-        <w:sz w:val="20"/>
-      </w:rPr>
-    </w:lvl>
-    <w:lvl w:ilvl="6" w:tentative="1">
-      <w:start w:val="1"/>
-      <w:numFmt w:val="bullet"/>
-      <w:lvlText w:val=""/>
-      <w:lvlJc w:val="left"/>
-      <w:pPr>
-        <w:tabs>
-          <w:tab w:val="num" w:pos="5040"/>
-        </w:tabs>
-        <w:ind w:left="5040" w:hanging="360"/>
-      </w:pPr>
-      <w:rPr>
-        <w:rFonts w:ascii="Wingdings" w:hAnsi="Wingdings" w:hint="default"/>
-        <w:sz w:val="20"/>
-      </w:rPr>
-    </w:lvl>
-    <w:lvl w:ilvl="7" w:tentative="1">
-      <w:start w:val="1"/>
-      <w:numFmt w:val="bullet"/>
-      <w:lvlText w:val=""/>
-      <w:lvlJc w:val="left"/>
-      <w:pPr>
-        <w:tabs>
-          <w:tab w:val="num" w:pos="5760"/>
-        </w:tabs>
-        <w:ind w:left="5760" w:hanging="360"/>
-      </w:pPr>
-      <w:rPr>
-        <w:rFonts w:ascii="Wingdings" w:hAnsi="Wingdings" w:hint="default"/>
-        <w:sz w:val="20"/>
-      </w:rPr>
-    </w:lvl>
-    <w:lvl w:ilvl="8" w:tentative="1">
-      <w:start w:val="1"/>
-      <w:numFmt w:val="bullet"/>
-      <w:lvlText w:val=""/>
-      <w:lvlJc w:val="left"/>
-      <w:pPr>
-        <w:tabs>
-          <w:tab w:val="num" w:pos="6480"/>
-        </w:tabs>
-        <w:ind w:left="6480" w:hanging="360"/>
-      </w:pPr>
-      <w:rPr>
-        <w:rFonts w:ascii="Wingdings" w:hAnsi="Wingdings" w:hint="default"/>
-        <w:sz w:val="20"/>
-      </w:rPr>
-    </w:lvl>
-  </w:abstractNum>
-  <w:abstractNum w:abstractNumId="33" w15:restartNumberingAfterBreak="0">
-    <w:nsid w:val="527E025D"/>
-    <w:multiLevelType w:val="hybridMultilevel"/>
-    <w:tmpl w:val="8FFA015C"/>
-    <w:lvl w:ilvl="0" w:tplc="04090001">
-      <w:start w:val="1"/>
-      <w:numFmt w:val="bullet"/>
-      <w:lvlText w:val=""/>
-      <w:lvlJc w:val="left"/>
-      <w:pPr>
-        <w:ind w:left="480" w:hanging="480"/>
-      </w:pPr>
-      <w:rPr>
-        <w:rFonts w:ascii="Wingdings" w:hAnsi="Wingdings" w:hint="default"/>
-      </w:rPr>
-    </w:lvl>
-    <w:lvl w:ilvl="1" w:tplc="04090003" w:tentative="1">
-      <w:start w:val="1"/>
-      <w:numFmt w:val="bullet"/>
-      <w:lvlText w:val=""/>
-      <w:lvlJc w:val="left"/>
-      <w:pPr>
-        <w:ind w:left="960" w:hanging="480"/>
-      </w:pPr>
-      <w:rPr>
-        <w:rFonts w:ascii="Wingdings" w:hAnsi="Wingdings" w:hint="default"/>
-      </w:rPr>
-    </w:lvl>
-    <w:lvl w:ilvl="2" w:tplc="04090005" w:tentative="1">
-      <w:start w:val="1"/>
-      <w:numFmt w:val="bullet"/>
-      <w:lvlText w:val=""/>
-      <w:lvlJc w:val="left"/>
-      <w:pPr>
-        <w:ind w:left="1440" w:hanging="480"/>
-      </w:pPr>
-      <w:rPr>
-        <w:rFonts w:ascii="Wingdings" w:hAnsi="Wingdings" w:hint="default"/>
-      </w:rPr>
-    </w:lvl>
-    <w:lvl w:ilvl="3" w:tplc="04090001" w:tentative="1">
-      <w:start w:val="1"/>
-      <w:numFmt w:val="bullet"/>
-      <w:lvlText w:val=""/>
-      <w:lvlJc w:val="left"/>
-      <w:pPr>
-        <w:ind w:left="1920" w:hanging="480"/>
-      </w:pPr>
-      <w:rPr>
-        <w:rFonts w:ascii="Wingdings" w:hAnsi="Wingdings" w:hint="default"/>
-      </w:rPr>
-    </w:lvl>
-    <w:lvl w:ilvl="4" w:tplc="04090003" w:tentative="1">
-      <w:start w:val="1"/>
-      <w:numFmt w:val="bullet"/>
-      <w:lvlText w:val=""/>
-      <w:lvlJc w:val="left"/>
-      <w:pPr>
-        <w:ind w:left="2400" w:hanging="480"/>
-      </w:pPr>
-      <w:rPr>
-        <w:rFonts w:ascii="Wingdings" w:hAnsi="Wingdings" w:hint="default"/>
-      </w:rPr>
-    </w:lvl>
-    <w:lvl w:ilvl="5" w:tplc="04090005" w:tentative="1">
-      <w:start w:val="1"/>
-      <w:numFmt w:val="bullet"/>
-      <w:lvlText w:val=""/>
-      <w:lvlJc w:val="left"/>
-      <w:pPr>
-        <w:ind w:left="2880" w:hanging="480"/>
-      </w:pPr>
-      <w:rPr>
-        <w:rFonts w:ascii="Wingdings" w:hAnsi="Wingdings" w:hint="default"/>
-      </w:rPr>
-    </w:lvl>
-    <w:lvl w:ilvl="6" w:tplc="04090001" w:tentative="1">
-      <w:start w:val="1"/>
-      <w:numFmt w:val="bullet"/>
-      <w:lvlText w:val=""/>
-      <w:lvlJc w:val="left"/>
-      <w:pPr>
-        <w:ind w:left="3360" w:hanging="480"/>
-      </w:pPr>
-      <w:rPr>
-        <w:rFonts w:ascii="Wingdings" w:hAnsi="Wingdings" w:hint="default"/>
-      </w:rPr>
-    </w:lvl>
-    <w:lvl w:ilvl="7" w:tplc="04090003" w:tentative="1">
-      <w:start w:val="1"/>
-      <w:numFmt w:val="bullet"/>
-      <w:lvlText w:val=""/>
-      <w:lvlJc w:val="left"/>
-      <w:pPr>
-        <w:ind w:left="3840" w:hanging="480"/>
-      </w:pPr>
-      <w:rPr>
-        <w:rFonts w:ascii="Wingdings" w:hAnsi="Wingdings" w:hint="default"/>
-      </w:rPr>
-    </w:lvl>
-    <w:lvl w:ilvl="8" w:tplc="04090005" w:tentative="1">
-      <w:start w:val="1"/>
-      <w:numFmt w:val="bullet"/>
-      <w:lvlText w:val=""/>
-      <w:lvlJc w:val="left"/>
-      <w:pPr>
-        <w:ind w:left="4320" w:hanging="480"/>
-      </w:pPr>
-      <w:rPr>
-        <w:rFonts w:ascii="Wingdings" w:hAnsi="Wingdings" w:hint="default"/>
-      </w:rPr>
-    </w:lvl>
-  </w:abstractNum>
-  <w:abstractNum w:abstractNumId="34" w15:restartNumberingAfterBreak="0">
-    <w:nsid w:val="53EC3AF3"/>
-    <w:multiLevelType w:val="hybridMultilevel"/>
-    <w:tmpl w:val="521C4E92"/>
-    <w:lvl w:ilvl="0" w:tplc="04090001">
-      <w:start w:val="1"/>
-      <w:numFmt w:val="bullet"/>
-      <w:lvlText w:val=""/>
-      <w:lvlJc w:val="left"/>
-      <w:pPr>
-        <w:ind w:left="480" w:hanging="480"/>
-      </w:pPr>
-      <w:rPr>
-        <w:rFonts w:ascii="Wingdings" w:hAnsi="Wingdings" w:hint="default"/>
-      </w:rPr>
-    </w:lvl>
-    <w:lvl w:ilvl="1" w:tplc="04090003" w:tentative="1">
-      <w:start w:val="1"/>
-      <w:numFmt w:val="bullet"/>
-      <w:lvlText w:val=""/>
-      <w:lvlJc w:val="left"/>
-      <w:pPr>
-        <w:ind w:left="960" w:hanging="480"/>
-      </w:pPr>
-      <w:rPr>
-        <w:rFonts w:ascii="Wingdings" w:hAnsi="Wingdings" w:hint="default"/>
-      </w:rPr>
-    </w:lvl>
-    <w:lvl w:ilvl="2" w:tplc="04090005" w:tentative="1">
-      <w:start w:val="1"/>
-      <w:numFmt w:val="bullet"/>
-      <w:lvlText w:val=""/>
-      <w:lvlJc w:val="left"/>
-      <w:pPr>
-        <w:ind w:left="1440" w:hanging="480"/>
-      </w:pPr>
-      <w:rPr>
-        <w:rFonts w:ascii="Wingdings" w:hAnsi="Wingdings" w:hint="default"/>
-      </w:rPr>
-    </w:lvl>
-    <w:lvl w:ilvl="3" w:tplc="04090001" w:tentative="1">
-      <w:start w:val="1"/>
-      <w:numFmt w:val="bullet"/>
-      <w:lvlText w:val=""/>
-      <w:lvlJc w:val="left"/>
-      <w:pPr>
-        <w:ind w:left="1920" w:hanging="480"/>
-      </w:pPr>
-      <w:rPr>
-        <w:rFonts w:ascii="Wingdings" w:hAnsi="Wingdings" w:hint="default"/>
-      </w:rPr>
-    </w:lvl>
-    <w:lvl w:ilvl="4" w:tplc="04090003" w:tentative="1">
-      <w:start w:val="1"/>
-      <w:numFmt w:val="bullet"/>
-      <w:lvlText w:val=""/>
-      <w:lvlJc w:val="left"/>
-      <w:pPr>
-        <w:ind w:left="2400" w:hanging="480"/>
-      </w:pPr>
-      <w:rPr>
-        <w:rFonts w:ascii="Wingdings" w:hAnsi="Wingdings" w:hint="default"/>
-      </w:rPr>
-    </w:lvl>
-    <w:lvl w:ilvl="5" w:tplc="04090005" w:tentative="1">
-      <w:start w:val="1"/>
-      <w:numFmt w:val="bullet"/>
-      <w:lvlText w:val=""/>
-      <w:lvlJc w:val="left"/>
-      <w:pPr>
-        <w:ind w:left="2880" w:hanging="480"/>
-      </w:pPr>
-      <w:rPr>
-        <w:rFonts w:ascii="Wingdings" w:hAnsi="Wingdings" w:hint="default"/>
-      </w:rPr>
-    </w:lvl>
-    <w:lvl w:ilvl="6" w:tplc="04090001" w:tentative="1">
-      <w:start w:val="1"/>
-      <w:numFmt w:val="bullet"/>
-      <w:lvlText w:val=""/>
-      <w:lvlJc w:val="left"/>
-      <w:pPr>
-        <w:ind w:left="3360" w:hanging="480"/>
-      </w:pPr>
-      <w:rPr>
-        <w:rFonts w:ascii="Wingdings" w:hAnsi="Wingdings" w:hint="default"/>
-      </w:rPr>
-    </w:lvl>
-    <w:lvl w:ilvl="7" w:tplc="04090003" w:tentative="1">
-      <w:start w:val="1"/>
-      <w:numFmt w:val="bullet"/>
-      <w:lvlText w:val=""/>
-      <w:lvlJc w:val="left"/>
-      <w:pPr>
-        <w:ind w:left="3840" w:hanging="480"/>
-      </w:pPr>
-      <w:rPr>
-        <w:rFonts w:ascii="Wingdings" w:hAnsi="Wingdings" w:hint="default"/>
-      </w:rPr>
-    </w:lvl>
-    <w:lvl w:ilvl="8" w:tplc="04090005" w:tentative="1">
-      <w:start w:val="1"/>
-      <w:numFmt w:val="bullet"/>
-      <w:lvlText w:val=""/>
-      <w:lvlJc w:val="left"/>
-      <w:pPr>
-        <w:ind w:left="4320" w:hanging="480"/>
-      </w:pPr>
-      <w:rPr>
-        <w:rFonts w:ascii="Wingdings" w:hAnsi="Wingdings" w:hint="default"/>
-      </w:rPr>
-    </w:lvl>
-  </w:abstractNum>
-  <w:abstractNum w:abstractNumId="35" w15:restartNumberingAfterBreak="0">
-    <w:nsid w:val="58771EFB"/>
-    <w:multiLevelType w:val="hybridMultilevel"/>
-    <w:tmpl w:val="96FCCB34"/>
-    <w:lvl w:ilvl="0" w:tplc="04090001">
-      <w:start w:val="1"/>
-      <w:numFmt w:val="bullet"/>
-      <w:lvlText w:val=""/>
-      <w:lvlJc w:val="left"/>
-      <w:pPr>
-        <w:ind w:left="480" w:hanging="480"/>
-      </w:pPr>
-      <w:rPr>
-        <w:rFonts w:ascii="Wingdings" w:hAnsi="Wingdings" w:hint="default"/>
-      </w:rPr>
-    </w:lvl>
-    <w:lvl w:ilvl="1" w:tplc="04090003" w:tentative="1">
-      <w:start w:val="1"/>
-      <w:numFmt w:val="bullet"/>
-      <w:lvlText w:val=""/>
-      <w:lvlJc w:val="left"/>
-      <w:pPr>
-        <w:ind w:left="960" w:hanging="480"/>
-      </w:pPr>
-      <w:rPr>
-        <w:rFonts w:ascii="Wingdings" w:hAnsi="Wingdings" w:hint="default"/>
-      </w:rPr>
-    </w:lvl>
-    <w:lvl w:ilvl="2" w:tplc="04090005" w:tentative="1">
-      <w:start w:val="1"/>
-      <w:numFmt w:val="bullet"/>
-      <w:lvlText w:val=""/>
-      <w:lvlJc w:val="left"/>
-      <w:pPr>
-        <w:ind w:left="1440" w:hanging="480"/>
-      </w:pPr>
-      <w:rPr>
-        <w:rFonts w:ascii="Wingdings" w:hAnsi="Wingdings" w:hint="default"/>
-      </w:rPr>
-    </w:lvl>
-    <w:lvl w:ilvl="3" w:tplc="04090001" w:tentative="1">
-      <w:start w:val="1"/>
-      <w:numFmt w:val="bullet"/>
-      <w:lvlText w:val=""/>
-      <w:lvlJc w:val="left"/>
-      <w:pPr>
-        <w:ind w:left="1920" w:hanging="480"/>
-      </w:pPr>
-      <w:rPr>
-        <w:rFonts w:ascii="Wingdings" w:hAnsi="Wingdings" w:hint="default"/>
-      </w:rPr>
-    </w:lvl>
-    <w:lvl w:ilvl="4" w:tplc="04090003" w:tentative="1">
-      <w:start w:val="1"/>
-      <w:numFmt w:val="bullet"/>
-      <w:lvlText w:val=""/>
-      <w:lvlJc w:val="left"/>
-      <w:pPr>
-        <w:ind w:left="2400" w:hanging="480"/>
-      </w:pPr>
-      <w:rPr>
-        <w:rFonts w:ascii="Wingdings" w:hAnsi="Wingdings" w:hint="default"/>
-      </w:rPr>
-    </w:lvl>
-    <w:lvl w:ilvl="5" w:tplc="04090005" w:tentative="1">
-      <w:start w:val="1"/>
-      <w:numFmt w:val="bullet"/>
-      <w:lvlText w:val=""/>
-      <w:lvlJc w:val="left"/>
-      <w:pPr>
-        <w:ind w:left="2880" w:hanging="480"/>
-      </w:pPr>
-      <w:rPr>
-        <w:rFonts w:ascii="Wingdings" w:hAnsi="Wingdings" w:hint="default"/>
-      </w:rPr>
-    </w:lvl>
-    <w:lvl w:ilvl="6" w:tplc="04090001" w:tentative="1">
-      <w:start w:val="1"/>
-      <w:numFmt w:val="bullet"/>
-      <w:lvlText w:val=""/>
-      <w:lvlJc w:val="left"/>
-      <w:pPr>
-        <w:ind w:left="3360" w:hanging="480"/>
-      </w:pPr>
-      <w:rPr>
-        <w:rFonts w:ascii="Wingdings" w:hAnsi="Wingdings" w:hint="default"/>
-      </w:rPr>
-    </w:lvl>
-    <w:lvl w:ilvl="7" w:tplc="04090003" w:tentative="1">
-      <w:start w:val="1"/>
-      <w:numFmt w:val="bullet"/>
-      <w:lvlText w:val=""/>
-      <w:lvlJc w:val="left"/>
-      <w:pPr>
-        <w:ind w:left="3840" w:hanging="480"/>
-      </w:pPr>
-      <w:rPr>
-        <w:rFonts w:ascii="Wingdings" w:hAnsi="Wingdings" w:hint="default"/>
-      </w:rPr>
-    </w:lvl>
-    <w:lvl w:ilvl="8" w:tplc="04090005" w:tentative="1">
-      <w:start w:val="1"/>
-      <w:numFmt w:val="bullet"/>
-      <w:lvlText w:val=""/>
-      <w:lvlJc w:val="left"/>
-      <w:pPr>
-        <w:ind w:left="4320" w:hanging="480"/>
-      </w:pPr>
-      <w:rPr>
-        <w:rFonts w:ascii="Wingdings" w:hAnsi="Wingdings" w:hint="default"/>
-      </w:rPr>
-    </w:lvl>
-  </w:abstractNum>
-  <w:abstractNum w:abstractNumId="36" w15:restartNumberingAfterBreak="0">
-    <w:nsid w:val="59EF7D51"/>
-    <w:multiLevelType w:val="multilevel"/>
-    <w:tmpl w:val="A9C0AD2A"/>
-    <w:lvl w:ilvl="0">
-      <w:start w:val="1"/>
-      <w:numFmt w:val="bullet"/>
-      <w:lvlText w:val=""/>
-      <w:lvlJc w:val="left"/>
-      <w:pPr>
-        <w:tabs>
-          <w:tab w:val="num" w:pos="720"/>
-        </w:tabs>
-        <w:ind w:left="720" w:hanging="360"/>
-      </w:pPr>
-      <w:rPr>
-        <w:rFonts w:ascii="Symbol" w:hAnsi="Symbol" w:hint="default"/>
-        <w:sz w:val="20"/>
-      </w:rPr>
-    </w:lvl>
-    <w:lvl w:ilvl="1" w:tentative="1">
-      <w:start w:val="1"/>
-      <w:numFmt w:val="bullet"/>
-      <w:lvlText w:val="o"/>
-      <w:lvlJc w:val="left"/>
-      <w:pPr>
-        <w:tabs>
-          <w:tab w:val="num" w:pos="1440"/>
-        </w:tabs>
-        <w:ind w:left="1440" w:hanging="360"/>
-      </w:pPr>
-      <w:rPr>
-        <w:rFonts w:ascii="Courier New" w:hAnsi="Courier New" w:hint="default"/>
-        <w:sz w:val="20"/>
-      </w:rPr>
-    </w:lvl>
-    <w:lvl w:ilvl="2" w:tentative="1">
-      <w:start w:val="1"/>
-      <w:numFmt w:val="bullet"/>
-      <w:lvlText w:val=""/>
-      <w:lvlJc w:val="left"/>
-      <w:pPr>
-        <w:tabs>
-          <w:tab w:val="num" w:pos="2160"/>
-        </w:tabs>
-        <w:ind w:left="2160" w:hanging="360"/>
-      </w:pPr>
-      <w:rPr>
-        <w:rFonts w:ascii="Wingdings" w:hAnsi="Wingdings" w:hint="default"/>
-        <w:sz w:val="20"/>
-      </w:rPr>
-    </w:lvl>
-    <w:lvl w:ilvl="3" w:tentative="1">
-      <w:start w:val="1"/>
-      <w:numFmt w:val="bullet"/>
-      <w:lvlText w:val=""/>
-      <w:lvlJc w:val="left"/>
-      <w:pPr>
-        <w:tabs>
-          <w:tab w:val="num" w:pos="2880"/>
-        </w:tabs>
-        <w:ind w:left="2880" w:hanging="360"/>
-      </w:pPr>
-      <w:rPr>
-        <w:rFonts w:ascii="Wingdings" w:hAnsi="Wingdings" w:hint="default"/>
-        <w:sz w:val="20"/>
-      </w:rPr>
-    </w:lvl>
-    <w:lvl w:ilvl="4" w:tentative="1">
-      <w:start w:val="1"/>
-      <w:numFmt w:val="bullet"/>
-      <w:lvlText w:val=""/>
-      <w:lvlJc w:val="left"/>
-      <w:pPr>
-        <w:tabs>
-          <w:tab w:val="num" w:pos="3600"/>
-        </w:tabs>
-        <w:ind w:left="3600" w:hanging="360"/>
-      </w:pPr>
-      <w:rPr>
-        <w:rFonts w:ascii="Wingdings" w:hAnsi="Wingdings" w:hint="default"/>
-        <w:sz w:val="20"/>
-      </w:rPr>
-    </w:lvl>
-    <w:lvl w:ilvl="5" w:tentative="1">
-      <w:start w:val="1"/>
-      <w:numFmt w:val="bullet"/>
-      <w:lvlText w:val=""/>
-      <w:lvlJc w:val="left"/>
-      <w:pPr>
-        <w:tabs>
-          <w:tab w:val="num" w:pos="4320"/>
-        </w:tabs>
-        <w:ind w:left="4320" w:hanging="360"/>
-      </w:pPr>
-      <w:rPr>
-        <w:rFonts w:ascii="Wingdings" w:hAnsi="Wingdings" w:hint="default"/>
-        <w:sz w:val="20"/>
-      </w:rPr>
-    </w:lvl>
-    <w:lvl w:ilvl="6" w:tentative="1">
-      <w:start w:val="1"/>
-      <w:numFmt w:val="bullet"/>
-      <w:lvlText w:val=""/>
-      <w:lvlJc w:val="left"/>
-      <w:pPr>
-        <w:tabs>
-          <w:tab w:val="num" w:pos="5040"/>
-        </w:tabs>
-        <w:ind w:left="5040" w:hanging="360"/>
-      </w:pPr>
-      <w:rPr>
-        <w:rFonts w:ascii="Wingdings" w:hAnsi="Wingdings" w:hint="default"/>
-        <w:sz w:val="20"/>
-      </w:rPr>
-    </w:lvl>
-    <w:lvl w:ilvl="7" w:tentative="1">
-      <w:start w:val="1"/>
-      <w:numFmt w:val="bullet"/>
-      <w:lvlText w:val=""/>
-      <w:lvlJc w:val="left"/>
-      <w:pPr>
-        <w:tabs>
-          <w:tab w:val="num" w:pos="5760"/>
-        </w:tabs>
-        <w:ind w:left="5760" w:hanging="360"/>
-      </w:pPr>
-      <w:rPr>
-        <w:rFonts w:ascii="Wingdings" w:hAnsi="Wingdings" w:hint="default"/>
-        <w:sz w:val="20"/>
-      </w:rPr>
-    </w:lvl>
-    <w:lvl w:ilvl="8" w:tentative="1">
-      <w:start w:val="1"/>
-      <w:numFmt w:val="bullet"/>
-      <w:lvlText w:val=""/>
-      <w:lvlJc w:val="left"/>
-      <w:pPr>
-        <w:tabs>
-          <w:tab w:val="num" w:pos="6480"/>
-        </w:tabs>
-        <w:ind w:left="6480" w:hanging="360"/>
-      </w:pPr>
-      <w:rPr>
-        <w:rFonts w:ascii="Wingdings" w:hAnsi="Wingdings" w:hint="default"/>
-        <w:sz w:val="20"/>
-      </w:rPr>
-    </w:lvl>
-  </w:abstractNum>
-  <w:abstractNum w:abstractNumId="37" w15:restartNumberingAfterBreak="0">
-    <w:nsid w:val="5E0069E6"/>
-    <w:multiLevelType w:val="multilevel"/>
-    <w:tmpl w:val="BADAF408"/>
-    <w:lvl w:ilvl="0">
-      <w:start w:val="1"/>
-      <w:numFmt w:val="bullet"/>
-      <w:lvlText w:val=""/>
-      <w:lvlJc w:val="left"/>
-      <w:pPr>
-        <w:tabs>
-          <w:tab w:val="num" w:pos="720"/>
-        </w:tabs>
-        <w:ind w:left="720" w:hanging="360"/>
-      </w:pPr>
-      <w:rPr>
-        <w:rFonts w:ascii="Symbol" w:hAnsi="Symbol" w:hint="default"/>
-        <w:sz w:val="20"/>
-      </w:rPr>
-    </w:lvl>
-    <w:lvl w:ilvl="1" w:tentative="1">
-      <w:start w:val="1"/>
-      <w:numFmt w:val="bullet"/>
-      <w:lvlText w:val="o"/>
-      <w:lvlJc w:val="left"/>
-      <w:pPr>
-        <w:tabs>
-          <w:tab w:val="num" w:pos="1440"/>
-        </w:tabs>
-        <w:ind w:left="1440" w:hanging="360"/>
-      </w:pPr>
-      <w:rPr>
-        <w:rFonts w:ascii="Courier New" w:hAnsi="Courier New" w:hint="default"/>
-        <w:sz w:val="20"/>
-      </w:rPr>
-    </w:lvl>
-    <w:lvl w:ilvl="2" w:tentative="1">
-      <w:start w:val="1"/>
-      <w:numFmt w:val="bullet"/>
-      <w:lvlText w:val=""/>
-      <w:lvlJc w:val="left"/>
-      <w:pPr>
-        <w:tabs>
-          <w:tab w:val="num" w:pos="2160"/>
-        </w:tabs>
-        <w:ind w:left="2160" w:hanging="360"/>
-      </w:pPr>
-      <w:rPr>
-        <w:rFonts w:ascii="Wingdings" w:hAnsi="Wingdings" w:hint="default"/>
-        <w:sz w:val="20"/>
-      </w:rPr>
-    </w:lvl>
-    <w:lvl w:ilvl="3" w:tentative="1">
-      <w:start w:val="1"/>
-      <w:numFmt w:val="bullet"/>
-      <w:lvlText w:val=""/>
-      <w:lvlJc w:val="left"/>
-      <w:pPr>
-        <w:tabs>
-          <w:tab w:val="num" w:pos="2880"/>
-        </w:tabs>
-        <w:ind w:left="2880" w:hanging="360"/>
-      </w:pPr>
-      <w:rPr>
-        <w:rFonts w:ascii="Wingdings" w:hAnsi="Wingdings" w:hint="default"/>
-        <w:sz w:val="20"/>
-      </w:rPr>
-    </w:lvl>
-    <w:lvl w:ilvl="4" w:tentative="1">
-      <w:start w:val="1"/>
-      <w:numFmt w:val="bullet"/>
-      <w:lvlText w:val=""/>
-      <w:lvlJc w:val="left"/>
-      <w:pPr>
-        <w:tabs>
-          <w:tab w:val="num" w:pos="3600"/>
-        </w:tabs>
-        <w:ind w:left="3600" w:hanging="360"/>
-      </w:pPr>
-      <w:rPr>
-        <w:rFonts w:ascii="Wingdings" w:hAnsi="Wingdings" w:hint="default"/>
-        <w:sz w:val="20"/>
-      </w:rPr>
-    </w:lvl>
-    <w:lvl w:ilvl="5" w:tentative="1">
-      <w:start w:val="1"/>
-      <w:numFmt w:val="bullet"/>
-      <w:lvlText w:val=""/>
-      <w:lvlJc w:val="left"/>
-      <w:pPr>
-        <w:tabs>
-          <w:tab w:val="num" w:pos="4320"/>
-        </w:tabs>
-        <w:ind w:left="4320" w:hanging="360"/>
-      </w:pPr>
-      <w:rPr>
-        <w:rFonts w:ascii="Wingdings" w:hAnsi="Wingdings" w:hint="default"/>
-        <w:sz w:val="20"/>
-      </w:rPr>
-    </w:lvl>
-    <w:lvl w:ilvl="6" w:tentative="1">
-      <w:start w:val="1"/>
-      <w:numFmt w:val="bullet"/>
-      <w:lvlText w:val=""/>
-      <w:lvlJc w:val="left"/>
-      <w:pPr>
-        <w:tabs>
-          <w:tab w:val="num" w:pos="5040"/>
-        </w:tabs>
-        <w:ind w:left="5040" w:hanging="360"/>
-      </w:pPr>
-      <w:rPr>
-        <w:rFonts w:ascii="Wingdings" w:hAnsi="Wingdings" w:hint="default"/>
-        <w:sz w:val="20"/>
-      </w:rPr>
-    </w:lvl>
-    <w:lvl w:ilvl="7" w:tentative="1">
-      <w:start w:val="1"/>
-      <w:numFmt w:val="bullet"/>
-      <w:lvlText w:val=""/>
-      <w:lvlJc w:val="left"/>
-      <w:pPr>
-        <w:tabs>
-          <w:tab w:val="num" w:pos="5760"/>
-        </w:tabs>
-        <w:ind w:left="5760" w:hanging="360"/>
-      </w:pPr>
-      <w:rPr>
-        <w:rFonts w:ascii="Wingdings" w:hAnsi="Wingdings" w:hint="default"/>
-        <w:sz w:val="20"/>
-      </w:rPr>
-    </w:lvl>
-    <w:lvl w:ilvl="8" w:tentative="1">
-      <w:start w:val="1"/>
-      <w:numFmt w:val="bullet"/>
-      <w:lvlText w:val=""/>
-      <w:lvlJc w:val="left"/>
-      <w:pPr>
-        <w:tabs>
-          <w:tab w:val="num" w:pos="6480"/>
-        </w:tabs>
-        <w:ind w:left="6480" w:hanging="360"/>
-      </w:pPr>
-      <w:rPr>
-        <w:rFonts w:ascii="Wingdings" w:hAnsi="Wingdings" w:hint="default"/>
-        <w:sz w:val="20"/>
-      </w:rPr>
-    </w:lvl>
-  </w:abstractNum>
-  <w:abstractNum w:abstractNumId="38" w15:restartNumberingAfterBreak="0">
-    <w:nsid w:val="62937655"/>
-    <w:multiLevelType w:val="hybridMultilevel"/>
-    <w:tmpl w:val="C6007B5C"/>
-    <w:lvl w:ilvl="0" w:tplc="04090001">
-      <w:start w:val="1"/>
-      <w:numFmt w:val="bullet"/>
-      <w:lvlText w:val=""/>
-      <w:lvlJc w:val="left"/>
-      <w:pPr>
-        <w:ind w:left="480" w:hanging="480"/>
-      </w:pPr>
-      <w:rPr>
-        <w:rFonts w:ascii="Wingdings" w:hAnsi="Wingdings" w:hint="default"/>
-      </w:rPr>
-    </w:lvl>
-    <w:lvl w:ilvl="1" w:tplc="04090003" w:tentative="1">
-      <w:start w:val="1"/>
-      <w:numFmt w:val="bullet"/>
-      <w:lvlText w:val=""/>
-      <w:lvlJc w:val="left"/>
-      <w:pPr>
-        <w:ind w:left="960" w:hanging="480"/>
-      </w:pPr>
-      <w:rPr>
-        <w:rFonts w:ascii="Wingdings" w:hAnsi="Wingdings" w:hint="default"/>
-      </w:rPr>
-    </w:lvl>
-    <w:lvl w:ilvl="2" w:tplc="04090005" w:tentative="1">
-      <w:start w:val="1"/>
-      <w:numFmt w:val="bullet"/>
-      <w:lvlText w:val=""/>
-      <w:lvlJc w:val="left"/>
-      <w:pPr>
-        <w:ind w:left="1440" w:hanging="480"/>
-      </w:pPr>
-      <w:rPr>
-        <w:rFonts w:ascii="Wingdings" w:hAnsi="Wingdings" w:hint="default"/>
-      </w:rPr>
-    </w:lvl>
-    <w:lvl w:ilvl="3" w:tplc="04090001" w:tentative="1">
-      <w:start w:val="1"/>
-      <w:numFmt w:val="bullet"/>
-      <w:lvlText w:val=""/>
-      <w:lvlJc w:val="left"/>
-      <w:pPr>
-        <w:ind w:left="1920" w:hanging="480"/>
-      </w:pPr>
-      <w:rPr>
-        <w:rFonts w:ascii="Wingdings" w:hAnsi="Wingdings" w:hint="default"/>
-      </w:rPr>
-    </w:lvl>
-    <w:lvl w:ilvl="4" w:tplc="04090003" w:tentative="1">
-      <w:start w:val="1"/>
-      <w:numFmt w:val="bullet"/>
-      <w:lvlText w:val=""/>
-      <w:lvlJc w:val="left"/>
-      <w:pPr>
-        <w:ind w:left="2400" w:hanging="480"/>
-      </w:pPr>
-      <w:rPr>
-        <w:rFonts w:ascii="Wingdings" w:hAnsi="Wingdings" w:hint="default"/>
-      </w:rPr>
-    </w:lvl>
-    <w:lvl w:ilvl="5" w:tplc="04090005" w:tentative="1">
-      <w:start w:val="1"/>
-      <w:numFmt w:val="bullet"/>
-      <w:lvlText w:val=""/>
-      <w:lvlJc w:val="left"/>
-      <w:pPr>
-        <w:ind w:left="2880" w:hanging="480"/>
-      </w:pPr>
-      <w:rPr>
-        <w:rFonts w:ascii="Wingdings" w:hAnsi="Wingdings" w:hint="default"/>
-      </w:rPr>
-    </w:lvl>
-    <w:lvl w:ilvl="6" w:tplc="04090001" w:tentative="1">
-      <w:start w:val="1"/>
-      <w:numFmt w:val="bullet"/>
-      <w:lvlText w:val=""/>
-      <w:lvlJc w:val="left"/>
-      <w:pPr>
-        <w:ind w:left="3360" w:hanging="480"/>
-      </w:pPr>
-      <w:rPr>
-        <w:rFonts w:ascii="Wingdings" w:hAnsi="Wingdings" w:hint="default"/>
-      </w:rPr>
-    </w:lvl>
-    <w:lvl w:ilvl="7" w:tplc="04090003" w:tentative="1">
-      <w:start w:val="1"/>
-      <w:numFmt w:val="bullet"/>
-      <w:lvlText w:val=""/>
-      <w:lvlJc w:val="left"/>
-      <w:pPr>
-        <w:ind w:left="3840" w:hanging="480"/>
-      </w:pPr>
-      <w:rPr>
-        <w:rFonts w:ascii="Wingdings" w:hAnsi="Wingdings" w:hint="default"/>
-      </w:rPr>
-    </w:lvl>
-    <w:lvl w:ilvl="8" w:tplc="04090005" w:tentative="1">
-      <w:start w:val="1"/>
-      <w:numFmt w:val="bullet"/>
-      <w:lvlText w:val=""/>
-      <w:lvlJc w:val="left"/>
-      <w:pPr>
-        <w:ind w:left="4320" w:hanging="480"/>
-      </w:pPr>
-      <w:rPr>
-        <w:rFonts w:ascii="Wingdings" w:hAnsi="Wingdings" w:hint="default"/>
-      </w:rPr>
-    </w:lvl>
-  </w:abstractNum>
-  <w:abstractNum w:abstractNumId="39" w15:restartNumberingAfterBreak="0">
-    <w:nsid w:val="66BD3B6D"/>
-    <w:multiLevelType w:val="multilevel"/>
-    <w:tmpl w:val="18F48934"/>
-    <w:lvl w:ilvl="0">
-      <w:start w:val="1"/>
-      <w:numFmt w:val="bullet"/>
-      <w:lvlText w:val=""/>
-      <w:lvlJc w:val="left"/>
-      <w:pPr>
-        <w:tabs>
-          <w:tab w:val="num" w:pos="720"/>
-        </w:tabs>
-        <w:ind w:left="720" w:hanging="360"/>
-      </w:pPr>
-      <w:rPr>
-        <w:rFonts w:ascii="Symbol" w:hAnsi="Symbol" w:hint="default"/>
-        <w:sz w:val="20"/>
-      </w:rPr>
-    </w:lvl>
-    <w:lvl w:ilvl="1" w:tentative="1">
-      <w:start w:val="1"/>
-      <w:numFmt w:val="bullet"/>
-      <w:lvlText w:val="o"/>
-      <w:lvlJc w:val="left"/>
-      <w:pPr>
-        <w:tabs>
-          <w:tab w:val="num" w:pos="1440"/>
-        </w:tabs>
-        <w:ind w:left="1440" w:hanging="360"/>
-      </w:pPr>
-      <w:rPr>
-        <w:rFonts w:ascii="Courier New" w:hAnsi="Courier New" w:hint="default"/>
-        <w:sz w:val="20"/>
-      </w:rPr>
-    </w:lvl>
-    <w:lvl w:ilvl="2" w:tentative="1">
-      <w:start w:val="1"/>
-      <w:numFmt w:val="bullet"/>
-      <w:lvlText w:val=""/>
-      <w:lvlJc w:val="left"/>
-      <w:pPr>
-        <w:tabs>
-          <w:tab w:val="num" w:pos="2160"/>
-        </w:tabs>
-        <w:ind w:left="2160" w:hanging="360"/>
-      </w:pPr>
-      <w:rPr>
-        <w:rFonts w:ascii="Wingdings" w:hAnsi="Wingdings" w:hint="default"/>
-        <w:sz w:val="20"/>
-      </w:rPr>
-    </w:lvl>
-    <w:lvl w:ilvl="3" w:tentative="1">
-      <w:start w:val="1"/>
-      <w:numFmt w:val="bullet"/>
-      <w:lvlText w:val=""/>
-      <w:lvlJc w:val="left"/>
-      <w:pPr>
-        <w:tabs>
-          <w:tab w:val="num" w:pos="2880"/>
-        </w:tabs>
-        <w:ind w:left="2880" w:hanging="360"/>
-      </w:pPr>
-      <w:rPr>
-        <w:rFonts w:ascii="Wingdings" w:hAnsi="Wingdings" w:hint="default"/>
-        <w:sz w:val="20"/>
-      </w:rPr>
-    </w:lvl>
-    <w:lvl w:ilvl="4" w:tentative="1">
-      <w:start w:val="1"/>
-      <w:numFmt w:val="bullet"/>
-      <w:lvlText w:val=""/>
-      <w:lvlJc w:val="left"/>
-      <w:pPr>
-        <w:tabs>
-          <w:tab w:val="num" w:pos="3600"/>
-        </w:tabs>
-        <w:ind w:left="3600" w:hanging="360"/>
-      </w:pPr>
-      <w:rPr>
-        <w:rFonts w:ascii="Wingdings" w:hAnsi="Wingdings" w:hint="default"/>
-        <w:sz w:val="20"/>
-      </w:rPr>
-    </w:lvl>
-    <w:lvl w:ilvl="5" w:tentative="1">
-      <w:start w:val="1"/>
-      <w:numFmt w:val="bullet"/>
-      <w:lvlText w:val=""/>
-      <w:lvlJc w:val="left"/>
-      <w:pPr>
-        <w:tabs>
-          <w:tab w:val="num" w:pos="4320"/>
-        </w:tabs>
-        <w:ind w:left="4320" w:hanging="360"/>
-      </w:pPr>
-      <w:rPr>
-        <w:rFonts w:ascii="Wingdings" w:hAnsi="Wingdings" w:hint="default"/>
-        <w:sz w:val="20"/>
-      </w:rPr>
-    </w:lvl>
-    <w:lvl w:ilvl="6" w:tentative="1">
-      <w:start w:val="1"/>
-      <w:numFmt w:val="bullet"/>
-      <w:lvlText w:val=""/>
-      <w:lvlJc w:val="left"/>
-      <w:pPr>
-        <w:tabs>
-          <w:tab w:val="num" w:pos="5040"/>
-        </w:tabs>
-        <w:ind w:left="5040" w:hanging="360"/>
-      </w:pPr>
-      <w:rPr>
-        <w:rFonts w:ascii="Wingdings" w:hAnsi="Wingdings" w:hint="default"/>
-        <w:sz w:val="20"/>
-      </w:rPr>
-    </w:lvl>
-    <w:lvl w:ilvl="7" w:tentative="1">
-      <w:start w:val="1"/>
-      <w:numFmt w:val="bullet"/>
-      <w:lvlText w:val=""/>
-      <w:lvlJc w:val="left"/>
-      <w:pPr>
-        <w:tabs>
-          <w:tab w:val="num" w:pos="5760"/>
-        </w:tabs>
-        <w:ind w:left="5760" w:hanging="360"/>
-      </w:pPr>
-      <w:rPr>
-        <w:rFonts w:ascii="Wingdings" w:hAnsi="Wingdings" w:hint="default"/>
-        <w:sz w:val="20"/>
-      </w:rPr>
-    </w:lvl>
-    <w:lvl w:ilvl="8" w:tentative="1">
-      <w:start w:val="1"/>
-      <w:numFmt w:val="bullet"/>
-      <w:lvlText w:val=""/>
-      <w:lvlJc w:val="left"/>
-      <w:pPr>
-        <w:tabs>
-          <w:tab w:val="num" w:pos="6480"/>
-        </w:tabs>
-        <w:ind w:left="6480" w:hanging="360"/>
-      </w:pPr>
-      <w:rPr>
-        <w:rFonts w:ascii="Wingdings" w:hAnsi="Wingdings" w:hint="default"/>
-        <w:sz w:val="20"/>
-      </w:rPr>
-    </w:lvl>
-  </w:abstractNum>
-  <w:abstractNum w:abstractNumId="40" w15:restartNumberingAfterBreak="0">
-    <w:nsid w:val="685D0A4C"/>
-    <w:multiLevelType w:val="hybridMultilevel"/>
-    <w:tmpl w:val="D3F6FB64"/>
-    <w:lvl w:ilvl="0" w:tplc="1A4AFFF4">
-      <w:start w:val="1"/>
-      <w:numFmt w:val="decimal"/>
-      <w:lvlText w:val="%1."/>
-      <w:lvlJc w:val="left"/>
-      <w:pPr>
-        <w:ind w:left="360" w:hanging="360"/>
-      </w:pPr>
-      <w:rPr>
-        <w:rFonts w:hint="default"/>
-      </w:rPr>
-    </w:lvl>
-    <w:lvl w:ilvl="1" w:tplc="04090019" w:tentative="1">
-      <w:start w:val="1"/>
-      <w:numFmt w:val="ideographTraditional"/>
-      <w:lvlText w:val="%2、"/>
-      <w:lvlJc w:val="left"/>
-      <w:pPr>
-        <w:ind w:left="960" w:hanging="480"/>
-      </w:pPr>
-    </w:lvl>
-    <w:lvl w:ilvl="2" w:tplc="0409001B" w:tentative="1">
-      <w:start w:val="1"/>
-      <w:numFmt w:val="lowerRoman"/>
-      <w:lvlText w:val="%3."/>
-      <w:lvlJc w:val="right"/>
-      <w:pPr>
-        <w:ind w:left="1440" w:hanging="480"/>
-      </w:pPr>
-    </w:lvl>
-    <w:lvl w:ilvl="3" w:tplc="0409000F" w:tentative="1">
-      <w:start w:val="1"/>
-      <w:numFmt w:val="decimal"/>
-      <w:lvlText w:val="%4."/>
-      <w:lvlJc w:val="left"/>
-      <w:pPr>
-        <w:ind w:left="1920" w:hanging="480"/>
-      </w:pPr>
-    </w:lvl>
-    <w:lvl w:ilvl="4" w:tplc="04090019" w:tentative="1">
-      <w:start w:val="1"/>
-      <w:numFmt w:val="ideographTraditional"/>
-      <w:lvlText w:val="%5、"/>
-      <w:lvlJc w:val="left"/>
-      <w:pPr>
-        <w:ind w:left="2400" w:hanging="480"/>
-      </w:pPr>
-    </w:lvl>
-    <w:lvl w:ilvl="5" w:tplc="0409001B" w:tentative="1">
-      <w:start w:val="1"/>
-      <w:numFmt w:val="lowerRoman"/>
-      <w:lvlText w:val="%6."/>
-      <w:lvlJc w:val="right"/>
-      <w:pPr>
-        <w:ind w:left="2880" w:hanging="480"/>
-      </w:pPr>
-    </w:lvl>
-    <w:lvl w:ilvl="6" w:tplc="0409000F" w:tentative="1">
-      <w:start w:val="1"/>
-      <w:numFmt w:val="decimal"/>
-      <w:lvlText w:val="%7."/>
-      <w:lvlJc w:val="left"/>
-      <w:pPr>
-        <w:ind w:left="3360" w:hanging="480"/>
-      </w:pPr>
-    </w:lvl>
-    <w:lvl w:ilvl="7" w:tplc="04090019" w:tentative="1">
-      <w:start w:val="1"/>
-      <w:numFmt w:val="ideographTraditional"/>
-      <w:lvlText w:val="%8、"/>
-      <w:lvlJc w:val="left"/>
-      <w:pPr>
-        <w:ind w:left="3840" w:hanging="480"/>
-      </w:pPr>
-    </w:lvl>
-    <w:lvl w:ilvl="8" w:tplc="0409001B" w:tentative="1">
-      <w:start w:val="1"/>
-      <w:numFmt w:val="lowerRoman"/>
-      <w:lvlText w:val="%9."/>
-      <w:lvlJc w:val="right"/>
-      <w:pPr>
-        <w:ind w:left="4320" w:hanging="480"/>
-      </w:pPr>
-    </w:lvl>
-  </w:abstractNum>
-  <w:abstractNum w:abstractNumId="41" w15:restartNumberingAfterBreak="0">
-    <w:nsid w:val="697E544C"/>
-    <w:multiLevelType w:val="multilevel"/>
-    <w:tmpl w:val="73E217D2"/>
-    <w:lvl w:ilvl="0">
-      <w:start w:val="1"/>
-      <w:numFmt w:val="bullet"/>
-      <w:lvlText w:val=""/>
-      <w:lvlJc w:val="left"/>
-      <w:pPr>
-        <w:tabs>
-          <w:tab w:val="num" w:pos="720"/>
-        </w:tabs>
-        <w:ind w:left="720" w:hanging="360"/>
-      </w:pPr>
-      <w:rPr>
-        <w:rFonts w:ascii="Symbol" w:hAnsi="Symbol" w:hint="default"/>
-        <w:sz w:val="20"/>
-      </w:rPr>
-    </w:lvl>
-    <w:lvl w:ilvl="1" w:tentative="1">
-      <w:start w:val="1"/>
-      <w:numFmt w:val="bullet"/>
-      <w:lvlText w:val="o"/>
-      <w:lvlJc w:val="left"/>
-      <w:pPr>
-        <w:tabs>
-          <w:tab w:val="num" w:pos="1440"/>
-        </w:tabs>
-        <w:ind w:left="1440" w:hanging="360"/>
-      </w:pPr>
-      <w:rPr>
-        <w:rFonts w:ascii="Courier New" w:hAnsi="Courier New" w:hint="default"/>
-        <w:sz w:val="20"/>
-      </w:rPr>
-    </w:lvl>
-    <w:lvl w:ilvl="2" w:tentative="1">
-      <w:start w:val="1"/>
-      <w:numFmt w:val="bullet"/>
-      <w:lvlText w:val=""/>
-      <w:lvlJc w:val="left"/>
-      <w:pPr>
-        <w:tabs>
-          <w:tab w:val="num" w:pos="2160"/>
-        </w:tabs>
-        <w:ind w:left="2160" w:hanging="360"/>
-      </w:pPr>
-      <w:rPr>
-        <w:rFonts w:ascii="Wingdings" w:hAnsi="Wingdings" w:hint="default"/>
-        <w:sz w:val="20"/>
-      </w:rPr>
-    </w:lvl>
-    <w:lvl w:ilvl="3" w:tentative="1">
-      <w:start w:val="1"/>
-      <w:numFmt w:val="bullet"/>
-      <w:lvlText w:val=""/>
-      <w:lvlJc w:val="left"/>
-      <w:pPr>
-        <w:tabs>
-          <w:tab w:val="num" w:pos="2880"/>
-        </w:tabs>
-        <w:ind w:left="2880" w:hanging="360"/>
-      </w:pPr>
-      <w:rPr>
-        <w:rFonts w:ascii="Wingdings" w:hAnsi="Wingdings" w:hint="default"/>
-        <w:sz w:val="20"/>
-      </w:rPr>
-    </w:lvl>
-    <w:lvl w:ilvl="4" w:tentative="1">
-      <w:start w:val="1"/>
-      <w:numFmt w:val="bullet"/>
-      <w:lvlText w:val=""/>
-      <w:lvlJc w:val="left"/>
-      <w:pPr>
-        <w:tabs>
-          <w:tab w:val="num" w:pos="3600"/>
-        </w:tabs>
-        <w:ind w:left="3600" w:hanging="360"/>
-      </w:pPr>
-      <w:rPr>
-        <w:rFonts w:ascii="Wingdings" w:hAnsi="Wingdings" w:hint="default"/>
-        <w:sz w:val="20"/>
-      </w:rPr>
-    </w:lvl>
-    <w:lvl w:ilvl="5" w:tentative="1">
-      <w:start w:val="1"/>
-      <w:numFmt w:val="bullet"/>
-      <w:lvlText w:val=""/>
-      <w:lvlJc w:val="left"/>
-      <w:pPr>
-        <w:tabs>
-          <w:tab w:val="num" w:pos="4320"/>
-        </w:tabs>
-        <w:ind w:left="4320" w:hanging="360"/>
-      </w:pPr>
-      <w:rPr>
-        <w:rFonts w:ascii="Wingdings" w:hAnsi="Wingdings" w:hint="default"/>
-        <w:sz w:val="20"/>
-      </w:rPr>
-    </w:lvl>
-    <w:lvl w:ilvl="6" w:tentative="1">
-      <w:start w:val="1"/>
-      <w:numFmt w:val="bullet"/>
-      <w:lvlText w:val=""/>
-      <w:lvlJc w:val="left"/>
-      <w:pPr>
-        <w:tabs>
-          <w:tab w:val="num" w:pos="5040"/>
-        </w:tabs>
-        <w:ind w:left="5040" w:hanging="360"/>
-      </w:pPr>
-      <w:rPr>
-        <w:rFonts w:ascii="Wingdings" w:hAnsi="Wingdings" w:hint="default"/>
-        <w:sz w:val="20"/>
-      </w:rPr>
-    </w:lvl>
-    <w:lvl w:ilvl="7" w:tentative="1">
-      <w:start w:val="1"/>
-      <w:numFmt w:val="bullet"/>
-      <w:lvlText w:val=""/>
-      <w:lvlJc w:val="left"/>
-      <w:pPr>
-        <w:tabs>
-          <w:tab w:val="num" w:pos="5760"/>
-        </w:tabs>
-        <w:ind w:left="5760" w:hanging="360"/>
-      </w:pPr>
-      <w:rPr>
-        <w:rFonts w:ascii="Wingdings" w:hAnsi="Wingdings" w:hint="default"/>
-        <w:sz w:val="20"/>
-      </w:rPr>
-    </w:lvl>
-    <w:lvl w:ilvl="8" w:tentative="1">
-      <w:start w:val="1"/>
-      <w:numFmt w:val="bullet"/>
-      <w:lvlText w:val=""/>
-      <w:lvlJc w:val="left"/>
-      <w:pPr>
-        <w:tabs>
-          <w:tab w:val="num" w:pos="6480"/>
-        </w:tabs>
-        <w:ind w:left="6480" w:hanging="360"/>
-      </w:pPr>
-      <w:rPr>
-        <w:rFonts w:ascii="Wingdings" w:hAnsi="Wingdings" w:hint="default"/>
-        <w:sz w:val="20"/>
-      </w:rPr>
-    </w:lvl>
-  </w:abstractNum>
-  <w:abstractNum w:abstractNumId="42" w15:restartNumberingAfterBreak="0">
-    <w:nsid w:val="6C7D52A5"/>
-    <w:multiLevelType w:val="hybridMultilevel"/>
-    <w:tmpl w:val="82FEE878"/>
-    <w:lvl w:ilvl="0" w:tplc="04090001">
-      <w:start w:val="1"/>
-      <w:numFmt w:val="bullet"/>
-      <w:lvlText w:val=""/>
-      <w:lvlJc w:val="left"/>
-      <w:pPr>
-        <w:ind w:left="480" w:hanging="480"/>
-      </w:pPr>
-      <w:rPr>
-        <w:rFonts w:ascii="Wingdings" w:hAnsi="Wingdings" w:hint="default"/>
-      </w:rPr>
-    </w:lvl>
-    <w:lvl w:ilvl="1" w:tplc="04090003" w:tentative="1">
-      <w:start w:val="1"/>
-      <w:numFmt w:val="bullet"/>
-      <w:lvlText w:val=""/>
-      <w:lvlJc w:val="left"/>
-      <w:pPr>
-        <w:ind w:left="960" w:hanging="480"/>
-      </w:pPr>
-      <w:rPr>
-        <w:rFonts w:ascii="Wingdings" w:hAnsi="Wingdings" w:hint="default"/>
-      </w:rPr>
-    </w:lvl>
-    <w:lvl w:ilvl="2" w:tplc="04090005" w:tentative="1">
-      <w:start w:val="1"/>
-      <w:numFmt w:val="bullet"/>
-      <w:lvlText w:val=""/>
-      <w:lvlJc w:val="left"/>
-      <w:pPr>
-        <w:ind w:left="1440" w:hanging="480"/>
-      </w:pPr>
-      <w:rPr>
-        <w:rFonts w:ascii="Wingdings" w:hAnsi="Wingdings" w:hint="default"/>
-      </w:rPr>
-    </w:lvl>
-    <w:lvl w:ilvl="3" w:tplc="04090001" w:tentative="1">
-      <w:start w:val="1"/>
-      <w:numFmt w:val="bullet"/>
-      <w:lvlText w:val=""/>
-      <w:lvlJc w:val="left"/>
-      <w:pPr>
-        <w:ind w:left="1920" w:hanging="480"/>
-      </w:pPr>
-      <w:rPr>
-        <w:rFonts w:ascii="Wingdings" w:hAnsi="Wingdings" w:hint="default"/>
-      </w:rPr>
-    </w:lvl>
-    <w:lvl w:ilvl="4" w:tplc="04090003" w:tentative="1">
-      <w:start w:val="1"/>
-      <w:numFmt w:val="bullet"/>
-      <w:lvlText w:val=""/>
-      <w:lvlJc w:val="left"/>
-      <w:pPr>
-        <w:ind w:left="2400" w:hanging="480"/>
-      </w:pPr>
-      <w:rPr>
-        <w:rFonts w:ascii="Wingdings" w:hAnsi="Wingdings" w:hint="default"/>
-      </w:rPr>
-    </w:lvl>
-    <w:lvl w:ilvl="5" w:tplc="04090005" w:tentative="1">
-      <w:start w:val="1"/>
-      <w:numFmt w:val="bullet"/>
-      <w:lvlText w:val=""/>
-      <w:lvlJc w:val="left"/>
-      <w:pPr>
-        <w:ind w:left="2880" w:hanging="480"/>
-      </w:pPr>
-      <w:rPr>
-        <w:rFonts w:ascii="Wingdings" w:hAnsi="Wingdings" w:hint="default"/>
-      </w:rPr>
-    </w:lvl>
-    <w:lvl w:ilvl="6" w:tplc="04090001" w:tentative="1">
-      <w:start w:val="1"/>
-      <w:numFmt w:val="bullet"/>
-      <w:lvlText w:val=""/>
-      <w:lvlJc w:val="left"/>
-      <w:pPr>
-        <w:ind w:left="3360" w:hanging="480"/>
-      </w:pPr>
-      <w:rPr>
-        <w:rFonts w:ascii="Wingdings" w:hAnsi="Wingdings" w:hint="default"/>
-      </w:rPr>
-    </w:lvl>
-    <w:lvl w:ilvl="7" w:tplc="04090003" w:tentative="1">
-      <w:start w:val="1"/>
-      <w:numFmt w:val="bullet"/>
-      <w:lvlText w:val=""/>
-      <w:lvlJc w:val="left"/>
-      <w:pPr>
-        <w:ind w:left="3840" w:hanging="480"/>
-      </w:pPr>
-      <w:rPr>
-        <w:rFonts w:ascii="Wingdings" w:hAnsi="Wingdings" w:hint="default"/>
-      </w:rPr>
-    </w:lvl>
-    <w:lvl w:ilvl="8" w:tplc="04090005" w:tentative="1">
-      <w:start w:val="1"/>
-      <w:numFmt w:val="bullet"/>
-      <w:lvlText w:val=""/>
-      <w:lvlJc w:val="left"/>
-      <w:pPr>
-        <w:ind w:left="4320" w:hanging="480"/>
-      </w:pPr>
-      <w:rPr>
-        <w:rFonts w:ascii="Wingdings" w:hAnsi="Wingdings" w:hint="default"/>
-      </w:rPr>
-    </w:lvl>
-  </w:abstractNum>
-  <w:abstractNum w:abstractNumId="43" w15:restartNumberingAfterBreak="0">
     <w:nsid w:val="756B5A74"/>
     <w:multiLevelType w:val="multilevel"/>
     <w:tmpl w:val="B7B2C294"/>
@@ -29563,675 +27422,73 @@
       </w:pPr>
     </w:lvl>
   </w:abstractNum>
-  <w:abstractNum w:abstractNumId="44" w15:restartNumberingAfterBreak="0">
-    <w:nsid w:val="786F1662"/>
-    <w:multiLevelType w:val="multilevel"/>
-    <w:tmpl w:val="A380007C"/>
-    <w:lvl w:ilvl="0">
-      <w:start w:val="1"/>
-      <w:numFmt w:val="decimal"/>
-      <w:lvlText w:val="%1."/>
-      <w:lvlJc w:val="left"/>
-      <w:pPr>
-        <w:tabs>
-          <w:tab w:val="num" w:pos="720"/>
-        </w:tabs>
-        <w:ind w:left="720" w:hanging="360"/>
-      </w:pPr>
-    </w:lvl>
-    <w:lvl w:ilvl="1" w:tentative="1">
-      <w:start w:val="1"/>
-      <w:numFmt w:val="decimal"/>
-      <w:lvlText w:val="%2."/>
-      <w:lvlJc w:val="left"/>
-      <w:pPr>
-        <w:tabs>
-          <w:tab w:val="num" w:pos="1440"/>
-        </w:tabs>
-        <w:ind w:left="1440" w:hanging="360"/>
-      </w:pPr>
-    </w:lvl>
-    <w:lvl w:ilvl="2" w:tentative="1">
-      <w:start w:val="1"/>
-      <w:numFmt w:val="decimal"/>
-      <w:lvlText w:val="%3."/>
-      <w:lvlJc w:val="left"/>
-      <w:pPr>
-        <w:tabs>
-          <w:tab w:val="num" w:pos="2160"/>
-        </w:tabs>
-        <w:ind w:left="2160" w:hanging="360"/>
-      </w:pPr>
-    </w:lvl>
-    <w:lvl w:ilvl="3" w:tentative="1">
-      <w:start w:val="1"/>
-      <w:numFmt w:val="decimal"/>
-      <w:lvlText w:val="%4."/>
-      <w:lvlJc w:val="left"/>
-      <w:pPr>
-        <w:tabs>
-          <w:tab w:val="num" w:pos="2880"/>
-        </w:tabs>
-        <w:ind w:left="2880" w:hanging="360"/>
-      </w:pPr>
-    </w:lvl>
-    <w:lvl w:ilvl="4" w:tentative="1">
-      <w:start w:val="1"/>
-      <w:numFmt w:val="decimal"/>
-      <w:lvlText w:val="%5."/>
-      <w:lvlJc w:val="left"/>
-      <w:pPr>
-        <w:tabs>
-          <w:tab w:val="num" w:pos="3600"/>
-        </w:tabs>
-        <w:ind w:left="3600" w:hanging="360"/>
-      </w:pPr>
-    </w:lvl>
-    <w:lvl w:ilvl="5" w:tentative="1">
-      <w:start w:val="1"/>
-      <w:numFmt w:val="decimal"/>
-      <w:lvlText w:val="%6."/>
-      <w:lvlJc w:val="left"/>
-      <w:pPr>
-        <w:tabs>
-          <w:tab w:val="num" w:pos="4320"/>
-        </w:tabs>
-        <w:ind w:left="4320" w:hanging="360"/>
-      </w:pPr>
-    </w:lvl>
-    <w:lvl w:ilvl="6" w:tentative="1">
-      <w:start w:val="1"/>
-      <w:numFmt w:val="decimal"/>
-      <w:lvlText w:val="%7."/>
-      <w:lvlJc w:val="left"/>
-      <w:pPr>
-        <w:tabs>
-          <w:tab w:val="num" w:pos="5040"/>
-        </w:tabs>
-        <w:ind w:left="5040" w:hanging="360"/>
-      </w:pPr>
-    </w:lvl>
-    <w:lvl w:ilvl="7" w:tentative="1">
-      <w:start w:val="1"/>
-      <w:numFmt w:val="decimal"/>
-      <w:lvlText w:val="%8."/>
-      <w:lvlJc w:val="left"/>
-      <w:pPr>
-        <w:tabs>
-          <w:tab w:val="num" w:pos="5760"/>
-        </w:tabs>
-        <w:ind w:left="5760" w:hanging="360"/>
-      </w:pPr>
-    </w:lvl>
-    <w:lvl w:ilvl="8" w:tentative="1">
-      <w:start w:val="1"/>
-      <w:numFmt w:val="decimal"/>
-      <w:lvlText w:val="%9."/>
-      <w:lvlJc w:val="left"/>
-      <w:pPr>
-        <w:tabs>
-          <w:tab w:val="num" w:pos="6480"/>
-        </w:tabs>
-        <w:ind w:left="6480" w:hanging="360"/>
-      </w:pPr>
-    </w:lvl>
-  </w:abstractNum>
-  <w:abstractNum w:abstractNumId="45" w15:restartNumberingAfterBreak="0">
-    <w:nsid w:val="7989437D"/>
-    <w:multiLevelType w:val="hybridMultilevel"/>
-    <w:tmpl w:val="B310145A"/>
-    <w:lvl w:ilvl="0" w:tplc="04090001">
-      <w:start w:val="1"/>
-      <w:numFmt w:val="bullet"/>
-      <w:lvlText w:val=""/>
-      <w:lvlJc w:val="left"/>
-      <w:pPr>
-        <w:ind w:left="480" w:hanging="480"/>
-      </w:pPr>
-      <w:rPr>
-        <w:rFonts w:ascii="Wingdings" w:hAnsi="Wingdings" w:hint="default"/>
-      </w:rPr>
-    </w:lvl>
-    <w:lvl w:ilvl="1" w:tplc="04090003" w:tentative="1">
-      <w:start w:val="1"/>
-      <w:numFmt w:val="bullet"/>
-      <w:lvlText w:val=""/>
-      <w:lvlJc w:val="left"/>
-      <w:pPr>
-        <w:ind w:left="960" w:hanging="480"/>
-      </w:pPr>
-      <w:rPr>
-        <w:rFonts w:ascii="Wingdings" w:hAnsi="Wingdings" w:hint="default"/>
-      </w:rPr>
-    </w:lvl>
-    <w:lvl w:ilvl="2" w:tplc="04090005" w:tentative="1">
-      <w:start w:val="1"/>
-      <w:numFmt w:val="bullet"/>
-      <w:lvlText w:val=""/>
-      <w:lvlJc w:val="left"/>
-      <w:pPr>
-        <w:ind w:left="1440" w:hanging="480"/>
-      </w:pPr>
-      <w:rPr>
-        <w:rFonts w:ascii="Wingdings" w:hAnsi="Wingdings" w:hint="default"/>
-      </w:rPr>
-    </w:lvl>
-    <w:lvl w:ilvl="3" w:tplc="04090001" w:tentative="1">
-      <w:start w:val="1"/>
-      <w:numFmt w:val="bullet"/>
-      <w:lvlText w:val=""/>
-      <w:lvlJc w:val="left"/>
-      <w:pPr>
-        <w:ind w:left="1920" w:hanging="480"/>
-      </w:pPr>
-      <w:rPr>
-        <w:rFonts w:ascii="Wingdings" w:hAnsi="Wingdings" w:hint="default"/>
-      </w:rPr>
-    </w:lvl>
-    <w:lvl w:ilvl="4" w:tplc="04090003" w:tentative="1">
-      <w:start w:val="1"/>
-      <w:numFmt w:val="bullet"/>
-      <w:lvlText w:val=""/>
-      <w:lvlJc w:val="left"/>
-      <w:pPr>
-        <w:ind w:left="2400" w:hanging="480"/>
-      </w:pPr>
-      <w:rPr>
-        <w:rFonts w:ascii="Wingdings" w:hAnsi="Wingdings" w:hint="default"/>
-      </w:rPr>
-    </w:lvl>
-    <w:lvl w:ilvl="5" w:tplc="04090005" w:tentative="1">
-      <w:start w:val="1"/>
-      <w:numFmt w:val="bullet"/>
-      <w:lvlText w:val=""/>
-      <w:lvlJc w:val="left"/>
-      <w:pPr>
-        <w:ind w:left="2880" w:hanging="480"/>
-      </w:pPr>
-      <w:rPr>
-        <w:rFonts w:ascii="Wingdings" w:hAnsi="Wingdings" w:hint="default"/>
-      </w:rPr>
-    </w:lvl>
-    <w:lvl w:ilvl="6" w:tplc="04090001" w:tentative="1">
-      <w:start w:val="1"/>
-      <w:numFmt w:val="bullet"/>
-      <w:lvlText w:val=""/>
-      <w:lvlJc w:val="left"/>
-      <w:pPr>
-        <w:ind w:left="3360" w:hanging="480"/>
-      </w:pPr>
-      <w:rPr>
-        <w:rFonts w:ascii="Wingdings" w:hAnsi="Wingdings" w:hint="default"/>
-      </w:rPr>
-    </w:lvl>
-    <w:lvl w:ilvl="7" w:tplc="04090003" w:tentative="1">
-      <w:start w:val="1"/>
-      <w:numFmt w:val="bullet"/>
-      <w:lvlText w:val=""/>
-      <w:lvlJc w:val="left"/>
-      <w:pPr>
-        <w:ind w:left="3840" w:hanging="480"/>
-      </w:pPr>
-      <w:rPr>
-        <w:rFonts w:ascii="Wingdings" w:hAnsi="Wingdings" w:hint="default"/>
-      </w:rPr>
-    </w:lvl>
-    <w:lvl w:ilvl="8" w:tplc="04090005" w:tentative="1">
-      <w:start w:val="1"/>
-      <w:numFmt w:val="bullet"/>
-      <w:lvlText w:val=""/>
-      <w:lvlJc w:val="left"/>
-      <w:pPr>
-        <w:ind w:left="4320" w:hanging="480"/>
-      </w:pPr>
-      <w:rPr>
-        <w:rFonts w:ascii="Wingdings" w:hAnsi="Wingdings" w:hint="default"/>
-      </w:rPr>
-    </w:lvl>
-  </w:abstractNum>
-  <w:abstractNum w:abstractNumId="46" w15:restartNumberingAfterBreak="0">
-    <w:nsid w:val="7DF27DB9"/>
-    <w:multiLevelType w:val="multilevel"/>
-    <w:tmpl w:val="0722E708"/>
-    <w:lvl w:ilvl="0">
-      <w:start w:val="1"/>
-      <w:numFmt w:val="bullet"/>
-      <w:lvlText w:val=""/>
-      <w:lvlJc w:val="left"/>
-      <w:pPr>
-        <w:tabs>
-          <w:tab w:val="num" w:pos="720"/>
-        </w:tabs>
-        <w:ind w:left="720" w:hanging="360"/>
-      </w:pPr>
-      <w:rPr>
-        <w:rFonts w:ascii="Symbol" w:hAnsi="Symbol" w:hint="default"/>
-        <w:sz w:val="20"/>
-      </w:rPr>
-    </w:lvl>
-    <w:lvl w:ilvl="1" w:tentative="1">
-      <w:start w:val="1"/>
-      <w:numFmt w:val="bullet"/>
-      <w:lvlText w:val="o"/>
-      <w:lvlJc w:val="left"/>
-      <w:pPr>
-        <w:tabs>
-          <w:tab w:val="num" w:pos="1440"/>
-        </w:tabs>
-        <w:ind w:left="1440" w:hanging="360"/>
-      </w:pPr>
-      <w:rPr>
-        <w:rFonts w:ascii="Courier New" w:hAnsi="Courier New" w:hint="default"/>
-        <w:sz w:val="20"/>
-      </w:rPr>
-    </w:lvl>
-    <w:lvl w:ilvl="2" w:tentative="1">
-      <w:start w:val="1"/>
-      <w:numFmt w:val="bullet"/>
-      <w:lvlText w:val=""/>
-      <w:lvlJc w:val="left"/>
-      <w:pPr>
-        <w:tabs>
-          <w:tab w:val="num" w:pos="2160"/>
-        </w:tabs>
-        <w:ind w:left="2160" w:hanging="360"/>
-      </w:pPr>
-      <w:rPr>
-        <w:rFonts w:ascii="Wingdings" w:hAnsi="Wingdings" w:hint="default"/>
-        <w:sz w:val="20"/>
-      </w:rPr>
-    </w:lvl>
-    <w:lvl w:ilvl="3" w:tentative="1">
-      <w:start w:val="1"/>
-      <w:numFmt w:val="bullet"/>
-      <w:lvlText w:val=""/>
-      <w:lvlJc w:val="left"/>
-      <w:pPr>
-        <w:tabs>
-          <w:tab w:val="num" w:pos="2880"/>
-        </w:tabs>
-        <w:ind w:left="2880" w:hanging="360"/>
-      </w:pPr>
-      <w:rPr>
-        <w:rFonts w:ascii="Wingdings" w:hAnsi="Wingdings" w:hint="default"/>
-        <w:sz w:val="20"/>
-      </w:rPr>
-    </w:lvl>
-    <w:lvl w:ilvl="4" w:tentative="1">
-      <w:start w:val="1"/>
-      <w:numFmt w:val="bullet"/>
-      <w:lvlText w:val=""/>
-      <w:lvlJc w:val="left"/>
-      <w:pPr>
-        <w:tabs>
-          <w:tab w:val="num" w:pos="3600"/>
-        </w:tabs>
-        <w:ind w:left="3600" w:hanging="360"/>
-      </w:pPr>
-      <w:rPr>
-        <w:rFonts w:ascii="Wingdings" w:hAnsi="Wingdings" w:hint="default"/>
-        <w:sz w:val="20"/>
-      </w:rPr>
-    </w:lvl>
-    <w:lvl w:ilvl="5" w:tentative="1">
-      <w:start w:val="1"/>
-      <w:numFmt w:val="bullet"/>
-      <w:lvlText w:val=""/>
-      <w:lvlJc w:val="left"/>
-      <w:pPr>
-        <w:tabs>
-          <w:tab w:val="num" w:pos="4320"/>
-        </w:tabs>
-        <w:ind w:left="4320" w:hanging="360"/>
-      </w:pPr>
-      <w:rPr>
-        <w:rFonts w:ascii="Wingdings" w:hAnsi="Wingdings" w:hint="default"/>
-        <w:sz w:val="20"/>
-      </w:rPr>
-    </w:lvl>
-    <w:lvl w:ilvl="6" w:tentative="1">
-      <w:start w:val="1"/>
-      <w:numFmt w:val="bullet"/>
-      <w:lvlText w:val=""/>
-      <w:lvlJc w:val="left"/>
-      <w:pPr>
-        <w:tabs>
-          <w:tab w:val="num" w:pos="5040"/>
-        </w:tabs>
-        <w:ind w:left="5040" w:hanging="360"/>
-      </w:pPr>
-      <w:rPr>
-        <w:rFonts w:ascii="Wingdings" w:hAnsi="Wingdings" w:hint="default"/>
-        <w:sz w:val="20"/>
-      </w:rPr>
-    </w:lvl>
-    <w:lvl w:ilvl="7" w:tentative="1">
-      <w:start w:val="1"/>
-      <w:numFmt w:val="bullet"/>
-      <w:lvlText w:val=""/>
-      <w:lvlJc w:val="left"/>
-      <w:pPr>
-        <w:tabs>
-          <w:tab w:val="num" w:pos="5760"/>
-        </w:tabs>
-        <w:ind w:left="5760" w:hanging="360"/>
-      </w:pPr>
-      <w:rPr>
-        <w:rFonts w:ascii="Wingdings" w:hAnsi="Wingdings" w:hint="default"/>
-        <w:sz w:val="20"/>
-      </w:rPr>
-    </w:lvl>
-    <w:lvl w:ilvl="8" w:tentative="1">
-      <w:start w:val="1"/>
-      <w:numFmt w:val="bullet"/>
-      <w:lvlText w:val=""/>
-      <w:lvlJc w:val="left"/>
-      <w:pPr>
-        <w:tabs>
-          <w:tab w:val="num" w:pos="6480"/>
-        </w:tabs>
-        <w:ind w:left="6480" w:hanging="360"/>
-      </w:pPr>
-      <w:rPr>
-        <w:rFonts w:ascii="Wingdings" w:hAnsi="Wingdings" w:hint="default"/>
-        <w:sz w:val="20"/>
-      </w:rPr>
-    </w:lvl>
-  </w:abstractNum>
-  <w:abstractNum w:abstractNumId="47" w15:restartNumberingAfterBreak="0">
-    <w:nsid w:val="7F9B2F45"/>
-    <w:multiLevelType w:val="multilevel"/>
-    <w:tmpl w:val="53CAD3C0"/>
-    <w:lvl w:ilvl="0">
-      <w:start w:val="1"/>
-      <w:numFmt w:val="bullet"/>
-      <w:lvlText w:val=""/>
-      <w:lvlJc w:val="left"/>
-      <w:pPr>
-        <w:tabs>
-          <w:tab w:val="num" w:pos="720"/>
-        </w:tabs>
-        <w:ind w:left="720" w:hanging="360"/>
-      </w:pPr>
-      <w:rPr>
-        <w:rFonts w:ascii="Symbol" w:hAnsi="Symbol" w:hint="default"/>
-        <w:sz w:val="20"/>
-      </w:rPr>
-    </w:lvl>
-    <w:lvl w:ilvl="1" w:tentative="1">
-      <w:start w:val="1"/>
-      <w:numFmt w:val="bullet"/>
-      <w:lvlText w:val="o"/>
-      <w:lvlJc w:val="left"/>
-      <w:pPr>
-        <w:tabs>
-          <w:tab w:val="num" w:pos="1440"/>
-        </w:tabs>
-        <w:ind w:left="1440" w:hanging="360"/>
-      </w:pPr>
-      <w:rPr>
-        <w:rFonts w:ascii="Courier New" w:hAnsi="Courier New" w:hint="default"/>
-        <w:sz w:val="20"/>
-      </w:rPr>
-    </w:lvl>
-    <w:lvl w:ilvl="2" w:tentative="1">
-      <w:start w:val="1"/>
-      <w:numFmt w:val="bullet"/>
-      <w:lvlText w:val=""/>
-      <w:lvlJc w:val="left"/>
-      <w:pPr>
-        <w:tabs>
-          <w:tab w:val="num" w:pos="2160"/>
-        </w:tabs>
-        <w:ind w:left="2160" w:hanging="360"/>
-      </w:pPr>
-      <w:rPr>
-        <w:rFonts w:ascii="Wingdings" w:hAnsi="Wingdings" w:hint="default"/>
-        <w:sz w:val="20"/>
-      </w:rPr>
-    </w:lvl>
-    <w:lvl w:ilvl="3" w:tentative="1">
-      <w:start w:val="1"/>
-      <w:numFmt w:val="bullet"/>
-      <w:lvlText w:val=""/>
-      <w:lvlJc w:val="left"/>
-      <w:pPr>
-        <w:tabs>
-          <w:tab w:val="num" w:pos="2880"/>
-        </w:tabs>
-        <w:ind w:left="2880" w:hanging="360"/>
-      </w:pPr>
-      <w:rPr>
-        <w:rFonts w:ascii="Wingdings" w:hAnsi="Wingdings" w:hint="default"/>
-        <w:sz w:val="20"/>
-      </w:rPr>
-    </w:lvl>
-    <w:lvl w:ilvl="4" w:tentative="1">
-      <w:start w:val="1"/>
-      <w:numFmt w:val="bullet"/>
-      <w:lvlText w:val=""/>
-      <w:lvlJc w:val="left"/>
-      <w:pPr>
-        <w:tabs>
-          <w:tab w:val="num" w:pos="3600"/>
-        </w:tabs>
-        <w:ind w:left="3600" w:hanging="360"/>
-      </w:pPr>
-      <w:rPr>
-        <w:rFonts w:ascii="Wingdings" w:hAnsi="Wingdings" w:hint="default"/>
-        <w:sz w:val="20"/>
-      </w:rPr>
-    </w:lvl>
-    <w:lvl w:ilvl="5" w:tentative="1">
-      <w:start w:val="1"/>
-      <w:numFmt w:val="bullet"/>
-      <w:lvlText w:val=""/>
-      <w:lvlJc w:val="left"/>
-      <w:pPr>
-        <w:tabs>
-          <w:tab w:val="num" w:pos="4320"/>
-        </w:tabs>
-        <w:ind w:left="4320" w:hanging="360"/>
-      </w:pPr>
-      <w:rPr>
-        <w:rFonts w:ascii="Wingdings" w:hAnsi="Wingdings" w:hint="default"/>
-        <w:sz w:val="20"/>
-      </w:rPr>
-    </w:lvl>
-    <w:lvl w:ilvl="6" w:tentative="1">
-      <w:start w:val="1"/>
-      <w:numFmt w:val="bullet"/>
-      <w:lvlText w:val=""/>
-      <w:lvlJc w:val="left"/>
-      <w:pPr>
-        <w:tabs>
-          <w:tab w:val="num" w:pos="5040"/>
-        </w:tabs>
-        <w:ind w:left="5040" w:hanging="360"/>
-      </w:pPr>
-      <w:rPr>
-        <w:rFonts w:ascii="Wingdings" w:hAnsi="Wingdings" w:hint="default"/>
-        <w:sz w:val="20"/>
-      </w:rPr>
-    </w:lvl>
-    <w:lvl w:ilvl="7" w:tentative="1">
-      <w:start w:val="1"/>
-      <w:numFmt w:val="bullet"/>
-      <w:lvlText w:val=""/>
-      <w:lvlJc w:val="left"/>
-      <w:pPr>
-        <w:tabs>
-          <w:tab w:val="num" w:pos="5760"/>
-        </w:tabs>
-        <w:ind w:left="5760" w:hanging="360"/>
-      </w:pPr>
-      <w:rPr>
-        <w:rFonts w:ascii="Wingdings" w:hAnsi="Wingdings" w:hint="default"/>
-        <w:sz w:val="20"/>
-      </w:rPr>
-    </w:lvl>
-    <w:lvl w:ilvl="8" w:tentative="1">
-      <w:start w:val="1"/>
-      <w:numFmt w:val="bullet"/>
-      <w:lvlText w:val=""/>
-      <w:lvlJc w:val="left"/>
-      <w:pPr>
-        <w:tabs>
-          <w:tab w:val="num" w:pos="6480"/>
-        </w:tabs>
-        <w:ind w:left="6480" w:hanging="360"/>
-      </w:pPr>
-      <w:rPr>
-        <w:rFonts w:ascii="Wingdings" w:hAnsi="Wingdings" w:hint="default"/>
-        <w:sz w:val="20"/>
-      </w:rPr>
-    </w:lvl>
-  </w:abstractNum>
   <w:num w:numId="1" w16cid:durableId="1736784040">
-    <w:abstractNumId w:val="25"/>
+    <w:abstractNumId w:val="13"/>
   </w:num>
   <w:num w:numId="2" w16cid:durableId="611745106">
+    <w:abstractNumId w:val="4"/>
+  </w:num>
+  <w:num w:numId="3" w16cid:durableId="913441275">
+    <w:abstractNumId w:val="11"/>
+  </w:num>
+  <w:num w:numId="4" w16cid:durableId="2010792120">
+    <w:abstractNumId w:val="2"/>
+  </w:num>
+  <w:num w:numId="5" w16cid:durableId="1491753444">
+    <w:abstractNumId w:val="16"/>
+  </w:num>
+  <w:num w:numId="6" w16cid:durableId="1580749092">
+    <w:abstractNumId w:val="1"/>
+  </w:num>
+  <w:num w:numId="7" w16cid:durableId="31348372">
+    <w:abstractNumId w:val="12"/>
+  </w:num>
+  <w:num w:numId="8" w16cid:durableId="857279920">
+    <w:abstractNumId w:val="7"/>
+  </w:num>
+  <w:num w:numId="9" w16cid:durableId="976759498">
+    <w:abstractNumId w:val="6"/>
+  </w:num>
+  <w:num w:numId="10" w16cid:durableId="2130777131">
+    <w:abstractNumId w:val="19"/>
+  </w:num>
+  <w:num w:numId="11" w16cid:durableId="367874801">
+    <w:abstractNumId w:val="21"/>
+  </w:num>
+  <w:num w:numId="12" w16cid:durableId="464348671">
+    <w:abstractNumId w:val="14"/>
+  </w:num>
+  <w:num w:numId="13" w16cid:durableId="477770748">
+    <w:abstractNumId w:val="3"/>
+  </w:num>
+  <w:num w:numId="14" w16cid:durableId="1614633500">
+    <w:abstractNumId w:val="9"/>
+  </w:num>
+  <w:num w:numId="15" w16cid:durableId="256866105">
     <w:abstractNumId w:val="5"/>
   </w:num>
-  <w:num w:numId="3" w16cid:durableId="913441275">
-    <w:abstractNumId w:val="22"/>
+  <w:num w:numId="16" w16cid:durableId="1978995735">
+    <w:abstractNumId w:val="20"/>
   </w:num>
-  <w:num w:numId="4" w16cid:durableId="1444224962">
-    <w:abstractNumId w:val="40"/>
+  <w:num w:numId="17" w16cid:durableId="391537585">
+    <w:abstractNumId w:val="17"/>
   </w:num>
-  <w:num w:numId="5" w16cid:durableId="2010792120">
-    <w:abstractNumId w:val="3"/>
+  <w:num w:numId="18" w16cid:durableId="171262731">
+    <w:abstractNumId w:val="15"/>
   </w:num>
-  <w:num w:numId="6" w16cid:durableId="1491753444">
-    <w:abstractNumId w:val="29"/>
+  <w:num w:numId="19" w16cid:durableId="2004433652">
+    <w:abstractNumId w:val="18"/>
   </w:num>
-  <w:num w:numId="7" w16cid:durableId="1580749092">
-    <w:abstractNumId w:val="2"/>
+  <w:num w:numId="20" w16cid:durableId="989866387">
+    <w:abstractNumId w:val="8"/>
   </w:num>
-  <w:num w:numId="8" w16cid:durableId="31348372">
-    <w:abstractNumId w:val="23"/>
-  </w:num>
-  <w:num w:numId="9" w16cid:durableId="857279920">
-    <w:abstractNumId w:val="9"/>
-  </w:num>
-  <w:num w:numId="10" w16cid:durableId="1186795316">
-    <w:abstractNumId w:val="30"/>
-  </w:num>
-  <w:num w:numId="11" w16cid:durableId="1238632176">
-    <w:abstractNumId w:val="37"/>
-  </w:num>
-  <w:num w:numId="12" w16cid:durableId="1034040438">
-    <w:abstractNumId w:val="32"/>
-  </w:num>
-  <w:num w:numId="13" w16cid:durableId="350376771">
-    <w:abstractNumId w:val="47"/>
-  </w:num>
-  <w:num w:numId="14" w16cid:durableId="419646820">
-    <w:abstractNumId w:val="14"/>
-  </w:num>
-  <w:num w:numId="15" w16cid:durableId="976759498">
-    <w:abstractNumId w:val="7"/>
-  </w:num>
-  <w:num w:numId="16" w16cid:durableId="2130777131">
-    <w:abstractNumId w:val="39"/>
-  </w:num>
-  <w:num w:numId="17" w16cid:durableId="159202360">
-    <w:abstractNumId w:val="19"/>
-  </w:num>
-  <w:num w:numId="18" w16cid:durableId="100997829">
+  <w:num w:numId="21" w16cid:durableId="182285306">
     <w:abstractNumId w:val="0"/>
   </w:num>
-  <w:num w:numId="19" w16cid:durableId="98180613">
-    <w:abstractNumId w:val="20"/>
-  </w:num>
-  <w:num w:numId="20" w16cid:durableId="367874801">
-    <w:abstractNumId w:val="43"/>
-  </w:num>
-  <w:num w:numId="21" w16cid:durableId="2116821526">
-    <w:abstractNumId w:val="18"/>
-  </w:num>
-  <w:num w:numId="22" w16cid:durableId="666202850">
-    <w:abstractNumId w:val="8"/>
-  </w:num>
-  <w:num w:numId="23" w16cid:durableId="464348671">
-    <w:abstractNumId w:val="26"/>
-  </w:num>
-  <w:num w:numId="24" w16cid:durableId="477770748">
-    <w:abstractNumId w:val="4"/>
-  </w:num>
-  <w:num w:numId="25" w16cid:durableId="136993431">
-    <w:abstractNumId w:val="24"/>
-  </w:num>
-  <w:num w:numId="26" w16cid:durableId="1614633500">
-    <w:abstractNumId w:val="16"/>
-  </w:num>
-  <w:num w:numId="27" w16cid:durableId="256866105">
-    <w:abstractNumId w:val="6"/>
-  </w:num>
-  <w:num w:numId="28" w16cid:durableId="1978995735">
-    <w:abstractNumId w:val="42"/>
-  </w:num>
-  <w:num w:numId="29" w16cid:durableId="391537585">
-    <w:abstractNumId w:val="34"/>
-  </w:num>
-  <w:num w:numId="30" w16cid:durableId="171262731">
-    <w:abstractNumId w:val="28"/>
-  </w:num>
-  <w:num w:numId="31" w16cid:durableId="2004433652">
-    <w:abstractNumId w:val="35"/>
-  </w:num>
-  <w:num w:numId="32" w16cid:durableId="62259511">
-    <w:abstractNumId w:val="33"/>
-  </w:num>
-  <w:num w:numId="33" w16cid:durableId="1242911787">
-    <w:abstractNumId w:val="36"/>
-  </w:num>
-  <w:num w:numId="34" w16cid:durableId="618343787">
-    <w:abstractNumId w:val="41"/>
-  </w:num>
-  <w:num w:numId="35" w16cid:durableId="1714770810">
-    <w:abstractNumId w:val="13"/>
-  </w:num>
-  <w:num w:numId="36" w16cid:durableId="1550805593">
+  <w:num w:numId="22" w16cid:durableId="1507017259">
     <w:abstractNumId w:val="10"/>
   </w:num>
-  <w:num w:numId="37" w16cid:durableId="1424110335">
-    <w:abstractNumId w:val="46"/>
-  </w:num>
-  <w:num w:numId="38" w16cid:durableId="1074860323">
-    <w:abstractNumId w:val="17"/>
-  </w:num>
-  <w:num w:numId="39" w16cid:durableId="1310329995">
-    <w:abstractNumId w:val="21"/>
-  </w:num>
-  <w:num w:numId="40" w16cid:durableId="2026055974">
-    <w:abstractNumId w:val="44"/>
-  </w:num>
-  <w:num w:numId="41" w16cid:durableId="556479101">
-    <w:abstractNumId w:val="12"/>
-  </w:num>
-  <w:num w:numId="42" w16cid:durableId="672300086">
-    <w:abstractNumId w:val="45"/>
-  </w:num>
-  <w:num w:numId="43" w16cid:durableId="2071725854">
-    <w:abstractNumId w:val="31"/>
-  </w:num>
-  <w:num w:numId="44" w16cid:durableId="1875271154">
-    <w:abstractNumId w:val="38"/>
-  </w:num>
-  <w:num w:numId="45" w16cid:durableId="519514779">
-    <w:abstractNumId w:val="27"/>
-  </w:num>
-  <w:num w:numId="46" w16cid:durableId="554852039">
-    <w:abstractNumId w:val="11"/>
-  </w:num>
-  <w:num w:numId="47" w16cid:durableId="1366252209">
-    <w:abstractNumId w:val="1"/>
-  </w:num>
-  <w:num w:numId="48" w16cid:durableId="989866387">
-    <w:abstractNumId w:val="15"/>
-  </w:num>
-  <w:numIdMacAtCleanup w:val="8"/>
+  <w:numIdMacAtCleanup w:val="22"/>
 </w:numbering>
 </file>
 
